--- a/docs/系统部署手册.docx
+++ b/docs/系统部署手册.docx
@@ -40,7 +40,7 @@
           <w:color w:val="333333"/>
           <w:sz w:val="22"/>
         </w:rPr>
-        <w:t>版本：V1.5　|　适用系统：“潭合同”台账管理系统　|　编制：系统管理员　|　修订：2026-10-12</w:t>
+        <w:t>版本：V1.8.5　|　适用系统：“潭合同”台账管理系统　|　编制：系统管理员　|　修订：2026-10-13</w:t>
       </w:r>
     </w:p>
     <w:p>
@@ -87,7 +87,7 @@
           <w:color w:val="1F4D78"/>
           <w:sz w:val="21"/>
         </w:rPr>
-        <w:t>v1~v30</w:t>
+        <w:t>v1~v32</w:t>
       </w:r>
       <w:r>
         <w:rPr>
@@ -115,6 +115,142 @@
           <w:sz w:val="21"/>
         </w:rPr>
         <w:t>；补充《备份恢复操作规程》、会话密钥与登录防护配置说明，更新目录结构与常用命令速查。</w:t>
+      </w:r>
+    </w:p>
+    <w:p>
+      <w:pPr>
+        <w:spacing w:before="80" w:after="160"/>
+        <w:ind w:left="170" w:right="170"/>
+        <w:shd w:val="clear" w:color="auto" w:fill="EAF3FB"/>
+        <w:pBdr>
+          <w:left w:val="single" w:sz="14" w:space="4" w:color="1E90FF"/>
+        </w:pBdr>
+      </w:pPr>
+      <w:r>
+        <w:rPr>
+          <w:rFonts w:ascii="Calibri" w:hAnsi="Calibri" w:eastAsia="微软雅黑"/>
+          <w:b/>
+          <w:color w:val="1F4D78"/>
+          <w:sz w:val="21"/>
+        </w:rPr>
+        <w:t>V1.8.5 修订（2026-10-13）</w:t>
+      </w:r>
+      <w:r>
+        <w:rPr>
+          <w:rFonts w:ascii="Calibri" w:hAnsi="Calibri" w:eastAsia="微软雅黑"/>
+          <w:b w:val="0"/>
+          <w:color w:val="1F4D78"/>
+          <w:sz w:val="21"/>
+        </w:rPr>
+        <w:t>：</w:t>
+      </w:r>
+      <w:r>
+        <w:rPr>
+          <w:rFonts w:ascii="Calibri" w:hAnsi="Calibri" w:eastAsia="微软雅黑"/>
+          <w:b/>
+          <w:color w:val="1F4D78"/>
+          <w:sz w:val="21"/>
+        </w:rPr>
+        <w:t>新增 5.4 节「发版（升级）检查单」</w:t>
+      </w:r>
+      <w:r>
+        <w:rPr>
+          <w:rFonts w:ascii="Calibri" w:hAnsi="Calibri" w:eastAsia="微软雅黑"/>
+          <w:b w:val="0"/>
+          <w:color w:val="1F4D78"/>
+          <w:sz w:val="21"/>
+        </w:rPr>
+        <w:t>——升级前/执行/升级后三段式自查表，含数据库备份、</w:t>
+      </w:r>
+      <w:r>
+        <w:rPr>
+          <w:rFonts w:ascii="Consolas" w:hAnsi="Consolas" w:eastAsia="微软雅黑"/>
+          <w:b w:val="0"/>
+          <w:color w:val="1F4D78"/>
+          <w:sz w:val="20"/>
+        </w:rPr>
+        <w:t>py_compile</w:t>
+      </w:r>
+      <w:r>
+        <w:rPr>
+          <w:rFonts w:ascii="Calibri" w:hAnsi="Calibri" w:eastAsia="微软雅黑"/>
+          <w:b w:val="0"/>
+          <w:color w:val="1F4D78"/>
+          <w:sz w:val="21"/>
+        </w:rPr>
+        <w:t xml:space="preserve"> 语法自检、</w:t>
+      </w:r>
+      <w:r>
+        <w:rPr>
+          <w:rFonts w:ascii="Consolas" w:hAnsi="Consolas" w:eastAsia="微软雅黑"/>
+          <w:b w:val="0"/>
+          <w:color w:val="1F4D78"/>
+          <w:sz w:val="20"/>
+        </w:rPr>
+        <w:t>[MIGRATE]</w:t>
+      </w:r>
+      <w:r>
+        <w:rPr>
+          <w:rFonts w:ascii="Calibri" w:hAnsi="Calibri" w:eastAsia="微软雅黑"/>
+          <w:b w:val="0"/>
+          <w:color w:val="1F4D78"/>
+          <w:sz w:val="21"/>
+        </w:rPr>
+        <w:t xml:space="preserve"> 迁移日志与 </w:t>
+      </w:r>
+      <w:r>
+        <w:rPr>
+          <w:rFonts w:ascii="Consolas" w:hAnsi="Consolas" w:eastAsia="微软雅黑"/>
+          <w:b w:val="0"/>
+          <w:color w:val="1F4D78"/>
+          <w:sz w:val="20"/>
+        </w:rPr>
+        <w:t>PRAGMA foreign_key_check</w:t>
+      </w:r>
+      <w:r>
+        <w:rPr>
+          <w:rFonts w:ascii="Calibri" w:hAnsi="Calibri" w:eastAsia="微软雅黑"/>
+          <w:b w:val="0"/>
+          <w:color w:val="1F4D78"/>
+          <w:sz w:val="21"/>
+        </w:rPr>
+        <w:t xml:space="preserve"> 核对，以及</w:t>
+      </w:r>
+      <w:r>
+        <w:rPr>
+          <w:rFonts w:ascii="Calibri" w:hAnsi="Calibri" w:eastAsia="微软雅黑"/>
+          <w:b/>
+          <w:color w:val="1F4D78"/>
+          <w:sz w:val="21"/>
+        </w:rPr>
+        <w:t>发版必跑的前端逐视图冒烟脚本 `tools/browser_smoke.mjs`</w:t>
+      </w:r>
+      <w:r>
+        <w:rPr>
+          <w:rFonts w:ascii="Calibri" w:hAnsi="Calibri" w:eastAsia="微软雅黑"/>
+          <w:b w:val="0"/>
+          <w:color w:val="1F4D78"/>
+          <w:sz w:val="21"/>
+        </w:rPr>
+        <w:t xml:space="preserve">（真实浏览器登录后逐个切换 9 个菜单视图，捕捉“整页空白/视图空白”类前端渲染故障）；同时修正 5.3 节的 schema 版本口径至 </w:t>
+      </w:r>
+      <w:r>
+        <w:rPr>
+          <w:rFonts w:ascii="Calibri" w:hAnsi="Calibri" w:eastAsia="微软雅黑"/>
+          <w:b/>
+          <w:color w:val="1F4D78"/>
+          <w:sz w:val="21"/>
+        </w:rPr>
+        <w:t>v32</w:t>
+      </w:r>
+      <w:r>
+        <w:rPr>
+          <w:rFonts w:ascii="Calibri" w:hAnsi="Calibri" w:eastAsia="微软雅黑"/>
+          <w:b w:val="0"/>
+          <w:color w:val="1F4D78"/>
+          <w:sz w:val="21"/>
+        </w:rPr>
+        <w:t>，并在 7.1、9.4 与附录 C 增加冒烟脚本的交叉引用。</w:t>
       </w:r>
     </w:p>
     <w:p>
@@ -1048,7 +1184,7 @@
                 <w:color w:val="333333"/>
                 <w:sz w:val="21"/>
               </w:rPr>
-              <w:t>Flask 主程序（约 295KB），全部后端逻辑与版本化迁移</w:t>
+              <w:t>Flask 主程序（约 318KB），全部后端逻辑与版本化迁移</w:t>
             </w:r>
           </w:p>
         </w:tc>
@@ -1271,6 +1407,92 @@
                 <w:sz w:val="21"/>
               </w:rPr>
               <w:t>完整单页应用，含全部 CSS/JS</w:t>
+            </w:r>
+          </w:p>
+        </w:tc>
+      </w:tr>
+      <w:tr>
+        <w:tc>
+          <w:tcPr>
+            <w:tcW w:type="dxa" w:w="2608"/>
+          </w:tcPr>
+          <w:p>
+            <w:pPr>
+              <w:spacing w:after="40" w:before="40"/>
+            </w:pPr>
+            <w:r>
+              <w:rPr>
+                <w:rFonts w:ascii="Consolas" w:hAnsi="Consolas" w:eastAsia="微软雅黑"/>
+                <w:b w:val="0"/>
+                <w:color w:val="333333"/>
+                <w:sz w:val="20"/>
+              </w:rPr>
+              <w:t>tools/browser_smoke.mjs</w:t>
+            </w:r>
+          </w:p>
+        </w:tc>
+        <w:tc>
+          <w:tcPr>
+            <w:tcW w:type="dxa" w:w="1814"/>
+          </w:tcPr>
+          <w:p>
+            <w:pPr>
+              <w:spacing w:after="40" w:before="40"/>
+            </w:pPr>
+            <w:r>
+              <w:rPr>
+                <w:rFonts w:ascii="Calibri" w:hAnsi="Calibri" w:eastAsia="微软雅黑"/>
+                <w:b w:val="0"/>
+                <w:color w:val="333333"/>
+                <w:sz w:val="21"/>
+              </w:rPr>
+              <w:t>测试脚本</w:t>
+            </w:r>
+          </w:p>
+        </w:tc>
+        <w:tc>
+          <w:tcPr>
+            <w:tcW w:type="dxa" w:w="5216"/>
+          </w:tcPr>
+          <w:p>
+            <w:pPr>
+              <w:spacing w:after="40" w:before="40"/>
+            </w:pPr>
+            <w:r>
+              <w:rPr>
+                <w:rFonts w:ascii="Calibri" w:hAnsi="Calibri" w:eastAsia="微软雅黑"/>
+                <w:b/>
+                <w:color w:val="333333"/>
+                <w:sz w:val="21"/>
+              </w:rPr>
+              <w:t>前端逐视图冒烟脚本</w:t>
+            </w:r>
+            <w:r>
+              <w:rPr>
+                <w:rFonts w:ascii="Calibri" w:hAnsi="Calibri" w:eastAsia="微软雅黑"/>
+                <w:b w:val="0"/>
+                <w:color w:val="333333"/>
+                <w:sz w:val="21"/>
+              </w:rPr>
+              <w:t xml:space="preserve">（发版必跑，见 5.4 节；依赖 Node.js 与 </w:t>
+            </w:r>
+            <w:r>
+              <w:rPr>
+                <w:rFonts w:ascii="Consolas" w:hAnsi="Consolas" w:eastAsia="微软雅黑"/>
+                <w:b w:val="0"/>
+                <w:color w:val="333333"/>
+                <w:sz w:val="20"/>
+              </w:rPr>
+              <w:t>playwright-core</w:t>
+            </w:r>
+            <w:r>
+              <w:rPr>
+                <w:rFonts w:ascii="Calibri" w:hAnsi="Calibri" w:eastAsia="微软雅黑"/>
+                <w:b w:val="0"/>
+                <w:color w:val="333333"/>
+                <w:sz w:val="21"/>
+              </w:rPr>
+              <w:t>）</w:t>
             </w:r>
           </w:p>
         </w:tc>
@@ -1869,7 +2091,25 @@
                 <w:color w:val="333333"/>
                 <w:sz w:val="21"/>
               </w:rPr>
-              <w:t>部署手册、操作手册、评审建议、提升实施方案、开发文档、A-01~A-08 治理文档、数据库完整性规范化修改内容及 docx 版本</w:t>
+              <w:t>部署手册（含麒麟 V10 版）、用户操作手册、系统开发文档、数据字典表、A-06/A-07 治理文档、第三方许可清单、测试报告（</w:t>
+            </w:r>
+            <w:r>
+              <w:rPr>
+                <w:rFonts w:ascii="Consolas" w:hAnsi="Consolas" w:eastAsia="微软雅黑"/>
+                <w:b w:val="0"/>
+                <w:color w:val="333333"/>
+                <w:sz w:val="20"/>
+              </w:rPr>
+              <w:t>test_reports/</w:t>
+            </w:r>
+            <w:r>
+              <w:rPr>
+                <w:rFonts w:ascii="Calibri" w:hAnsi="Calibri" w:eastAsia="微软雅黑"/>
+                <w:b w:val="0"/>
+                <w:color w:val="333333"/>
+                <w:sz w:val="21"/>
+              </w:rPr>
+              <w:t>）及 docx 版本</w:t>
             </w:r>
           </w:p>
         </w:tc>
@@ -6011,7 +6251,7 @@
           <w:color w:val="1F4D78"/>
           <w:sz w:val="20"/>
         </w:rPr>
-        <w:t>| V1.0 | 初始版本（当前运行版） |</w:t>
+        <w:t>| **V1.8.5（2026-10-13，当前运行版）** | **通用能力补齐（迁移 v32）**：① 会话空闲超时（默认 30 分钟，可在系统设置调整，超时返回 `SESSION_EXPIRED`）；② 附件在线预览（`?preview=1`，图片/PDF 弹窗内预览）；③ 密码与登录策略（新建用户/重置密码后首次登录强制改密、口令强度校验、连续 5 次错误锁定 15 分钟）；④ 导入校验结果导出（`.xlsx`：原始表头 + 校验结果 + 问题说明）。**发版请按 5.4 节检查单执行** |</w:t>
       </w:r>
       <w:r>
         <w:br/>
@@ -6022,7 +6262,7 @@
           <w:color w:val="1F4D78"/>
           <w:sz w:val="20"/>
         </w:rPr>
-        <w:t>| **V1.5（2026-10-10，当前运行版）** | 新增「短信提醒」功能（迁移 **v20~v24**：短信配置项、`sms_templates`、`sms_logs`、合同「短信提醒」开关列、短信超时项）；新增左侧「短信记录」菜单与合同内「短信提醒」按钮；系统设置新增「短信提醒设置」「短信模板」；新增资产合同「打印为PDF」；部门名称显示简化；**停用 Excel 导入路径**（`data/合同台账.xlsx` 已删除） |</w:t>
+        <w:t>| V1.8~V1.8.4（2026-10-12/13） | 缺陷修复与数据治理：改合同编号报 500（D-12，迁移 v31 外键改 `ON UPDATE CASCADE` + 接口层禁止改号）、接口层日期/金额/枚举校验（D-9/D-10/D-11）、短信“假成功”返回口径（D-13）、资产现状图片仅接受图片（D-16）、`/api/config` 补 SecretKey 掩码回显（D-17）；用户按通讯录批量导入（V1.8）；移除废弃「短信签名」输入框（V1.7.2）；界面金额单位标注与登录页版本号修正 |</w:t>
       </w:r>
       <w:r>
         <w:br/>
@@ -6033,7 +6273,7 @@
           <w:color w:val="1F4D78"/>
           <w:sz w:val="20"/>
         </w:rPr>
-        <w:t>| V1.1（计划） | 合同状态字段、财务勾稽校验、敏感操作留痕等，详见《系统功能提升实施方案》 |</w:t>
+        <w:t>| V1.5（2026-10-10） | 新增「短信提醒」功能（迁移 **v20~v24**：短信配置项、`sms_templates`、`sms_logs`、合同「短信提醒」开关列、短信超时项）；新增左侧「短信记录」菜单与合同内「短信提醒」按钮；系统设置新增「短信提醒设置」「短信模板」；新增资产合同「打印为PDF」；部门名称显示简化；**停用 Excel 导入路径**（`data/合同台账.xlsx` 已删除） |</w:t>
       </w:r>
       <w:r>
         <w:br/>
@@ -6044,6 +6284,28 @@
           <w:color w:val="1F4D78"/>
           <w:sz w:val="20"/>
         </w:rPr>
+        <w:t>| V1.0 | 初始版本 |</w:t>
+      </w:r>
+      <w:r>
+        <w:br/>
+      </w:r>
+      <w:r>
+        <w:rPr>
+          <w:rFonts w:ascii="Consolas" w:hAnsi="Consolas" w:eastAsia="微软雅黑"/>
+          <w:color w:val="1F4D78"/>
+          <w:sz w:val="20"/>
+        </w:rPr>
+        <w:t>| V1.1（计划） | 合同状态字段、财务勾稽校验、敏感操作留痕等（原《系统功能提升实施方案》已随开发过程文件归档，需求以开发文档版本表为准） |</w:t>
+      </w:r>
+      <w:r>
+        <w:br/>
+      </w:r>
+      <w:r>
+        <w:rPr>
+          <w:rFonts w:ascii="Consolas" w:hAnsi="Consolas" w:eastAsia="微软雅黑"/>
+          <w:color w:val="1F4D78"/>
+          <w:sz w:val="20"/>
+        </w:rPr>
         <w:t>| V1.2（计划） | 密码加固、登录防护、会话密钥环境变量、提醒主动触达等 |</w:t>
       </w:r>
       <w:r>
@@ -6065,7 +6327,7 @@
           <w:color w:val="1F4D78"/>
           <w:sz w:val="20"/>
         </w:rPr>
-        <w:t>&gt; **当前已交付版本（2026-10-10）**：数据库结构版本 `schema_version` 已到 **v24**（v12 新增资产租金收缴表、v13 删除资产合同旧租金列、v14 列改名、v15 删除合同级缴款方式、v16/v17 收缴表缴款方式枚举化与默认值、v18 统计索引、v19 用户电话、**v20 短信配置项、v21 `sms_templates`、v22 `sms_logs`、v23 合同「短信提醒」开关列、v24 短信超时项**）。这些迁移随应用启动**自动、幂等**执行，无需人工干预；升级前请确认已备份 `data/合同台账.db`（应用每次写库也会自动生成写前备份）。**新增短信功能不需要安装任何额外依赖**，但需要按 2.2 节开通到短信平台的网络策略。</w:t>
+        <w:t>&gt; **当前已交付版本（2026-10-13，V1.8.5）**：数据库结构版本 `schema_version` 已到 **v32**（v12 新增资产租金收缴表、v13 删除资产合同旧租金列、v14 列改名、v15 删除合同级缴款方式、v16/v17 收缴表缴款方式枚举化与默认值、v18 统计索引、v19 用户电话、v20 短信配置项、v21 `sms_templates`、v22 `sms_logs`、v23 合同「短信提醒」开关列、v24 短信超时项、v25 短信平台使用规范配置、v26 资产合同主键改为 6 位 TEXT 合同编号、v27 清理部门表历史残留行、v28 项目合同附件表改名 `attachments`→`project_attachments`、v29 短信正文末尾署名配置、v30 删除废弃配置项 `sms_sign_name`、**v31 `project_attachments` 外键改 `ON UPDATE CASCADE`（修复改编号报 500）、v32 users 追加登录与口令策略列（需改密/失败次数/锁定至）**）。这些迁移随应用启动**自动、幂等**执行，无需人工干预；升级前请确认已备份 `data/合同台账.db`（应用每次写库也会自动生成写前备份）。**V1.8.5 各项能力与短信功能均不需要安装任何额外依赖**，但短信功能需按 2.2 节开通到短信平台的网络策略。</w:t>
       </w:r>
       <w:r>
         <w:br/>
@@ -6076,7 +6338,7 @@
           <w:color w:val="1F4D78"/>
           <w:sz w:val="20"/>
         </w:rPr>
-        <w:t>&gt; 升级注意事项：① v13/v15/v17 会**重建表**（关闭外键 → 重建 → 外键校验 → 提交），升级前务必留出磁盘余量并确保无人正在写库；② v14 使用 `ALTER TABLE … RENAME COLUMN`，需 **SQLite ≥ 3.25**（用 `./venv/bin/python -c "import sqlite3;print(sqlite3.sqlite_version)"` 实测；编译器未装 `sqlite3-devel`/`libsqlite3-dev` 时该模块可能缺失或版本偏低，需补装后重新编译 Python）；③ 迁移完成后 `app.log.err` 会输出对应的 `[MIGRATE] schema_version &lt;版本&gt;: &lt;说明&gt;` 行，二次启动不再输出。</w:t>
+        <w:t>&gt; 升级注意事项：① **v13/v15/v17/v26/v31** 会**重建表**（关闭外键 → 重建 → 外键校验 → 提交；v31 另会在重建前用 `VACUUM INTO` 自动整库备份到 `backups/`），升级前务必留出磁盘余量并确保无人正在写库；② v14 使用 `ALTER TABLE … RENAME COLUMN`，需 **SQLite ≥ 3.25**（用 `./venv/bin/python -c "import sqlite3;print(sqlite3.sqlite_version)"` 实测；编译器未装 `sqlite3-devel`/`libsqlite3-dev` 时该模块可能缺失或版本偏低，需补装后重新编译 Python）；③ 迁移完成后 `app.log.err` 会输出对应的 `[MIGRATE] schema_version &lt;版本&gt;: &lt;说明&gt;` 行，二次启动不再输出。</w:t>
       </w:r>
       <w:r>
         <w:br/>
@@ -6151,7 +6413,7 @@
           <w:color w:val="1F4D78"/>
           <w:sz w:val="20"/>
         </w:rPr>
-        <w:t>- `app.py` 启动时 `init_db()` 自动调用 `_run_versioned_migrations()`，按版本号依次执行未应用的迁移（MIGRATIONS 当前 **v1~v24**，含资产合同台账、字段级变更日志、资产租金收缴表、删列/改名/枚举化与统计索引、**短信配置项与 `sms_templates`/`sms_logs` 两表、合同「短信提醒」开关列**等结构变更），迁移事务包裹，失败自动回滚；其中 v13/v15/v17 因需重建被外键引用的表，标记为 `own_transaction`（自行关闭外键并管理事务，提交前执行 `PRAGMA foreign_key_check`）；v19~v24 为纯新增（建表/加列/加配置），无重建、无需 `own_transaction`；</w:t>
+        <w:t>- `app.py` 启动时 `init_db()` 自动调用 `_run_versioned_migrations()`，按版本号依次执行未应用的迁移（MIGRATIONS 当前 **v1~v32**，含资产合同台账、字段级变更日志、资产租金收缴表、删列/改名/枚举化与统计索引、**短信配置项与 `sms_templates`/`sms_logs` 两表、合同「短信提醒」开关列**、附件表改名、**users 登录与口令策略列**等结构变更），迁移事务包裹，失败自动回滚；其中 **v13/v15/v17/v26/v31** 因需重建被外键引用的表，标记为 `own_transaction`（自行关闭外键并管理事务，提交前执行 `PRAGMA foreign_key_check`）；v19~v25、v27~v30、v32 为纯新增/改名（建表/加列/加配置/删废弃配置），无重建、无需 `own_transaction`；</w:t>
       </w:r>
       <w:r>
         <w:br/>
@@ -6216,7 +6478,7 @@
           <w:color w:val="1F4D78"/>
           <w:sz w:val="20"/>
         </w:rPr>
-        <w:t>## 六、服务器迁移</w:t>
+        <w:t>### 5.4 发版（升级）检查单</w:t>
       </w:r>
       <w:r>
         <w:br/>
@@ -6237,7 +6499,7 @@
           <w:color w:val="1F4D78"/>
           <w:sz w:val="20"/>
         </w:rPr>
-        <w:t>### 6.1 迁移内容</w:t>
+        <w:t>&gt; 本检查单用于**每次发版/升级**按序自查。全部通过方可认为发版成功；任一项不通过且无法快速定位时，按 4.7 节回滚。</w:t>
       </w:r>
       <w:r>
         <w:br/>
@@ -6248,6 +6510,7 @@
           <w:color w:val="1F4D78"/>
           <w:sz w:val="20"/>
         </w:rPr>
+        <w:t>&gt; 下列命令均在**项目根目录**（`app.py` 所在目录）执行；Windows 与 Linux 命令不同处已分别标注。</w:t>
       </w:r>
       <w:r>
         <w:br/>
@@ -6258,7 +6521,6 @@
           <w:color w:val="1F4D78"/>
           <w:sz w:val="20"/>
         </w:rPr>
-        <w:t>| 必须迁移 | 说明 |</w:t>
       </w:r>
       <w:r>
         <w:br/>
@@ -6269,7 +6531,7 @@
           <w:color w:val="1F4D78"/>
           <w:sz w:val="20"/>
         </w:rPr>
-        <w:t>|----------|------|</w:t>
+        <w:t>**A. 升级前（发版准备）**</w:t>
       </w:r>
       <w:r>
         <w:br/>
@@ -6280,7 +6542,6 @@
           <w:color w:val="1F4D78"/>
           <w:sz w:val="20"/>
         </w:rPr>
-        <w:t>| `data/` | 数据库、Excel 工作簿、附件文件 |</w:t>
       </w:r>
       <w:r>
         <w:br/>
@@ -6291,7 +6552,7 @@
           <w:color w:val="1F4D78"/>
           <w:sz w:val="20"/>
         </w:rPr>
-        <w:t>| `templates/index.html` | 前端（如版本相同） |</w:t>
+        <w:t>| # | 检查项 | 命令 / 方法 | 通过标准 |</w:t>
       </w:r>
       <w:r>
         <w:br/>
@@ -6302,7 +6563,7 @@
           <w:color w:val="1F4D78"/>
           <w:sz w:val="20"/>
         </w:rPr>
-        <w:t>| `app.py`、`requirements.txt` | 后端程序 |</w:t>
+        <w:t>|---|--------|-------------|----------|</w:t>
       </w:r>
       <w:r>
         <w:br/>
@@ -6313,7 +6574,7 @@
           <w:color w:val="1F4D78"/>
           <w:sz w:val="20"/>
         </w:rPr>
-        <w:t>| `static/` | LOGO 与本地化前端资源 |</w:t>
+        <w:t>| A1 | 代码已提交 | `git status --short` | 无未提交改动（或有改动但已确认、可回滚） |</w:t>
       </w:r>
       <w:r>
         <w:br/>
@@ -6324,6 +6585,7 @@
           <w:color w:val="1F4D78"/>
           <w:sz w:val="20"/>
         </w:rPr>
+        <w:t>| A2 | 记录当前版本 | `git log --oneline -1`，并记录界面右下角版本号 | 已记录提交号与界面版本号，便于回滚与比对 |</w:t>
       </w:r>
       <w:r>
         <w:br/>
@@ -6334,7 +6596,7 @@
           <w:color w:val="1F4D78"/>
           <w:sz w:val="20"/>
         </w:rPr>
-        <w:t>### 6.2 迁移步骤</w:t>
+        <w:t>| A3 | 备份生产库 | **先停服务**，再 `copy data\合同台账.db backups\合同台账_发版前_YYYYMMDD_HHMMSS.db`（Linux：`cp`） | `backups/` 生成发版前快照 |</w:t>
       </w:r>
       <w:r>
         <w:br/>
@@ -6345,6 +6607,7 @@
           <w:color w:val="1F4D78"/>
           <w:sz w:val="20"/>
         </w:rPr>
+        <w:t>| A4 | 备份附件 | 连同 `data/` 下附件目录一并备份（或整目录备份 `data/`） | 数据库与附件同时有备份 |</w:t>
       </w:r>
       <w:r>
         <w:br/>
@@ -6355,7 +6618,7 @@
           <w:color w:val="1F4D78"/>
           <w:sz w:val="20"/>
         </w:rPr>
-        <w:t>1. 在旧服务器停止服务并做最终备份；</w:t>
+        <w:t>| A5 | 语法自检 | `python -m py_compile app.py contract_no.py` | 退出码 0（服务器为 Python 3.8，见 9.4 节） |</w:t>
       </w:r>
       <w:r>
         <w:br/>
@@ -6366,7 +6629,7 @@
           <w:color w:val="1F4D78"/>
           <w:sz w:val="20"/>
         </w:rPr>
-        <w:t>2. 将 `data/`、`templates/`、`static/`、`app.py`、`requirements.txt` 拷贝至新服务器；</w:t>
+        <w:t>| A6 | 依赖无新增 | 对比 `requirements.txt` | 无新增依赖，或已执行 `pip install -r requirements.txt` |</w:t>
       </w:r>
       <w:r>
         <w:br/>
@@ -6377,7 +6640,7 @@
           <w:color w:val="1F4D78"/>
           <w:sz w:val="20"/>
         </w:rPr>
-        <w:t>3. 新服务器按第 3 章 3.2/3.3 安装环境与依赖（**保留 `data/合同台账.db`，不要删除**，跳过 Excel 迁移）；</w:t>
+        <w:t>| A7 | 短信开关确认 | “系统设置 → 短信提醒设置”查看短信总开关 | 与发版前一致；**测试环境务必关闭，避免误发真实短信** |</w:t>
       </w:r>
       <w:r>
         <w:br/>
@@ -6388,7 +6651,6 @@
           <w:color w:val="1F4D78"/>
           <w:sz w:val="20"/>
         </w:rPr>
-        <w:t>4. 启动并验证：合同总数、用户数、部门数、附件数与旧服务器一致；</w:t>
       </w:r>
       <w:r>
         <w:br/>
@@ -6399,7 +6661,7 @@
           <w:color w:val="1F4D78"/>
           <w:sz w:val="20"/>
         </w:rPr>
-        <w:t>5. 修改网络配置（防火墙、DNS、反向代理）后切换用户访问。</w:t>
+        <w:t>**B. 升级执行**</w:t>
       </w:r>
       <w:r>
         <w:br/>
@@ -6420,7 +6682,7 @@
           <w:color w:val="1F4D78"/>
           <w:sz w:val="20"/>
         </w:rPr>
-        <w:t>&gt; 迁移后请立即验证管理员登录、合同列表、统计图表、提醒、附件下载、日志查询六大功能。</w:t>
+        <w:t>| # | 检查项 | 命令 / 方法 | 通过标准 |</w:t>
       </w:r>
       <w:r>
         <w:br/>
@@ -6431,6 +6693,7 @@
           <w:color w:val="1F4D78"/>
           <w:sz w:val="20"/>
         </w:rPr>
+        <w:t>|---|--------|-------------|----------|</w:t>
       </w:r>
       <w:r>
         <w:br/>
@@ -6441,7 +6704,7 @@
           <w:color w:val="1F4D78"/>
           <w:sz w:val="20"/>
         </w:rPr>
-        <w:t>## 七、日常运维与故障排查</w:t>
+        <w:t>| B1 | 停止服务 | Windows：结束 `python app.py`；Linux：`systemctl stop contract-manager` | 5000 端口无监听 |</w:t>
       </w:r>
       <w:r>
         <w:br/>
@@ -6452,6 +6715,7 @@
           <w:color w:val="1F4D78"/>
           <w:sz w:val="20"/>
         </w:rPr>
+        <w:t>| B2 | 覆盖程序文件 | 更新 `app.py`、`contract_no.py`、`templates/`、`static/`、`tools/`；**不要覆盖 `data/`、`backups/`** | 文件时间戳为新版本 |</w:t>
       </w:r>
       <w:r>
         <w:br/>
@@ -6462,7 +6726,7 @@
           <w:color w:val="1F4D78"/>
           <w:sz w:val="20"/>
         </w:rPr>
-        <w:t>### 7.1 日常巡检清单</w:t>
+        <w:t>| B3 | 启动服务 | `python app.py` | 启动输出无异常 |</w:t>
       </w:r>
       <w:r>
         <w:br/>
@@ -6473,6 +6737,7 @@
           <w:color w:val="1F4D78"/>
           <w:sz w:val="20"/>
         </w:rPr>
+        <w:t>| B4 | 迁移日志核对 | 查看 `app.log.err` 中的 `[MIGRATE] schema_version &lt;版本&gt;: &lt;说明&gt;` 行 | 新版本迁移各出现一次；**二次启动不再输出**（幂等） |</w:t>
       </w:r>
       <w:r>
         <w:br/>
@@ -6483,7 +6748,7 @@
           <w:color w:val="1F4D78"/>
           <w:sz w:val="20"/>
         </w:rPr>
-        <w:t>| 频率 | 检查项 | 标准 |</w:t>
+        <w:t>| B5 | 库结构版本核对 | `sqlite3 "data/合同台账.db" "SELECT version, applied_at, description FROM schema_version ORDER BY CAST(SUBSTR(version,2) AS INTEGER);"` | 版本行数正确、无缺失 |</w:t>
       </w:r>
       <w:r>
         <w:br/>
@@ -6494,7 +6759,7 @@
           <w:color w:val="1F4D78"/>
           <w:sz w:val="20"/>
         </w:rPr>
-        <w:t>|------|--------|------|</w:t>
+        <w:t>| B6 | 外键完整性 | `sqlite3 "data/合同台账.db" "PRAGMA foreign_key_check;"` | **无输出** |</w:t>
       </w:r>
       <w:r>
         <w:br/>
@@ -6505,7 +6770,6 @@
           <w:color w:val="1F4D78"/>
           <w:sz w:val="20"/>
         </w:rPr>
-        <w:t>| 每日 | 系统是否可登录访问 | 登录页正常打开 |</w:t>
       </w:r>
       <w:r>
         <w:br/>
@@ -6516,7 +6780,7 @@
           <w:color w:val="1F4D78"/>
           <w:sz w:val="20"/>
         </w:rPr>
-        <w:t>| 每日 | 服务进程是否在运行 | `tasklist | findstr python`（Windows）或 `systemctl status contract-manager`（Linux） |</w:t>
+        <w:t>**C. 升级后验证（必做）**</w:t>
       </w:r>
       <w:r>
         <w:br/>
@@ -6527,7 +6791,6 @@
           <w:color w:val="1F4D78"/>
           <w:sz w:val="20"/>
         </w:rPr>
-        <w:t>| 每周 | 备份是否正常生成 | `backups/` 目录最近 7 天有备份文件 |</w:t>
       </w:r>
       <w:r>
         <w:br/>
@@ -6538,7 +6801,7 @@
           <w:color w:val="1F4D78"/>
           <w:sz w:val="20"/>
         </w:rPr>
-        <w:t>| 每周 | 磁盘空间 | 数据目录所在盘剩余空间 &gt; 10 GB |</w:t>
+        <w:t>| # | 检查项 | 命令 / 方法 | 通过标准 |</w:t>
       </w:r>
       <w:r>
         <w:br/>
@@ -6549,7 +6812,7 @@
           <w:color w:val="1F4D78"/>
           <w:sz w:val="20"/>
         </w:rPr>
-        <w:t>| 每月 | 日志审计抽查 | 操作日志完整、无异常操作；导出并归档上月日志 |</w:t>
+        <w:t>|---|--------|-------------|----------|</w:t>
       </w:r>
       <w:r>
         <w:br/>
@@ -6560,7 +6823,7 @@
           <w:color w:val="1F4D78"/>
           <w:sz w:val="20"/>
         </w:rPr>
-        <w:t>| 每月 | 数据异地归档 | 备份拷贝至异地存储 |</w:t>
+        <w:t>| **C1** | **前端逐视图冒烟（自动，强烈建议每版必跑）** | 见下方「C1 冒烟脚本用法」 | **退出码 0**，脚本输出 9 个视图全部 `PASS` |</w:t>
       </w:r>
       <w:r>
         <w:br/>
@@ -6571,7 +6834,7 @@
           <w:color w:val="1F4D78"/>
           <w:sz w:val="20"/>
         </w:rPr>
-        <w:t>| 每季度 | 恢复演练 | 按 4.6 节执行并登记演练记录 |</w:t>
+        <w:t>| C2 | 首页五张卡片 | 管理员登录后核对总数/总额/到期数/待收数/待收金额 | 与升级前记录一致（口径见《系统开发文档》第 5 章） |</w:t>
       </w:r>
       <w:r>
         <w:br/>
@@ -6582,6 +6845,7 @@
           <w:color w:val="1F4D78"/>
           <w:sz w:val="20"/>
         </w:rPr>
+        <w:t>| C3 | 数据权限抽样 | 用普通用户登录，抽查项目合同（按所属部门）、资产合同（按管理部门）可见范围 | 无越权可见数据 |</w:t>
       </w:r>
       <w:r>
         <w:br/>
@@ -6592,7 +6856,7 @@
           <w:color w:val="1F4D78"/>
           <w:sz w:val="20"/>
         </w:rPr>
-        <w:t>### 7.2 服务启动、停止与重启</w:t>
+        <w:t>| C4 | 附件预览与下载 | 抽查 2～3 个附件，点「预览」与「下载」 | 图片/PDF 可在弹窗内预览，下载正常 |</w:t>
       </w:r>
       <w:r>
         <w:br/>
@@ -6603,6 +6867,7 @@
           <w:color w:val="1F4D78"/>
           <w:sz w:val="20"/>
         </w:rPr>
+        <w:t>| C5 | 导入校验结果导出 | 「导入」→ 选择含错误行的文件 → 「导出校验结果」 | 生成 xlsx，含「校验结果」「问题说明」列 |</w:t>
       </w:r>
       <w:r>
         <w:br/>
@@ -6613,7 +6878,7 @@
           <w:color w:val="1F4D78"/>
           <w:sz w:val="20"/>
         </w:rPr>
-        <w:t>| 操作 | Windows | Linux（systemd） |</w:t>
+        <w:t>| C6 | 统计与提醒 | 查询统计执行一次；首页到期提醒、待收/支提醒可加载 | 数值与列表正常 |</w:t>
       </w:r>
       <w:r>
         <w:br/>
@@ -6624,7 +6889,7 @@
           <w:color w:val="1F4D78"/>
           <w:sz w:val="20"/>
         </w:rPr>
-        <w:t>|------|---------|------------------|</w:t>
+        <w:t>| C7 | 日志留痕 | 执行一次修改后查看「日志审计」与「字段变更」 | 有新日志，字段级变更可查 |</w:t>
       </w:r>
       <w:r>
         <w:br/>
@@ -6635,7 +6900,7 @@
           <w:color w:val="1F4D78"/>
           <w:sz w:val="20"/>
         </w:rPr>
-        <w:t>| 启动 | `python app.py` | `systemctl start contract-manager` |</w:t>
+        <w:t>| C8 | 备份自动生成 | 触发一次写操作 | `backups/` 新增自动备份文件 |</w:t>
       </w:r>
       <w:r>
         <w:br/>
@@ -6646,7 +6911,6 @@
           <w:color w:val="1F4D78"/>
           <w:sz w:val="20"/>
         </w:rPr>
-        <w:t>| 停止 | 任务管理器结束 python 进程 / 计划任务停止 | `systemctl stop contract-manager` |</w:t>
       </w:r>
       <w:r>
         <w:br/>
@@ -6657,7 +6921,7 @@
           <w:color w:val="1F4D78"/>
           <w:sz w:val="20"/>
         </w:rPr>
-        <w:t>| 重启 | 停止后重新启动 | `systemctl restart contract-manager` |</w:t>
+        <w:t>**C1 冒烟脚本用法（前端渲染兜底，改前端必跑）**</w:t>
       </w:r>
       <w:r>
         <w:br/>
@@ -6668,7 +6932,6 @@
           <w:color w:val="1F4D78"/>
           <w:sz w:val="20"/>
         </w:rPr>
-        <w:t>| 查看状态 | 任务管理器/任务计划程序 | `systemctl status contract-manager` |</w:t>
       </w:r>
       <w:r>
         <w:br/>
@@ -6679,6 +6942,7 @@
           <w:color w:val="1F4D78"/>
           <w:sz w:val="20"/>
         </w:rPr>
+        <w:t>```bash</w:t>
       </w:r>
       <w:r>
         <w:br/>
@@ -6689,7 +6953,7 @@
           <w:color w:val="1F4D78"/>
           <w:sz w:val="20"/>
         </w:rPr>
-        <w:t>### 7.3 常见问题排查</w:t>
+        <w:t># 项目根目录执行；被测服务需已启动（默认 http://127.0.0.1:5000）</w:t>
       </w:r>
       <w:r>
         <w:br/>
@@ -6700,6 +6964,7 @@
           <w:color w:val="1F4D78"/>
           <w:sz w:val="20"/>
         </w:rPr>
+        <w:t>node tools/browser_smoke.mjs --base http://127.0.0.1:5000</w:t>
       </w:r>
       <w:r>
         <w:br/>
@@ -6710,7 +6975,6 @@
           <w:color w:val="1F4D78"/>
           <w:sz w:val="20"/>
         </w:rPr>
-        <w:t>| 现象 | 可能原因 | 处理方法 |</w:t>
       </w:r>
       <w:r>
         <w:br/>
@@ -6721,7 +6985,7 @@
           <w:color w:val="1F4D78"/>
           <w:sz w:val="20"/>
         </w:rPr>
-        <w:t>|------|----------|----------|</w:t>
+        <w:t># 可选参数：--user admin --password 123456 --browser msedge --headed</w:t>
       </w:r>
       <w:r>
         <w:br/>
@@ -6732,216 +6996,13 @@
           <w:color w:val="1F4D78"/>
           <w:sz w:val="20"/>
         </w:rPr>
-        <w:t>| 访问 `http://localhost:5000` 无响应 | 服务未启动 / 端口被占用 | 查看启动输出；`netstat -ano \| findstr :5000` 检查端口占用 |</w:t>
-      </w:r>
-      <w:r>
-        <w:br/>
-      </w:r>
-      <w:r>
-        <w:rPr>
-          <w:rFonts w:ascii="Consolas" w:hAnsi="Consolas" w:eastAsia="微软雅黑"/>
-          <w:color w:val="1F4D78"/>
-          <w:sz w:val="20"/>
-        </w:rPr>
-        <w:t>| 启动即报 `SyntaxError: f-string expression part cannot include a backslash` | 代码里出现了 **Python 3.12 专有写法**（f-string 表达式内使用 `\uXXXX` 等反斜杠转义）；在 3.8~3.11 上会直接语法报错 | **本项目当前代码已修正，正常情况下不会再出现**。若在改代码后复现，请按 **第九章「编码约束」**把该处改写为"先取值到变量、再在 f-string 内引用变量"，然后提交前用 Python 3.8 执行 `python3.8 -m py_compile app.py contract_no.py` 自检 |</w:t>
-      </w:r>
-      <w:r>
-        <w:br/>
-      </w:r>
-      <w:r>
-        <w:rPr>
-          <w:rFonts w:ascii="Consolas" w:hAnsi="Consolas" w:eastAsia="微软雅黑"/>
-          <w:color w:val="1F4D78"/>
-          <w:sz w:val="20"/>
-        </w:rPr>
-        <w:t>| `ModuleNotFoundError: No module named 'contract_no'` | 程序包缺少 `contract_no.py`（合同编号规则模块） | 按 **1.3 节**核对程序包清单，补齐 `contract_no.py` 后重启服务 |</w:t>
-      </w:r>
-      <w:r>
-        <w:br/>
-      </w:r>
-      <w:r>
-        <w:rPr>
-          <w:rFonts w:ascii="Consolas" w:hAnsi="Consolas" w:eastAsia="微软雅黑"/>
-          <w:color w:val="1F4D78"/>
-          <w:sz w:val="20"/>
-        </w:rPr>
-        <w:t>| `No module named '_sqlite3'` 或升级时报 SQLite &lt; 3.25 | 编译 Python 时未装 `sqlite3-devel` / `libsqlite3-dev`，或系统 SQLite 过旧 | 若是自行编译的 Python：补装开发包后用 `make altinstall` 重新编译；若使用系统 Python：先升级系统 SQLite（`sqlite-devel`）。本系统要求 **SQLite ≥ 3.25** |</w:t>
-      </w:r>
-      <w:r>
-        <w:br/>
-      </w:r>
-      <w:r>
-        <w:rPr>
-          <w:rFonts w:ascii="Consolas" w:hAnsi="Consolas" w:eastAsia="微软雅黑"/>
-          <w:color w:val="1F4D78"/>
-          <w:sz w:val="20"/>
-        </w:rPr>
-        <w:t>| 报错 `ModuleNotFoundError: No module named 'flask'` | 依赖未安装 | 执行 `pip install -r requirements.txt` |</w:t>
-      </w:r>
-      <w:r>
-        <w:br/>
-      </w:r>
-      <w:r>
-        <w:rPr>
-          <w:rFonts w:ascii="Consolas" w:hAnsi="Consolas" w:eastAsia="微软雅黑"/>
-          <w:color w:val="1F4D78"/>
-          <w:sz w:val="20"/>
-        </w:rPr>
-        <w:t>| 局域网其他电脑无法访问 | 防火墙未放行 / 监听地址错误 | 执行 3.6 防火墙命令；确认 `app.py` 中 `host="0.0.0.0"` |</w:t>
-      </w:r>
-      <w:r>
-        <w:br/>
-      </w:r>
-      <w:r>
-        <w:rPr>
-          <w:rFonts w:ascii="Consolas" w:hAnsi="Consolas" w:eastAsia="微软雅黑"/>
-          <w:color w:val="1F4D78"/>
-          <w:sz w:val="20"/>
-        </w:rPr>
-        <w:t>| 登录页 LOGO 不显示（占位框） | `static/logo.jpg` 缺失或文件名错误 | 确认文件名、大小写与路径 |</w:t>
-      </w:r>
-      <w:r>
-        <w:br/>
-      </w:r>
-      <w:r>
-        <w:rPr>
-          <w:rFonts w:ascii="Consolas" w:hAnsi="Consolas" w:eastAsia="微软雅黑"/>
-          <w:color w:val="1F4D78"/>
-          <w:sz w:val="20"/>
-        </w:rPr>
-        <w:t>| 页面显示中文乱码 | 文件编码被改动 | 用 UTF-8 保存 `app.py`、`templates/index.html` |</w:t>
-      </w:r>
-      <w:r>
-        <w:br/>
-      </w:r>
-      <w:r>
-        <w:rPr>
-          <w:rFonts w:ascii="Consolas" w:hAnsi="Consolas" w:eastAsia="微软雅黑"/>
-          <w:color w:val="1F4D78"/>
-          <w:sz w:val="20"/>
-        </w:rPr>
-        <w:t>| 数据未显示最新 | 浏览器缓存 | Ctrl+F5 强制刷新 |</w:t>
-      </w:r>
-      <w:r>
-        <w:br/>
-      </w:r>
-      <w:r>
-        <w:rPr>
-          <w:rFonts w:ascii="Consolas" w:hAnsi="Consolas" w:eastAsia="微软雅黑"/>
-          <w:color w:val="1F4D78"/>
-          <w:sz w:val="20"/>
-        </w:rPr>
-        <w:t>| 忘记管理员密码 | 密码遗忘 | 按 7.4 重置密码 |</w:t>
-      </w:r>
-      <w:r>
-        <w:br/>
-      </w:r>
-      <w:r>
-        <w:rPr>
-          <w:rFonts w:ascii="Consolas" w:hAnsi="Consolas" w:eastAsia="微软雅黑"/>
-          <w:color w:val="1F4D78"/>
-          <w:sz w:val="20"/>
-        </w:rPr>
-        <w:t>| 端口 5000 被其他程序占用 | 端口冲突 | 修改 `app.py` 末尾 `port=5000` 为其他端口，并同步放行防火墙 |</w:t>
-      </w:r>
-      <w:r>
-        <w:br/>
-      </w:r>
-      <w:r>
-        <w:rPr>
-          <w:rFonts w:ascii="Consolas" w:hAnsi="Consolas" w:eastAsia="微软雅黑"/>
-          <w:color w:val="1F4D78"/>
-          <w:sz w:val="20"/>
-        </w:rPr>
-        <w:t>| 附件下载 404 | 附件文件被移动/清理 | 按 4.4 场景二从备份整体恢复 `attachments/` |</w:t>
-      </w:r>
-      <w:r>
-        <w:br/>
-      </w:r>
-      <w:r>
-        <w:rPr>
-          <w:rFonts w:ascii="Consolas" w:hAnsi="Consolas" w:eastAsia="微软雅黑"/>
-          <w:color w:val="1F4D78"/>
-          <w:sz w:val="20"/>
-        </w:rPr>
-        <w:t>| 升级后数据库自动迁移失败 | 迁移执行异常（`app.log.err` 中无 `[MIGRATE]` 完成记录） | 检查 `app.log.err` 中 `[MIGRATE]`/`[ERROR]` 日志定位原因；必要时从治理快照恢复数据库（见 4.7 节）后联系开发 |</w:t>
-      </w:r>
-      <w:r>
-        <w:br/>
-      </w:r>
-      <w:r>
-        <w:rPr>
-          <w:rFonts w:ascii="Consolas" w:hAnsi="Consolas" w:eastAsia="微软雅黑"/>
-          <w:color w:val="1F4D78"/>
-          <w:sz w:val="20"/>
-        </w:rPr>
-        <w:t>| 短信发送失败，提示“连接短信平台超时” | 服务器到短信平台网络不通（未在政务网内 / 未开通策略或白名单） | 按 2.2 节确认网络策略与 IP 白名单；在设置页点“连接测试”查看分步结果；网络打通后可在“短信记录”中勾选失败记录“重发选中” |</w:t>
-      </w:r>
-      <w:r>
-        <w:br/>
-      </w:r>
-      <w:r>
-        <w:rPr>
-          <w:rFonts w:ascii="Consolas" w:hAnsi="Consolas" w:eastAsia="微软雅黑"/>
-          <w:color w:val="1F4D78"/>
-          <w:sz w:val="20"/>
-        </w:rPr>
-        <w:t>| 短信已启用但收件人未收到 | 收件人无手机号（用户“电话”为空 / 资产合同“联系电话”为空）或该合同已归档、已办结、短信开关为“关闭” | 到“用户管理”补录电话或补填资产合同联系电话；在“短信记录”中查看是否有对应的失败/无号码痕迹 |</w:t>
-      </w:r>
-      <w:r>
-        <w:br/>
-      </w:r>
-      <w:r>
-        <w:rPr>
-          <w:rFonts w:ascii="Consolas" w:hAnsi="Consolas" w:eastAsia="微软雅黑"/>
-          <w:color w:val="1F4D78"/>
-          <w:sz w:val="20"/>
-        </w:rPr>
-      </w:r>
-      <w:r>
-        <w:br/>
-      </w:r>
-      <w:r>
-        <w:rPr>
-          <w:rFonts w:ascii="Consolas" w:hAnsi="Consolas" w:eastAsia="微软雅黑"/>
-          <w:color w:val="1F4D78"/>
-          <w:sz w:val="20"/>
-        </w:rPr>
-        <w:t>### 7.4 重置管理员密码</w:t>
-      </w:r>
-      <w:r>
-        <w:br/>
-      </w:r>
-      <w:r>
-        <w:rPr>
-          <w:rFonts w:ascii="Consolas" w:hAnsi="Consolas" w:eastAsia="微软雅黑"/>
-          <w:color w:val="1F4D78"/>
-          <w:sz w:val="20"/>
-        </w:rPr>
-      </w:r>
-      <w:r>
-        <w:br/>
-      </w:r>
-      <w:r>
-        <w:rPr>
-          <w:rFonts w:ascii="Consolas" w:hAnsi="Consolas" w:eastAsia="微软雅黑"/>
-          <w:color w:val="1F4D78"/>
-          <w:sz w:val="20"/>
-        </w:rPr>
-        <w:t>**当前版本（V1.0）**：停止服务后，在服务器上执行以下 Python 脚本（将“新密码”替换为实际密码）：</w:t>
-      </w:r>
-      <w:r>
-        <w:br/>
-      </w:r>
-      <w:r>
-        <w:rPr>
-          <w:rFonts w:ascii="Consolas" w:hAnsi="Consolas" w:eastAsia="微软雅黑"/>
-          <w:color w:val="1F4D78"/>
-          <w:sz w:val="20"/>
-        </w:rPr>
+        <w:t># 退出码：0 = 全部通过；1 = 有视图渲染失败或控制台报错；2 = 环境/启动失败</w:t>
       </w:r>
     </w:p>
     <w:p>
+      <w:pPr>
+        <w:pStyle w:val="ListBullet"/>
+      </w:pPr>
       <w:r>
         <w:rPr>
           <w:rFonts w:ascii="Calibri" w:hAnsi="Calibri" w:eastAsia="微软雅黑"/>
@@ -6949,10 +7010,17 @@
           <w:color w:val="333333"/>
           <w:sz w:val="22"/>
         </w:rPr>
-        <w:t>import hashlib, sqlite3</w:t>
-      </w:r>
-    </w:p>
-    <w:p>
+        <w:t>脚本用</w:t>
+      </w:r>
+      <w:r>
+        <w:rPr>
+          <w:rFonts w:ascii="Calibri" w:hAnsi="Calibri" w:eastAsia="微软雅黑"/>
+          <w:b/>
+          <w:color w:val="333333"/>
+          <w:sz w:val="22"/>
+        </w:rPr>
+        <w:t>真实浏览器</w:t>
+      </w:r>
       <w:r>
         <w:rPr>
           <w:rFonts w:ascii="Calibri" w:hAnsi="Calibri" w:eastAsia="微软雅黑"/>
@@ -6960,10 +7028,17 @@
           <w:color w:val="333333"/>
           <w:sz w:val="22"/>
         </w:rPr>
-        <w:t>SALT = "xtsgj_2024_contract"</w:t>
-      </w:r>
-    </w:p>
-    <w:p>
+        <w:t xml:space="preserve">打开登录页 → 登录 → </w:t>
+      </w:r>
+      <w:r>
+        <w:rPr>
+          <w:rFonts w:ascii="Calibri" w:hAnsi="Calibri" w:eastAsia="微软雅黑"/>
+          <w:b/>
+          <w:color w:val="333333"/>
+          <w:sz w:val="22"/>
+        </w:rPr>
+        <w:t>逐个切换左侧 9 个菜单视图</w:t>
+      </w:r>
       <w:r>
         <w:rPr>
           <w:rFonts w:ascii="Calibri" w:hAnsi="Calibri" w:eastAsia="微软雅黑"/>
@@ -6971,10 +7046,17 @@
           <w:color w:val="333333"/>
           <w:sz w:val="22"/>
         </w:rPr>
-        <w:t>pw = hashlib.sha256(("新密码" + SALT).encode()).hexdigest()</w:t>
-      </w:r>
-    </w:p>
-    <w:p>
+        <w:t xml:space="preserve">（首页 / 项目合同 / 资产合同 / 查询统计 / 用户管理 / 部门管理 / 日志审计 / 短信记录 / 系统设置），逐个校验视图关键字是否渲染，并全程捕获 </w:t>
+      </w:r>
+      <w:r>
+        <w:rPr>
+          <w:rFonts w:ascii="Consolas" w:hAnsi="Consolas" w:eastAsia="微软雅黑"/>
+          <w:b w:val="0"/>
+          <w:color w:val="333333"/>
+          <w:sz w:val="21"/>
+        </w:rPr>
+        <w:t>console.error</w:t>
+      </w:r>
       <w:r>
         <w:rPr>
           <w:rFonts w:ascii="Calibri" w:hAnsi="Calibri" w:eastAsia="微软雅黑"/>
@@ -6982,10 +7064,17 @@
           <w:color w:val="333333"/>
           <w:sz w:val="22"/>
         </w:rPr>
-        <w:t>con = sqlite3.connect(r"C:\contract_manager\data\合同台账.db")</w:t>
-      </w:r>
-    </w:p>
-    <w:p>
+        <w:t xml:space="preserve"> 与 </w:t>
+      </w:r>
+      <w:r>
+        <w:rPr>
+          <w:rFonts w:ascii="Consolas" w:hAnsi="Consolas" w:eastAsia="微软雅黑"/>
+          <w:b w:val="0"/>
+          <w:color w:val="333333"/>
+          <w:sz w:val="21"/>
+        </w:rPr>
+        <w:t>pageerror</w:t>
+      </w:r>
       <w:r>
         <w:rPr>
           <w:rFonts w:ascii="Calibri" w:hAnsi="Calibri" w:eastAsia="微软雅黑"/>
@@ -6993,10 +7082,13 @@
           <w:color w:val="333333"/>
           <w:sz w:val="22"/>
         </w:rPr>
-        <w:t>con.execute('UPDATE users SET "密码"=? WHERE "用户名"=?', (pw, "admin"))</w:t>
+        <w:t>；</w:t>
       </w:r>
     </w:p>
     <w:p>
+      <w:pPr>
+        <w:pStyle w:val="ListBullet"/>
+      </w:pPr>
       <w:r>
         <w:rPr>
           <w:rFonts w:ascii="Calibri" w:hAnsi="Calibri" w:eastAsia="微软雅黑"/>
@@ -7004,10 +7096,17 @@
           <w:color w:val="333333"/>
           <w:sz w:val="22"/>
         </w:rPr>
-        <w:t>con.commit(); con.close()</w:t>
-      </w:r>
-    </w:p>
-    <w:p>
+        <w:t>失败时直接打印</w:t>
+      </w:r>
+      <w:r>
+        <w:rPr>
+          <w:rFonts w:ascii="Calibri" w:hAnsi="Calibri" w:eastAsia="微软雅黑"/>
+          <w:b/>
+          <w:color w:val="333333"/>
+          <w:sz w:val="22"/>
+        </w:rPr>
+        <w:t>是哪个视图</w:t>
+      </w:r>
       <w:r>
         <w:rPr>
           <w:rFonts w:ascii="Calibri" w:hAnsi="Calibri" w:eastAsia="微软雅黑"/>
@@ -7015,878 +7114,239 @@
           <w:color w:val="333333"/>
           <w:sz w:val="22"/>
         </w:rPr>
-        <w:t>print("密码已重置")</w:t>
+        <w:t>、缺什么内容或报了什么错，便于定位（V1.8.5 曾据此定位“整页空白”“项目合同视图空白”两次前端事故）；</w:t>
+      </w:r>
+    </w:p>
+    <w:p>
+      <w:pPr>
+        <w:pStyle w:val="ListBullet"/>
+      </w:pPr>
+      <w:r>
+        <w:rPr>
+          <w:rFonts w:ascii="Calibri" w:hAnsi="Calibri" w:eastAsia="微软雅黑"/>
+          <w:b w:val="0"/>
+          <w:color w:val="333333"/>
+          <w:sz w:val="22"/>
+        </w:rPr>
+        <w:t>首次使用需准备运行依赖：</w:t>
+      </w:r>
+      <w:r>
+        <w:rPr>
+          <w:rFonts w:ascii="Consolas" w:hAnsi="Consolas" w:eastAsia="微软雅黑"/>
+          <w:b w:val="0"/>
+          <w:color w:val="333333"/>
+          <w:sz w:val="21"/>
+        </w:rPr>
+        <w:t>npm i playwright-core</w:t>
+      </w:r>
+      <w:r>
+        <w:rPr>
+          <w:rFonts w:ascii="Calibri" w:hAnsi="Calibri" w:eastAsia="微软雅黑"/>
+          <w:b w:val="0"/>
+          <w:color w:val="333333"/>
+          <w:sz w:val="22"/>
+        </w:rPr>
+        <w:t xml:space="preserve">（脚本会自动从项目 </w:t>
+      </w:r>
+      <w:r>
+        <w:rPr>
+          <w:rFonts w:ascii="Consolas" w:hAnsi="Consolas" w:eastAsia="微软雅黑"/>
+          <w:b w:val="0"/>
+          <w:color w:val="333333"/>
+          <w:sz w:val="21"/>
+        </w:rPr>
+        <w:t>node_modules</w:t>
+      </w:r>
+      <w:r>
+        <w:rPr>
+          <w:rFonts w:ascii="Calibri" w:hAnsi="Calibri" w:eastAsia="微软雅黑"/>
+          <w:b w:val="0"/>
+          <w:color w:val="333333"/>
+          <w:sz w:val="22"/>
+        </w:rPr>
+        <w:t xml:space="preserve"> 或 </w:t>
+      </w:r>
+      <w:r>
+        <w:rPr>
+          <w:rFonts w:ascii="Consolas" w:hAnsi="Consolas" w:eastAsia="微软雅黑"/>
+          <w:b w:val="0"/>
+          <w:color w:val="333333"/>
+          <w:sz w:val="21"/>
+        </w:rPr>
+        <w:t>npx</w:t>
+      </w:r>
+      <w:r>
+        <w:rPr>
+          <w:rFonts w:ascii="Calibri" w:hAnsi="Calibri" w:eastAsia="微软雅黑"/>
+          <w:b w:val="0"/>
+          <w:color w:val="333333"/>
+          <w:sz w:val="22"/>
+        </w:rPr>
+        <w:t xml:space="preserve"> 缓存定位，无需额外配置）；</w:t>
+      </w:r>
+    </w:p>
+    <w:p>
+      <w:pPr>
+        <w:pStyle w:val="ListBullet"/>
+      </w:pPr>
+      <w:r>
+        <w:rPr>
+          <w:rFonts w:ascii="Calibri" w:hAnsi="Calibri" w:eastAsia="微软雅黑"/>
+          <w:b w:val="0"/>
+          <w:color w:val="333333"/>
+          <w:sz w:val="22"/>
+        </w:rPr>
+        <w:t>Windows 默认用 Edge 通道（</w:t>
+      </w:r>
+      <w:r>
+        <w:rPr>
+          <w:rFonts w:ascii="Consolas" w:hAnsi="Consolas" w:eastAsia="微软雅黑"/>
+          <w:b w:val="0"/>
+          <w:color w:val="333333"/>
+          <w:sz w:val="21"/>
+        </w:rPr>
+        <w:t>msedge</w:t>
+      </w:r>
+      <w:r>
+        <w:rPr>
+          <w:rFonts w:ascii="Calibri" w:hAnsi="Calibri" w:eastAsia="微软雅黑"/>
+          <w:b w:val="0"/>
+          <w:color w:val="333333"/>
+          <w:sz w:val="22"/>
+        </w:rPr>
+        <w:t xml:space="preserve">）；若无该通道改用 </w:t>
+      </w:r>
+      <w:r>
+        <w:rPr>
+          <w:rFonts w:ascii="Consolas" w:hAnsi="Consolas" w:eastAsia="微软雅黑"/>
+          <w:b w:val="0"/>
+          <w:color w:val="333333"/>
+          <w:sz w:val="21"/>
+        </w:rPr>
+        <w:t>--browser chrome</w:t>
+      </w:r>
+      <w:r>
+        <w:rPr>
+          <w:rFonts w:ascii="Calibri" w:hAnsi="Calibri" w:eastAsia="微软雅黑"/>
+          <w:b w:val="0"/>
+          <w:color w:val="333333"/>
+          <w:sz w:val="22"/>
+        </w:rPr>
+        <w:t xml:space="preserve">，或加 </w:t>
+      </w:r>
+      <w:r>
+        <w:rPr>
+          <w:rFonts w:ascii="Consolas" w:hAnsi="Consolas" w:eastAsia="微软雅黑"/>
+          <w:b w:val="0"/>
+          <w:color w:val="333333"/>
+          <w:sz w:val="21"/>
+        </w:rPr>
+        <w:t>--headed</w:t>
+      </w:r>
+      <w:r>
+        <w:rPr>
+          <w:rFonts w:ascii="Calibri" w:hAnsi="Calibri" w:eastAsia="微软雅黑"/>
+          <w:b w:val="0"/>
+          <w:color w:val="333333"/>
+          <w:sz w:val="22"/>
+        </w:rPr>
+        <w:t xml:space="preserve"> 观察实际渲染过程。</w:t>
       </w:r>
     </w:p>
     <w:p>
       <w:pPr>
         <w:spacing w:before="80" w:after="160"/>
         <w:ind w:left="170" w:right="170"/>
-        <w:shd w:val="clear" w:color="auto" w:fill="F5F7FA"/>
+        <w:shd w:val="clear" w:color="auto" w:fill="EAF3FB"/>
+        <w:pBdr>
+          <w:left w:val="single" w:sz="14" w:space="4" w:color="1E90FF"/>
+        </w:pBdr>
       </w:pPr>
       <w:r>
         <w:rPr>
-          <w:rFonts w:ascii="Consolas" w:hAnsi="Consolas" w:eastAsia="微软雅黑"/>
-          <w:color w:val="1F4D78"/>
-          <w:sz w:val="20"/>
-        </w:rPr>
-      </w:r>
-      <w:r>
-        <w:br/>
-      </w:r>
-      <w:r>
-        <w:rPr>
-          <w:rFonts w:ascii="Consolas" w:hAnsi="Consolas" w:eastAsia="微软雅黑"/>
-          <w:color w:val="1F4D78"/>
-          <w:sz w:val="20"/>
-        </w:rPr>
-        <w:t>重新启动服务后用新密码登录。</w:t>
-      </w:r>
-      <w:r>
-        <w:br/>
-      </w:r>
-      <w:r>
-        <w:rPr>
-          <w:rFonts w:ascii="Consolas" w:hAnsi="Consolas" w:eastAsia="微软雅黑"/>
-          <w:color w:val="1F4D78"/>
-          <w:sz w:val="20"/>
-        </w:rPr>
-      </w:r>
-      <w:r>
-        <w:br/>
-      </w:r>
-      <w:r>
-        <w:rPr>
-          <w:rFonts w:ascii="Consolas" w:hAnsi="Consolas" w:eastAsia="微软雅黑"/>
-          <w:color w:val="1F4D78"/>
-          <w:sz w:val="20"/>
-        </w:rPr>
-        <w:t>&gt; 说明：升级至 V1.1（计划）后，密码将改用 PBKDF2 哈希存储，重置脚本同步更新（见《系统功能提升实施方案》3.1 节）。升级前请保留本版脚本。</w:t>
-      </w:r>
-      <w:r>
-        <w:br/>
-      </w:r>
-      <w:r>
-        <w:rPr>
-          <w:rFonts w:ascii="Consolas" w:hAnsi="Consolas" w:eastAsia="微软雅黑"/>
-          <w:color w:val="1F4D78"/>
-          <w:sz w:val="20"/>
-        </w:rPr>
-      </w:r>
-      <w:r>
-        <w:br/>
-      </w:r>
-      <w:r>
-        <w:rPr>
-          <w:rFonts w:ascii="Consolas" w:hAnsi="Consolas" w:eastAsia="微软雅黑"/>
-          <w:color w:val="1F4D78"/>
-          <w:sz w:val="20"/>
-        </w:rPr>
-        <w:t>## 八、安全加固建议</w:t>
-      </w:r>
-      <w:r>
-        <w:br/>
-      </w:r>
-      <w:r>
-        <w:rPr>
-          <w:rFonts w:ascii="Consolas" w:hAnsi="Consolas" w:eastAsia="微软雅黑"/>
-          <w:color w:val="1F4D78"/>
-          <w:sz w:val="20"/>
-        </w:rPr>
-      </w:r>
-      <w:r>
-        <w:br/>
-      </w:r>
-      <w:r>
-        <w:rPr>
-          <w:rFonts w:ascii="Consolas" w:hAnsi="Consolas" w:eastAsia="微软雅黑"/>
-          <w:color w:val="1F4D78"/>
-          <w:sz w:val="20"/>
-        </w:rPr>
-        <w:t>| 项目 | 建议 | 优先级 |</w:t>
-      </w:r>
-      <w:r>
-        <w:br/>
-      </w:r>
-      <w:r>
-        <w:rPr>
-          <w:rFonts w:ascii="Consolas" w:hAnsi="Consolas" w:eastAsia="微软雅黑"/>
-          <w:color w:val="1F4D78"/>
-          <w:sz w:val="20"/>
-        </w:rPr>
-        <w:t>|------|------|--------|</w:t>
-      </w:r>
-      <w:r>
-        <w:br/>
-      </w:r>
-      <w:r>
-        <w:rPr>
-          <w:rFonts w:ascii="Consolas" w:hAnsi="Consolas" w:eastAsia="微软雅黑"/>
-          <w:color w:val="1F4D78"/>
-          <w:sz w:val="20"/>
-        </w:rPr>
-        <w:t>| 默认口令 | 首次登录后立即修改 `admin` 密码（在“用户管理”中重置或修改个人信息） | 高 |</w:t>
-      </w:r>
-      <w:r>
-        <w:br/>
-      </w:r>
-      <w:r>
-        <w:rPr>
-          <w:rFonts w:ascii="Consolas" w:hAnsi="Consolas" w:eastAsia="微软雅黑"/>
-          <w:color w:val="1F4D78"/>
-          <w:sz w:val="20"/>
-        </w:rPr>
-        <w:t>| 会话密钥 | 设置环境变量 `SECRET_KEY` 为随机长字符串（见 8.2 节） | 高 |</w:t>
-      </w:r>
-      <w:r>
-        <w:br/>
-      </w:r>
-      <w:r>
-        <w:rPr>
-          <w:rFonts w:ascii="Consolas" w:hAnsi="Consolas" w:eastAsia="微软雅黑"/>
-          <w:color w:val="1F4D78"/>
-          <w:sz w:val="20"/>
-        </w:rPr>
-        <w:t>| HTTPS | 生产环境建议通过 Nginx/Caddy 反向代理启用 HTTPS，禁止明文传输 | 高 |</w:t>
-      </w:r>
-      <w:r>
-        <w:br/>
-      </w:r>
-      <w:r>
-        <w:rPr>
-          <w:rFonts w:ascii="Consolas" w:hAnsi="Consolas" w:eastAsia="微软雅黑"/>
-          <w:color w:val="1F4D78"/>
-          <w:sz w:val="20"/>
-        </w:rPr>
-        <w:t>| 访问控制 | 仅在可信内网开放；如跨网段，配置防火墙来源 IP 白名单 | 中 |</w:t>
-      </w:r>
-      <w:r>
-        <w:br/>
-      </w:r>
-      <w:r>
-        <w:rPr>
-          <w:rFonts w:ascii="Consolas" w:hAnsi="Consolas" w:eastAsia="微软雅黑"/>
-          <w:color w:val="1F4D78"/>
-          <w:sz w:val="20"/>
-        </w:rPr>
-        <w:t>| 账号管理 | 按“最小权限”分配用户角色；离职人员及时禁用/删除账号 | 中 |</w:t>
-      </w:r>
-      <w:r>
-        <w:br/>
-      </w:r>
-      <w:r>
-        <w:rPr>
-          <w:rFonts w:ascii="Consolas" w:hAnsi="Consolas" w:eastAsia="微软雅黑"/>
-          <w:color w:val="1F4D78"/>
-          <w:sz w:val="20"/>
-        </w:rPr>
-        <w:t>| 数据备份 | 每周备份 + 每月异地归档；每季度恢复演练（见 4.6 节） | 高 |</w:t>
-      </w:r>
-      <w:r>
-        <w:br/>
-      </w:r>
-      <w:r>
-        <w:rPr>
-          <w:rFonts w:ascii="Consolas" w:hAnsi="Consolas" w:eastAsia="微软雅黑"/>
-          <w:color w:val="1F4D78"/>
-          <w:sz w:val="20"/>
-        </w:rPr>
-        <w:t>| 审计 | 管理员定期导出操作日志归档（默认保留 90 天，可在系统设置调整） | 中 |</w:t>
-      </w:r>
-      <w:r>
-        <w:br/>
-      </w:r>
-      <w:r>
-        <w:rPr>
-          <w:rFonts w:ascii="Consolas" w:hAnsi="Consolas" w:eastAsia="微软雅黑"/>
-          <w:color w:val="1F4D78"/>
-          <w:sz w:val="20"/>
-        </w:rPr>
-        <w:t>| 系统更新 | 定期更新 Python、Flask 及依赖到安全版本 | 中 |</w:t>
-      </w:r>
-      <w:r>
-        <w:br/>
-      </w:r>
-      <w:r>
-        <w:rPr>
-          <w:rFonts w:ascii="Consolas" w:hAnsi="Consolas" w:eastAsia="微软雅黑"/>
-          <w:color w:val="1F4D78"/>
-          <w:sz w:val="20"/>
-        </w:rPr>
-      </w:r>
-      <w:r>
-        <w:br/>
-      </w:r>
-      <w:r>
-        <w:rPr>
-          <w:rFonts w:ascii="Consolas" w:hAnsi="Consolas" w:eastAsia="微软雅黑"/>
-          <w:color w:val="1F4D78"/>
-          <w:sz w:val="20"/>
-        </w:rPr>
-        <w:t>### 8.1 Nginx 反向代理示例（HTTPS）</w:t>
-      </w:r>
-      <w:r>
-        <w:br/>
-      </w:r>
-      <w:r>
-        <w:rPr>
-          <w:rFonts w:ascii="Consolas" w:hAnsi="Consolas" w:eastAsia="微软雅黑"/>
-          <w:color w:val="1F4D78"/>
-          <w:sz w:val="20"/>
-        </w:rPr>
-      </w:r>
-    </w:p>
-    <w:p>
+          <w:rFonts w:ascii="Calibri" w:hAnsi="Calibri" w:eastAsia="微软雅黑"/>
+          <w:b/>
+          <w:color w:val="1F4D78"/>
+          <w:sz w:val="21"/>
+        </w:rPr>
+        <w:t>回滚</w:t>
+      </w:r>
       <w:r>
         <w:rPr>
           <w:rFonts w:ascii="Calibri" w:hAnsi="Calibri" w:eastAsia="微软雅黑"/>
           <w:b w:val="0"/>
-          <w:color w:val="333333"/>
-          <w:sz w:val="22"/>
-        </w:rPr>
-        <w:t>server {</w:t>
-      </w:r>
-    </w:p>
-    <w:p>
+          <w:color w:val="1F4D78"/>
+          <w:sz w:val="21"/>
+        </w:rPr>
+        <w:t xml:space="preserve">：任一验证项不通过且无法快速定位，按 4.7 节用 </w:t>
+      </w:r>
+      <w:r>
+        <w:rPr>
+          <w:rFonts w:ascii="Consolas" w:hAnsi="Consolas" w:eastAsia="微软雅黑"/>
+          <w:b w:val="0"/>
+          <w:color w:val="1F4D78"/>
+          <w:sz w:val="20"/>
+        </w:rPr>
+        <w:t>backups/合同台账_发版前_&lt;时间戳&gt;.db</w:t>
+      </w:r>
       <w:r>
         <w:rPr>
           <w:rFonts w:ascii="Calibri" w:hAnsi="Calibri" w:eastAsia="微软雅黑"/>
           <w:b w:val="0"/>
-          <w:color w:val="333333"/>
-          <w:sz w:val="22"/>
-        </w:rPr>
-        <w:t>listen 443 ssl;</w:t>
-      </w:r>
-    </w:p>
-    <w:p>
+          <w:color w:val="1F4D78"/>
+          <w:sz w:val="21"/>
+        </w:rPr>
+        <w:t xml:space="preserve"> 回滚，并保留 </w:t>
+      </w:r>
+      <w:r>
+        <w:rPr>
+          <w:rFonts w:ascii="Consolas" w:hAnsi="Consolas" w:eastAsia="微软雅黑"/>
+          <w:b w:val="0"/>
+          <w:color w:val="1F4D78"/>
+          <w:sz w:val="20"/>
+        </w:rPr>
+        <w:t>app.log.err</w:t>
+      </w:r>
       <w:r>
         <w:rPr>
           <w:rFonts w:ascii="Calibri" w:hAnsi="Calibri" w:eastAsia="微软雅黑"/>
           <w:b w:val="0"/>
-          <w:color w:val="333333"/>
-          <w:sz w:val="22"/>
-        </w:rPr>
-        <w:t>server_name contract.example.gov.cn;</w:t>
-      </w:r>
-    </w:p>
-    <w:p>
+          <w:color w:val="1F4D78"/>
+          <w:sz w:val="21"/>
+        </w:rPr>
+        <w:t xml:space="preserve"> 与 </w:t>
+      </w:r>
+      <w:r>
+        <w:rPr>
+          <w:rFonts w:ascii="Consolas" w:hAnsi="Consolas" w:eastAsia="微软雅黑"/>
+          <w:b w:val="0"/>
+          <w:color w:val="1F4D78"/>
+          <w:sz w:val="20"/>
+        </w:rPr>
+        <w:t>[MIGRATE]</w:t>
+      </w:r>
       <w:r>
         <w:rPr>
           <w:rFonts w:ascii="Calibri" w:hAnsi="Calibri" w:eastAsia="微软雅黑"/>
           <w:b w:val="0"/>
-          <w:color w:val="333333"/>
-          <w:sz w:val="22"/>
-        </w:rPr>
-        <w:t>ssl_certificate     /etc/nginx/ssl/fullchain.pem;</w:t>
-      </w:r>
-    </w:p>
-    <w:p>
-      <w:r>
-        <w:rPr>
-          <w:rFonts w:ascii="Calibri" w:hAnsi="Calibri" w:eastAsia="微软雅黑"/>
-          <w:b w:val="0"/>
-          <w:color w:val="333333"/>
-          <w:sz w:val="22"/>
-        </w:rPr>
-        <w:t>ssl_certificate_key /etc/nginx/ssl/privkey.pem;</w:t>
-      </w:r>
-    </w:p>
-    <w:p>
-      <w:r>
-        <w:rPr>
-          <w:rFonts w:ascii="Calibri" w:hAnsi="Calibri" w:eastAsia="微软雅黑"/>
-          <w:b w:val="0"/>
-          <w:color w:val="333333"/>
-          <w:sz w:val="22"/>
-        </w:rPr>
-        <w:t>location / {</w:t>
-      </w:r>
-    </w:p>
-    <w:p>
-      <w:r>
-        <w:rPr>
-          <w:rFonts w:ascii="Calibri" w:hAnsi="Calibri" w:eastAsia="微软雅黑"/>
-          <w:b w:val="0"/>
-          <w:color w:val="333333"/>
-          <w:sz w:val="22"/>
-        </w:rPr>
-        <w:t>proxy_pass http://127.0.0.1:5000;</w:t>
-      </w:r>
-    </w:p>
-    <w:p>
-      <w:r>
-        <w:rPr>
-          <w:rFonts w:ascii="Calibri" w:hAnsi="Calibri" w:eastAsia="微软雅黑"/>
-          <w:b w:val="0"/>
-          <w:color w:val="333333"/>
-          <w:sz w:val="22"/>
-        </w:rPr>
-        <w:t>proxy_set_header Host $host;</w:t>
-      </w:r>
-    </w:p>
-    <w:p>
-      <w:r>
-        <w:rPr>
-          <w:rFonts w:ascii="Calibri" w:hAnsi="Calibri" w:eastAsia="微软雅黑"/>
-          <w:b w:val="0"/>
-          <w:color w:val="333333"/>
-          <w:sz w:val="22"/>
-        </w:rPr>
-        <w:t>proxy_set_header X-Real-IP $remote_addr;</w:t>
-      </w:r>
-    </w:p>
-    <w:p>
-      <w:r>
-        <w:rPr>
-          <w:rFonts w:ascii="Calibri" w:hAnsi="Calibri" w:eastAsia="微软雅黑"/>
-          <w:b w:val="0"/>
-          <w:color w:val="333333"/>
-          <w:sz w:val="22"/>
-        </w:rPr>
-        <w:t>proxy_set_header X-Forwarded-For $proxy_add_x_forwarded_for;</w:t>
-      </w:r>
-    </w:p>
-    <w:p>
-      <w:r>
-        <w:rPr>
-          <w:rFonts w:ascii="Calibri" w:hAnsi="Calibri" w:eastAsia="微软雅黑"/>
-          <w:b w:val="0"/>
-          <w:color w:val="333333"/>
-          <w:sz w:val="22"/>
-        </w:rPr>
-        <w:t>proxy_read_timeout 300s;</w:t>
-      </w:r>
-    </w:p>
-    <w:p>
-      <w:r>
-        <w:rPr>
-          <w:rFonts w:ascii="Calibri" w:hAnsi="Calibri" w:eastAsia="微软雅黑"/>
-          <w:b w:val="0"/>
-          <w:color w:val="333333"/>
-          <w:sz w:val="22"/>
-        </w:rPr>
-        <w:t>client_max_body_size 50m;</w:t>
-      </w:r>
-    </w:p>
-    <w:p>
-      <w:r>
-        <w:rPr>
-          <w:rFonts w:ascii="Calibri" w:hAnsi="Calibri" w:eastAsia="微软雅黑"/>
-          <w:b w:val="0"/>
-          <w:color w:val="333333"/>
-          <w:sz w:val="22"/>
-        </w:rPr>
-        <w:t>}</w:t>
-      </w:r>
-    </w:p>
-    <w:p>
-      <w:r>
-        <w:rPr>
-          <w:rFonts w:ascii="Calibri" w:hAnsi="Calibri" w:eastAsia="微软雅黑"/>
-          <w:b w:val="0"/>
-          <w:color w:val="333333"/>
-          <w:sz w:val="22"/>
-        </w:rPr>
-        <w:t>}</w:t>
+          <w:color w:val="1F4D78"/>
+          <w:sz w:val="21"/>
+        </w:rPr>
+        <w:t xml:space="preserve"> 日志用于排查。</w:t>
       </w:r>
     </w:p>
     <w:p>
       <w:pPr>
-        <w:spacing w:before="80" w:after="160"/>
-        <w:ind w:left="170" w:right="170"/>
-        <w:shd w:val="clear" w:color="auto" w:fill="F5F7FA"/>
+        <w:pStyle w:val="Heading1"/>
       </w:pPr>
-      <w:r>
-        <w:rPr>
-          <w:rFonts w:ascii="Consolas" w:hAnsi="Consolas" w:eastAsia="微软雅黑"/>
-          <w:color w:val="1F4D78"/>
-          <w:sz w:val="20"/>
-        </w:rPr>
-      </w:r>
-      <w:r>
-        <w:br/>
-      </w:r>
-      <w:r>
-        <w:rPr>
-          <w:rFonts w:ascii="Consolas" w:hAnsi="Consolas" w:eastAsia="微软雅黑"/>
-          <w:color w:val="1F4D78"/>
-          <w:sz w:val="20"/>
-        </w:rPr>
-        <w:t>&gt; 系统已兼容反向代理：日志记录的客户端 IP 优先读取 `X-Forwarded-For` 头。配置完成后请重启 Nginx 并验证。</w:t>
-      </w:r>
-      <w:r>
-        <w:br/>
-      </w:r>
-      <w:r>
-        <w:rPr>
-          <w:rFonts w:ascii="Consolas" w:hAnsi="Consolas" w:eastAsia="微软雅黑"/>
-          <w:color w:val="1F4D78"/>
-          <w:sz w:val="20"/>
-        </w:rPr>
-      </w:r>
-      <w:r>
-        <w:br/>
-      </w:r>
-      <w:r>
-        <w:rPr>
-          <w:rFonts w:ascii="Consolas" w:hAnsi="Consolas" w:eastAsia="微软雅黑"/>
-          <w:color w:val="1F4D78"/>
-          <w:sz w:val="20"/>
-        </w:rPr>
-        <w:t>### 8.2 会话密钥 SECRET_KEY 配置</w:t>
-      </w:r>
-      <w:r>
-        <w:br/>
-      </w:r>
-      <w:r>
-        <w:rPr>
-          <w:rFonts w:ascii="Consolas" w:hAnsi="Consolas" w:eastAsia="微软雅黑"/>
-          <w:color w:val="1F4D78"/>
-          <w:sz w:val="20"/>
-        </w:rPr>
-      </w:r>
-      <w:r>
-        <w:br/>
-      </w:r>
-      <w:r>
-        <w:rPr>
-          <w:rFonts w:ascii="Consolas" w:hAnsi="Consolas" w:eastAsia="微软雅黑"/>
-          <w:color w:val="1F4D78"/>
-          <w:sz w:val="20"/>
-        </w:rPr>
-        <w:t>当前版本（V1.0）会话密钥为源码内置值。安全加固建议（当前即可执行）：</w:t>
-      </w:r>
-      <w:r>
-        <w:br/>
-      </w:r>
-      <w:r>
-        <w:rPr>
-          <w:rFonts w:ascii="Consolas" w:hAnsi="Consolas" w:eastAsia="微软雅黑"/>
-          <w:color w:val="1F4D78"/>
-          <w:sz w:val="20"/>
-        </w:rPr>
-      </w:r>
-      <w:r>
-        <w:br/>
-      </w:r>
-      <w:r>
-        <w:rPr>
-          <w:rFonts w:ascii="Consolas" w:hAnsi="Consolas" w:eastAsia="微软雅黑"/>
-          <w:color w:val="1F4D78"/>
-          <w:sz w:val="20"/>
-        </w:rPr>
-        <w:t>1. 用随机方式生成 64 位十六进制密钥：`python -c "import secrets; print(secrets.token_hex(32))"`；</w:t>
-      </w:r>
-      <w:r>
-        <w:br/>
-      </w:r>
-      <w:r>
-        <w:rPr>
-          <w:rFonts w:ascii="Consolas" w:hAnsi="Consolas" w:eastAsia="微软雅黑"/>
-          <w:color w:val="1F4D78"/>
-          <w:sz w:val="20"/>
-        </w:rPr>
-        <w:t>2. 将 `app.py` 中 `app.secret_key = "xtsgj_contract_manager_secret_key_2026"` 替换为生成的随机值；</w:t>
-      </w:r>
-      <w:r>
-        <w:br/>
-      </w:r>
-      <w:r>
-        <w:rPr>
-          <w:rFonts w:ascii="Consolas" w:hAnsi="Consolas" w:eastAsia="微软雅黑"/>
-          <w:color w:val="1F4D78"/>
-          <w:sz w:val="20"/>
-        </w:rPr>
-        <w:t>3. 重启服务生效；修改密钥会使所有已登录会话失效，请选择低峰期执行并通知用户重新登录。</w:t>
-      </w:r>
-      <w:r>
-        <w:br/>
-      </w:r>
-      <w:r>
-        <w:rPr>
-          <w:rFonts w:ascii="Consolas" w:hAnsi="Consolas" w:eastAsia="微软雅黑"/>
-          <w:color w:val="1F4D78"/>
-          <w:sz w:val="20"/>
-        </w:rPr>
-      </w:r>
-      <w:r>
-        <w:br/>
-      </w:r>
-      <w:r>
-        <w:rPr>
-          <w:rFonts w:ascii="Consolas" w:hAnsi="Consolas" w:eastAsia="微软雅黑"/>
-          <w:color w:val="1F4D78"/>
-          <w:sz w:val="20"/>
-        </w:rPr>
-        <w:t>&gt; V1.1（计划）将支持环境变量 `SECRET_KEY` 配置（无需改源码），见《系统功能提升实施方案》3.3 节。</w:t>
-      </w:r>
-      <w:r>
-        <w:br/>
-      </w:r>
-      <w:r>
-        <w:rPr>
-          <w:rFonts w:ascii="Consolas" w:hAnsi="Consolas" w:eastAsia="微软雅黑"/>
-          <w:color w:val="1F4D78"/>
-          <w:sz w:val="20"/>
-        </w:rPr>
-      </w:r>
-      <w:r>
-        <w:br/>
-      </w:r>
-      <w:r>
-        <w:rPr>
-          <w:rFonts w:ascii="Consolas" w:hAnsi="Consolas" w:eastAsia="微软雅黑"/>
-          <w:color w:val="1F4D78"/>
-          <w:sz w:val="20"/>
-        </w:rPr>
-        <w:t>### 8.3 登录防护说明</w:t>
-      </w:r>
-      <w:r>
-        <w:br/>
-      </w:r>
-      <w:r>
-        <w:rPr>
-          <w:rFonts w:ascii="Consolas" w:hAnsi="Consolas" w:eastAsia="微软雅黑"/>
-          <w:color w:val="1F4D78"/>
-          <w:sz w:val="20"/>
-        </w:rPr>
-      </w:r>
-      <w:r>
-        <w:br/>
-      </w:r>
-      <w:r>
-        <w:rPr>
-          <w:rFonts w:ascii="Consolas" w:hAnsi="Consolas" w:eastAsia="微软雅黑"/>
-          <w:color w:val="1F4D78"/>
-          <w:sz w:val="20"/>
-        </w:rPr>
-        <w:t>- 当前版本（V1.0）无登录失败次数限制；</w:t>
-      </w:r>
-      <w:r>
-        <w:br/>
-      </w:r>
-      <w:r>
-        <w:rPr>
-          <w:rFonts w:ascii="Consolas" w:hAnsi="Consolas" w:eastAsia="微软雅黑"/>
-          <w:color w:val="1F4D78"/>
-          <w:sz w:val="20"/>
-        </w:rPr>
-        <w:t>- 计划版本（V1.2）将实现“连续失败 5 次锁定 15 分钟”，锁定期间拒绝登录并写入日志；</w:t>
-      </w:r>
-      <w:r>
-        <w:br/>
-      </w:r>
-      <w:r>
-        <w:rPr>
-          <w:rFonts w:ascii="Consolas" w:hAnsi="Consolas" w:eastAsia="微软雅黑"/>
-          <w:color w:val="1F4D78"/>
-          <w:sz w:val="20"/>
-        </w:rPr>
-        <w:t>- 在此之前，请通过防火墙来源 IP 白名单、HTTPS 与强口令策略降低暴力破解风险。</w:t>
-      </w:r>
-      <w:r>
-        <w:br/>
-      </w:r>
-      <w:r>
-        <w:rPr>
-          <w:rFonts w:ascii="Consolas" w:hAnsi="Consolas" w:eastAsia="微软雅黑"/>
-          <w:color w:val="1F4D78"/>
-          <w:sz w:val="20"/>
-        </w:rPr>
-      </w:r>
-      <w:r>
-        <w:br/>
-      </w:r>
-      <w:r>
-        <w:rPr>
-          <w:rFonts w:ascii="Consolas" w:hAnsi="Consolas" w:eastAsia="微软雅黑"/>
-          <w:color w:val="1F4D78"/>
-          <w:sz w:val="20"/>
-        </w:rPr>
-        <w:t>### 8.4 密码存储加固说明</w:t>
-      </w:r>
-      <w:r>
-        <w:br/>
-      </w:r>
-      <w:r>
-        <w:rPr>
-          <w:rFonts w:ascii="Consolas" w:hAnsi="Consolas" w:eastAsia="微软雅黑"/>
-          <w:color w:val="1F4D78"/>
-          <w:sz w:val="20"/>
-        </w:rPr>
-      </w:r>
-      <w:r>
-        <w:br/>
-      </w:r>
-      <w:r>
-        <w:rPr>
-          <w:rFonts w:ascii="Consolas" w:hAnsi="Consolas" w:eastAsia="微软雅黑"/>
-          <w:color w:val="1F4D78"/>
-          <w:sz w:val="20"/>
-        </w:rPr>
-        <w:t>- 当前版本（V1.0）密码采用 SHA256 + 固定盐存储；</w:t>
-      </w:r>
-      <w:r>
-        <w:br/>
-      </w:r>
-      <w:r>
-        <w:rPr>
-          <w:rFonts w:ascii="Consolas" w:hAnsi="Consolas" w:eastAsia="微软雅黑"/>
-          <w:color w:val="1F4D78"/>
-          <w:sz w:val="20"/>
-        </w:rPr>
-        <w:t>- 计划版本（V1.2）将升级为 PBKDF2（werkzeug），历史密码首次登录时自动迁移，无需人工处理；</w:t>
-      </w:r>
-      <w:r>
-        <w:br/>
-      </w:r>
-      <w:r>
-        <w:rPr>
-          <w:rFonts w:ascii="Consolas" w:hAnsi="Consolas" w:eastAsia="微软雅黑"/>
-          <w:color w:val="1F4D78"/>
-          <w:sz w:val="20"/>
-        </w:rPr>
-        <w:t>- 升级后本手册 7.4 节重置脚本将同步更新。</w:t>
-      </w:r>
-      <w:r>
-        <w:br/>
-      </w:r>
-      <w:r>
-        <w:rPr>
-          <w:rFonts w:ascii="Consolas" w:hAnsi="Consolas" w:eastAsia="微软雅黑"/>
-          <w:color w:val="1F4D78"/>
-          <w:sz w:val="20"/>
-        </w:rPr>
-      </w:r>
-      <w:r>
-        <w:br/>
-      </w:r>
-      <w:r>
-        <w:rPr>
-          <w:rFonts w:ascii="Consolas" w:hAnsi="Consolas" w:eastAsia="微软雅黑"/>
-          <w:color w:val="1F4D78"/>
-          <w:sz w:val="20"/>
-        </w:rPr>
-        <w:t>## 九、开发与维护编码约束（Python 3.8 兼容）</w:t>
-      </w:r>
-      <w:r>
-        <w:br/>
-      </w:r>
-      <w:r>
-        <w:rPr>
-          <w:rFonts w:ascii="Consolas" w:hAnsi="Consolas" w:eastAsia="微软雅黑"/>
-          <w:color w:val="1F4D78"/>
-          <w:sz w:val="20"/>
-        </w:rPr>
-      </w:r>
-      <w:r>
-        <w:br/>
-      </w:r>
-      <w:r>
-        <w:rPr>
-          <w:rFonts w:ascii="Consolas" w:hAnsi="Consolas" w:eastAsia="微软雅黑"/>
-          <w:color w:val="1F4D78"/>
-          <w:sz w:val="20"/>
-        </w:rPr>
-        <w:t>&gt; 本章面向**后续开发与维护人员**。生产服务器为 **Python 3.8**，而开发机可能使用更高版本（如 3.12）。</w:t>
-      </w:r>
-      <w:r>
-        <w:br/>
-      </w:r>
-      <w:r>
-        <w:rPr>
-          <w:rFonts w:ascii="Consolas" w:hAnsi="Consolas" w:eastAsia="微软雅黑"/>
-          <w:color w:val="1F4D78"/>
-          <w:sz w:val="20"/>
-        </w:rPr>
-        <w:t>&gt; **高版本能跑低版本语法，反之不行**——因此所有代码必须遵守本章约束，保证"开发机写的代码在服务器 3.8 上也能跑"。</w:t>
-      </w:r>
-      <w:r>
-        <w:br/>
-      </w:r>
-      <w:r>
-        <w:rPr>
-          <w:rFonts w:ascii="Consolas" w:hAnsi="Consolas" w:eastAsia="微软雅黑"/>
-          <w:color w:val="1F4D78"/>
-          <w:sz w:val="20"/>
-        </w:rPr>
-      </w:r>
-      <w:r>
-        <w:br/>
-      </w:r>
-      <w:r>
-        <w:rPr>
-          <w:rFonts w:ascii="Consolas" w:hAnsi="Consolas" w:eastAsia="微软雅黑"/>
-          <w:color w:val="1F4D78"/>
-          <w:sz w:val="20"/>
-        </w:rPr>
-        <w:t>### 9.1 为什么需要本章（一次真实事故的教训）</w:t>
-      </w:r>
-      <w:r>
-        <w:br/>
-      </w:r>
-      <w:r>
-        <w:rPr>
-          <w:rFonts w:ascii="Consolas" w:hAnsi="Consolas" w:eastAsia="微软雅黑"/>
-          <w:color w:val="1F4D78"/>
-          <w:sz w:val="20"/>
-        </w:rPr>
-      </w:r>
-      <w:r>
-        <w:br/>
-      </w:r>
-      <w:r>
-        <w:rPr>
-          <w:rFonts w:ascii="Consolas" w:hAnsi="Consolas" w:eastAsia="微软雅黑"/>
-          <w:color w:val="1F4D78"/>
-          <w:sz w:val="20"/>
-        </w:rPr>
-        <w:t>`app.py` 中曾有两处写法仅 **Python 3.12+** 合法：</w:t>
-      </w:r>
-      <w:r>
-        <w:br/>
-      </w:r>
-      <w:r>
-        <w:rPr>
-          <w:rFonts w:ascii="Consolas" w:hAnsi="Consolas" w:eastAsia="微软雅黑"/>
-          <w:color w:val="1F4D78"/>
-          <w:sz w:val="20"/>
-        </w:rPr>
-      </w:r>
-      <w:r>
-        <w:br/>
-      </w:r>
-      <w:r>
-        <w:rPr>
-          <w:rFonts w:ascii="Consolas" w:hAnsi="Consolas" w:eastAsia="微软雅黑"/>
-          <w:color w:val="1F4D78"/>
-          <w:sz w:val="20"/>
-        </w:rPr>
-        <w:t>```python</w:t>
-      </w:r>
-      <w:r>
-        <w:br/>
-      </w:r>
-      <w:r>
-        <w:rPr>
-          <w:rFonts w:ascii="Consolas" w:hAnsi="Consolas" w:eastAsia="微软雅黑"/>
-          <w:color w:val="1F4D78"/>
-          <w:sz w:val="20"/>
-        </w:rPr>
-        <w:t># ✗ 事故代码（仅 Python 3.12+ 可用）</w:t>
-      </w:r>
-      <w:r>
-        <w:br/>
-      </w:r>
-      <w:r>
-        <w:rPr>
-          <w:rFonts w:ascii="Consolas" w:hAnsi="Consolas" w:eastAsia="微软雅黑"/>
-          <w:color w:val="1F4D78"/>
-          <w:sz w:val="20"/>
-        </w:rPr>
-        <w:t>return [f"{d['\u5355\u4f4d\u540d\u79f0']}-{d['\u79d1\u5ba4\u540d\u79f0']}" for d in get_all_depts()]</w:t>
-      </w:r>
-    </w:p>
-    <w:p>
-      <w:r>
-        <w:rPr>
-          <w:rFonts w:ascii="Calibri" w:hAnsi="Calibri" w:eastAsia="微软雅黑"/>
-          <w:b w:val="0"/>
-          <w:color w:val="333333"/>
-          <w:sz w:val="22"/>
-        </w:rPr>
-        <w:t xml:space="preserve">该写法在 </w:t>
-      </w:r>
       <w:r>
         <w:rPr>
           <w:rFonts w:ascii="Calibri" w:hAnsi="Calibri" w:eastAsia="微软雅黑"/>
           <w:b/>
-          <w:color w:val="333333"/>
-          <w:sz w:val="22"/>
-        </w:rPr>
-        <w:t>3.11 及更早版本</w:t>
-      </w:r>
-      <w:r>
-        <w:rPr>
-          <w:rFonts w:ascii="Calibri" w:hAnsi="Calibri" w:eastAsia="微软雅黑"/>
-          <w:b w:val="0"/>
-          <w:color w:val="333333"/>
-          <w:sz w:val="22"/>
-        </w:rPr>
-        <w:t>上会在</w:t>
-      </w:r>
-      <w:r>
-        <w:rPr>
-          <w:rFonts w:ascii="Calibri" w:hAnsi="Calibri" w:eastAsia="微软雅黑"/>
-          <w:b/>
-          <w:color w:val="333333"/>
-          <w:sz w:val="22"/>
-        </w:rPr>
-        <w:t>编译源码阶段</w:t>
-      </w:r>
-      <w:r>
-        <w:rPr>
-          <w:rFonts w:ascii="Calibri" w:hAnsi="Calibri" w:eastAsia="微软雅黑"/>
-          <w:b w:val="0"/>
-          <w:color w:val="333333"/>
-          <w:sz w:val="22"/>
-        </w:rPr>
-        <w:t>报错（不是运行时异常）：</w:t>
-      </w:r>
-    </w:p>
-    <w:p>
-      <w:pPr>
-        <w:spacing w:before="80" w:after="160"/>
-        <w:ind w:left="170" w:right="170"/>
-        <w:shd w:val="clear" w:color="auto" w:fill="F5F7FA"/>
-      </w:pPr>
-      <w:r>
-        <w:rPr>
-          <w:rFonts w:ascii="Consolas" w:hAnsi="Consolas" w:eastAsia="微软雅黑"/>
-          <w:color w:val="1F4D78"/>
-          <w:sz w:val="20"/>
-        </w:rPr>
-        <w:t>SyntaxError: f-string expression part cannot include a backslash</w:t>
-      </w:r>
-    </w:p>
-    <w:p>
-      <w:r>
-        <w:rPr>
-          <w:rFonts w:ascii="Calibri" w:hAnsi="Calibri" w:eastAsia="微软雅黑"/>
-          <w:b w:val="0"/>
-          <w:color w:val="333333"/>
-          <w:sz w:val="22"/>
-        </w:rPr>
-        <w:t>表现为：</w:t>
-      </w:r>
-      <w:r>
-        <w:rPr>
-          <w:rFonts w:ascii="Calibri" w:hAnsi="Calibri" w:eastAsia="微软雅黑"/>
-          <w:b/>
-          <w:color w:val="333333"/>
-          <w:sz w:val="22"/>
-        </w:rPr>
-        <w:t>开发机（3.12）一切正常，部署到服务器（3.8）后 `import app` 直接失败、服务起不来</w:t>
-      </w:r>
-      <w:r>
-        <w:rPr>
-          <w:rFonts w:ascii="Calibri" w:hAnsi="Calibri" w:eastAsia="微软雅黑"/>
-          <w:b w:val="0"/>
-          <w:color w:val="333333"/>
-          <w:sz w:val="22"/>
-        </w:rPr>
-        <w:t>。</w:t>
-      </w:r>
-    </w:p>
-    <w:p>
-      <w:r>
-        <w:rPr>
-          <w:rFonts w:ascii="Calibri" w:hAnsi="Calibri" w:eastAsia="微软雅黑"/>
-          <w:b w:val="0"/>
-          <w:color w:val="333333"/>
-          <w:sz w:val="22"/>
-        </w:rPr>
-        <w:t>现该处已按 9.3 的写法改正，并在原位置保留了注释说明。</w:t>
+          <w:color w:val="2E74B5"/>
+          <w:sz w:val="32"/>
+        </w:rPr>
+        <w:t>六、服务器迁移</w:t>
       </w:r>
     </w:p>
     <w:p>
@@ -7900,7 +7360,7 @@
           <w:color w:val="2E74B5"/>
           <w:sz w:val="26"/>
         </w:rPr>
-        <w:t>9.2 硬性禁止清单</w:t>
+        <w:t>6.1 迁移内容</w:t>
       </w:r>
     </w:p>
     <w:tbl>
@@ -7933,7 +7393,7 @@
                 <w:color w:val="FFFFFF"/>
                 <w:sz w:val="21"/>
               </w:rPr>
-              <w:t>禁止</w:t>
+              <w:t>必须迁移</w:t>
             </w:r>
           </w:p>
         </w:tc>
@@ -7969,39 +7429,12 @@
             </w:pPr>
             <w:r>
               <w:rPr>
-                <w:rFonts w:ascii="Calibri" w:hAnsi="Calibri" w:eastAsia="微软雅黑"/>
+                <w:rFonts w:ascii="Consolas" w:hAnsi="Consolas" w:eastAsia="微软雅黑"/>
                 <w:b w:val="0"/>
                 <w:color w:val="333333"/>
-                <w:sz w:val="21"/>
+                <w:sz w:val="20"/>
               </w:rPr>
-              <w:t xml:space="preserve">❌ 在 </w:t>
-            </w:r>
-            <w:r>
-              <w:rPr>
-                <w:rFonts w:ascii="Calibri" w:hAnsi="Calibri" w:eastAsia="微软雅黑"/>
-                <w:b/>
-                <w:color w:val="333333"/>
-                <w:sz w:val="21"/>
-              </w:rPr>
-              <w:t>f-string 表达式内</w:t>
-            </w:r>
-            <w:r>
-              <w:rPr>
-                <w:rFonts w:ascii="Calibri" w:hAnsi="Calibri" w:eastAsia="微软雅黑"/>
-                <w:b w:val="0"/>
-                <w:color w:val="333333"/>
-                <w:sz w:val="21"/>
-              </w:rPr>
-              <w:t>出现</w:t>
-            </w:r>
-            <w:r>
-              <w:rPr>
-                <w:rFonts w:ascii="Calibri" w:hAnsi="Calibri" w:eastAsia="微软雅黑"/>
-                <w:b/>
-                <w:color w:val="333333"/>
-                <w:sz w:val="21"/>
-              </w:rPr>
-              <w:t>反斜杠</w:t>
+              <w:t>data/</w:t>
             </w:r>
           </w:p>
         </w:tc>
@@ -8020,106 +7453,7 @@
                 <w:color w:val="333333"/>
                 <w:sz w:val="21"/>
               </w:rPr>
-              <w:t xml:space="preserve">含 </w:t>
-            </w:r>
-            <w:r>
-              <w:rPr>
-                <w:rFonts w:ascii="Consolas" w:hAnsi="Consolas" w:eastAsia="微软雅黑"/>
-                <w:b w:val="0"/>
-                <w:color w:val="333333"/>
-                <w:sz w:val="20"/>
-              </w:rPr>
-              <w:t>\uXXXX</w:t>
-            </w:r>
-            <w:r>
-              <w:rPr>
-                <w:rFonts w:ascii="Calibri" w:hAnsi="Calibri" w:eastAsia="微软雅黑"/>
-                <w:b w:val="0"/>
-                <w:color w:val="333333"/>
-                <w:sz w:val="21"/>
-              </w:rPr>
-              <w:t>、</w:t>
-            </w:r>
-            <w:r>
-              <w:rPr>
-                <w:rFonts w:ascii="Consolas" w:hAnsi="Consolas" w:eastAsia="微软雅黑"/>
-                <w:b w:val="0"/>
-                <w:color w:val="333333"/>
-                <w:sz w:val="20"/>
-              </w:rPr>
-              <w:t>\n</w:t>
-            </w:r>
-            <w:r>
-              <w:rPr>
-                <w:rFonts w:ascii="Calibri" w:hAnsi="Calibri" w:eastAsia="微软雅黑"/>
-                <w:b w:val="0"/>
-                <w:color w:val="333333"/>
-                <w:sz w:val="21"/>
-              </w:rPr>
-              <w:t>、</w:t>
-            </w:r>
-            <w:r>
-              <w:rPr>
-                <w:rFonts w:ascii="Consolas" w:hAnsi="Consolas" w:eastAsia="微软雅黑"/>
-                <w:b w:val="0"/>
-                <w:color w:val="333333"/>
-                <w:sz w:val="20"/>
-              </w:rPr>
-              <w:t>\t</w:t>
-            </w:r>
-            <w:r>
-              <w:rPr>
-                <w:rFonts w:ascii="Calibri" w:hAnsi="Calibri" w:eastAsia="微软雅黑"/>
-                <w:b w:val="0"/>
-                <w:color w:val="333333"/>
-                <w:sz w:val="21"/>
-              </w:rPr>
-              <w:t>、</w:t>
-            </w:r>
-            <w:r>
-              <w:rPr>
-                <w:rFonts w:ascii="Consolas" w:hAnsi="Consolas" w:eastAsia="微软雅黑"/>
-                <w:b w:val="0"/>
-                <w:color w:val="333333"/>
-                <w:sz w:val="20"/>
-              </w:rPr>
-              <w:t>\"</w:t>
-            </w:r>
-            <w:r>
-              <w:rPr>
-                <w:rFonts w:ascii="Calibri" w:hAnsi="Calibri" w:eastAsia="微软雅黑"/>
-                <w:b w:val="0"/>
-                <w:color w:val="333333"/>
-                <w:sz w:val="21"/>
-              </w:rPr>
-              <w:t xml:space="preserve"> 等；这是 Python 3.12（PEP 701）才放宽的限制。本项目中文列名以 </w:t>
-            </w:r>
-            <w:r>
-              <w:rPr>
-                <w:rFonts w:ascii="Consolas" w:hAnsi="Consolas" w:eastAsia="微软雅黑"/>
-                <w:b w:val="0"/>
-                <w:color w:val="333333"/>
-                <w:sz w:val="20"/>
-              </w:rPr>
-              <w:t>\uXXXX</w:t>
-            </w:r>
-            <w:r>
-              <w:rPr>
-                <w:rFonts w:ascii="Calibri" w:hAnsi="Calibri" w:eastAsia="微软雅黑"/>
-                <w:b w:val="0"/>
-                <w:color w:val="333333"/>
-                <w:sz w:val="21"/>
-              </w:rPr>
-              <w:t xml:space="preserve"> 转义书写，</w:t>
-            </w:r>
-            <w:r>
-              <w:rPr>
-                <w:rFonts w:ascii="Calibri" w:hAnsi="Calibri" w:eastAsia="微软雅黑"/>
-                <w:b/>
-                <w:color w:val="333333"/>
-                <w:sz w:val="21"/>
-              </w:rPr>
-              <w:t>最容易踩这一条</w:t>
+              <w:t>数据库、Excel 工作簿、附件文件</w:t>
             </w:r>
           </w:p>
         </w:tc>
@@ -8135,39 +7469,12 @@
             </w:pPr>
             <w:r>
               <w:rPr>
-                <w:rFonts w:ascii="Calibri" w:hAnsi="Calibri" w:eastAsia="微软雅黑"/>
+                <w:rFonts w:ascii="Consolas" w:hAnsi="Consolas" w:eastAsia="微软雅黑"/>
                 <w:b w:val="0"/>
                 <w:color w:val="333333"/>
-                <w:sz w:val="21"/>
+                <w:sz w:val="20"/>
               </w:rPr>
-              <w:t xml:space="preserve">❌ 在 </w:t>
-            </w:r>
-            <w:r>
-              <w:rPr>
-                <w:rFonts w:ascii="Calibri" w:hAnsi="Calibri" w:eastAsia="微软雅黑"/>
-                <w:b/>
-                <w:color w:val="333333"/>
-                <w:sz w:val="21"/>
-              </w:rPr>
-              <w:t>f-string 表达式内</w:t>
-            </w:r>
-            <w:r>
-              <w:rPr>
-                <w:rFonts w:ascii="Calibri" w:hAnsi="Calibri" w:eastAsia="微软雅黑"/>
-                <w:b w:val="0"/>
-                <w:color w:val="333333"/>
-                <w:sz w:val="21"/>
-              </w:rPr>
-              <w:t>嵌套</w:t>
-            </w:r>
-            <w:r>
-              <w:rPr>
-                <w:rFonts w:ascii="Calibri" w:hAnsi="Calibri" w:eastAsia="微软雅黑"/>
-                <w:b/>
-                <w:color w:val="333333"/>
-                <w:sz w:val="21"/>
-              </w:rPr>
-              <w:t>同类引号</w:t>
+              <w:t>templates/index.html</w:t>
             </w:r>
           </w:p>
         </w:tc>
@@ -8186,25 +7493,7 @@
                 <w:color w:val="333333"/>
                 <w:sz w:val="21"/>
               </w:rPr>
-              <w:t xml:space="preserve">如 </w:t>
-            </w:r>
-            <w:r>
-              <w:rPr>
-                <w:rFonts w:ascii="Consolas" w:hAnsi="Consolas" w:eastAsia="微软雅黑"/>
-                <w:b w:val="0"/>
-                <w:color w:val="333333"/>
-                <w:sz w:val="20"/>
-              </w:rPr>
-              <w:t>f"{d["键"]}"</w:t>
-            </w:r>
-            <w:r>
-              <w:rPr>
-                <w:rFonts w:ascii="Calibri" w:hAnsi="Calibri" w:eastAsia="微软雅黑"/>
-                <w:b w:val="0"/>
-                <w:color w:val="333333"/>
-                <w:sz w:val="21"/>
-              </w:rPr>
-              <w:t>（外层与内层同为双引号）；3.12 才允许。外层双引号时，内层必须用单引号</w:t>
+              <w:t>前端（如版本相同）</w:t>
             </w:r>
           </w:p>
         </w:tc>
@@ -8220,21 +7509,12 @@
             </w:pPr>
             <w:r>
               <w:rPr>
-                <w:rFonts w:ascii="Calibri" w:hAnsi="Calibri" w:eastAsia="微软雅黑"/>
+                <w:rFonts w:ascii="Consolas" w:hAnsi="Consolas" w:eastAsia="微软雅黑"/>
                 <w:b w:val="0"/>
                 <w:color w:val="333333"/>
-                <w:sz w:val="21"/>
+                <w:sz w:val="20"/>
               </w:rPr>
-              <w:t xml:space="preserve">❌ 使用 </w:t>
-            </w:r>
-            <w:r>
-              <w:rPr>
-                <w:rFonts w:ascii="Calibri" w:hAnsi="Calibri" w:eastAsia="微软雅黑"/>
-                <w:b/>
-                <w:color w:val="333333"/>
-                <w:sz w:val="21"/>
-              </w:rPr>
-              <w:t>3.9+</w:t>
+              <w:t>app.py</w:t>
             </w:r>
             <w:r>
               <w:rPr>
@@ -8243,56 +7523,7 @@
                 <w:color w:val="333333"/>
                 <w:sz w:val="21"/>
               </w:rPr>
-              <w:t xml:space="preserve"> 特性</w:t>
-            </w:r>
-          </w:p>
-        </w:tc>
-        <w:tc>
-          <w:tcPr>
-            <w:tcW w:type="dxa" w:w="7257"/>
-          </w:tcPr>
-          <w:p>
-            <w:pPr>
-              <w:spacing w:after="40" w:before="40"/>
-            </w:pPr>
-            <w:r>
-              <w:rPr>
-                <w:rFonts w:ascii="Consolas" w:hAnsi="Consolas" w:eastAsia="微软雅黑"/>
-                <w:b w:val="0"/>
-                <w:color w:val="333333"/>
-                <w:sz w:val="20"/>
-              </w:rPr>
-              <w:t>str.removeprefix/removesuffix</w:t>
-            </w:r>
-            <w:r>
-              <w:rPr>
-                <w:rFonts w:ascii="Calibri" w:hAnsi="Calibri" w:eastAsia="微软雅黑"/>
-                <w:b w:val="0"/>
-                <w:color w:val="333333"/>
-                <w:sz w:val="21"/>
-              </w:rPr>
-              <w:t>、`dict1 \</w:t>
-            </w:r>
-          </w:p>
-        </w:tc>
-      </w:tr>
-      <w:tr>
-        <w:tc>
-          <w:tcPr>
-            <w:tcW w:type="dxa" w:w="2381"/>
-          </w:tcPr>
-          <w:p>
-            <w:pPr>
-              <w:spacing w:after="40" w:before="40"/>
-            </w:pPr>
-            <w:r>
-              <w:rPr>
-                <w:rFonts w:ascii="Calibri" w:hAnsi="Calibri" w:eastAsia="微软雅黑"/>
-                <w:b w:val="0"/>
-                <w:color w:val="333333"/>
-                <w:sz w:val="21"/>
-              </w:rPr>
-              <w:t>dict2</w:t>
+              <w:t>、</w:t>
             </w:r>
             <w:r>
               <w:rPr>
@@ -8301,263 +7532,7 @@
                 <w:color w:val="333333"/>
                 <w:sz w:val="20"/>
               </w:rPr>
-              <w:t xml:space="preserve"> 字典合并、</w:t>
-            </w:r>
-            <w:r>
-              <w:rPr>
-                <w:rFonts w:ascii="Calibri" w:hAnsi="Calibri" w:eastAsia="微软雅黑"/>
-                <w:b w:val="0"/>
-                <w:color w:val="333333"/>
-                <w:sz w:val="21"/>
-              </w:rPr>
-              <w:t>list[str]</w:t>
-            </w:r>
-            <w:r>
-              <w:rPr>
-                <w:rFonts w:ascii="Consolas" w:hAnsi="Consolas" w:eastAsia="微软雅黑"/>
-                <w:b w:val="0"/>
-                <w:color w:val="333333"/>
-                <w:sz w:val="20"/>
-              </w:rPr>
-              <w:t>/</w:t>
-            </w:r>
-            <w:r>
-              <w:rPr>
-                <w:rFonts w:ascii="Calibri" w:hAnsi="Calibri" w:eastAsia="微软雅黑"/>
-                <w:b w:val="0"/>
-                <w:color w:val="333333"/>
-                <w:sz w:val="21"/>
-              </w:rPr>
-              <w:t>dict[str,int]</w:t>
-            </w:r>
-            <w:r>
-              <w:rPr>
-                <w:rFonts w:ascii="Consolas" w:hAnsi="Consolas" w:eastAsia="微软雅黑"/>
-                <w:b w:val="0"/>
-                <w:color w:val="333333"/>
-                <w:sz w:val="20"/>
-              </w:rPr>
-              <w:t xml:space="preserve"> 等内建泛型注解（注解会被求值）、</w:t>
-            </w:r>
-            <w:r>
-              <w:rPr>
-                <w:rFonts w:ascii="Calibri" w:hAnsi="Calibri" w:eastAsia="微软雅黑"/>
-                <w:b w:val="0"/>
-                <w:color w:val="333333"/>
-                <w:sz w:val="21"/>
-              </w:rPr>
-              <w:t>functools.cache</w:t>
-            </w:r>
-            <w:r>
-              <w:rPr>
-                <w:rFonts w:ascii="Consolas" w:hAnsi="Consolas" w:eastAsia="微软雅黑"/>
-                <w:b w:val="0"/>
-                <w:color w:val="333333"/>
-                <w:sz w:val="20"/>
-              </w:rPr>
-              <w:t>、</w:t>
-            </w:r>
-            <w:r>
-              <w:rPr>
-                <w:rFonts w:ascii="Calibri" w:hAnsi="Calibri" w:eastAsia="微软雅黑"/>
-                <w:b w:val="0"/>
-                <w:color w:val="333333"/>
-                <w:sz w:val="21"/>
-              </w:rPr>
-              <w:t>zoneinfo</w:t>
-            </w:r>
-            <w:r>
-              <w:rPr>
-                <w:rFonts w:ascii="Consolas" w:hAnsi="Consolas" w:eastAsia="微软雅黑"/>
-                <w:b w:val="0"/>
-                <w:color w:val="333333"/>
-                <w:sz w:val="20"/>
-              </w:rPr>
-              <w:t>、</w:t>
-            </w:r>
-            <w:r>
-              <w:rPr>
-                <w:rFonts w:ascii="Calibri" w:hAnsi="Calibri" w:eastAsia="微软雅黑"/>
-                <w:b w:val="0"/>
-                <w:color w:val="333333"/>
-                <w:sz w:val="21"/>
-              </w:rPr>
-              <w:t>graphlib</w:t>
-            </w:r>
-            <w:r>
-              <w:rPr>
-                <w:rFonts w:ascii="Consolas" w:hAnsi="Consolas" w:eastAsia="微软雅黑"/>
-                <w:b w:val="0"/>
-                <w:color w:val="333333"/>
-                <w:sz w:val="20"/>
-              </w:rPr>
-              <w:t>、</w:t>
-            </w:r>
-            <w:r>
-              <w:rPr>
-                <w:rFonts w:ascii="Calibri" w:hAnsi="Calibri" w:eastAsia="微软雅黑"/>
-                <w:b w:val="0"/>
-                <w:color w:val="333333"/>
-                <w:sz w:val="21"/>
-              </w:rPr>
-              <w:t>tomllib</w:t>
-            </w:r>
-            <w:r>
-              <w:rPr>
-                <w:rFonts w:ascii="Consolas" w:hAnsi="Consolas" w:eastAsia="微软雅黑"/>
-                <w:b w:val="0"/>
-                <w:color w:val="333333"/>
-                <w:sz w:val="20"/>
-              </w:rPr>
-              <w:t>、</w:t>
-            </w:r>
-            <w:r>
-              <w:rPr>
-                <w:rFonts w:ascii="Calibri" w:hAnsi="Calibri" w:eastAsia="微软雅黑"/>
-                <w:b w:val="0"/>
-                <w:color w:val="333333"/>
-                <w:sz w:val="21"/>
-              </w:rPr>
-              <w:t>math.lcm`</w:t>
-            </w:r>
-            <w:r>
-              <w:rPr>
-                <w:rFonts w:ascii="Calibri" w:hAnsi="Calibri" w:eastAsia="微软雅黑"/>
-                <w:b w:val="0"/>
-                <w:color w:val="333333"/>
-                <w:sz w:val="21"/>
-              </w:rPr>
-              <w:t xml:space="preserve">❌ 使用 </w:t>
-            </w:r>
-            <w:r>
-              <w:rPr>
-                <w:rFonts w:ascii="Calibri" w:hAnsi="Calibri" w:eastAsia="微软雅黑"/>
-                <w:b/>
-                <w:color w:val="333333"/>
-                <w:sz w:val="21"/>
-              </w:rPr>
-              <w:t>3.10+ / 3.11+</w:t>
-            </w:r>
-            <w:r>
-              <w:rPr>
-                <w:rFonts w:ascii="Calibri" w:hAnsi="Calibri" w:eastAsia="微软雅黑"/>
-                <w:b w:val="0"/>
-                <w:color w:val="333333"/>
-                <w:sz w:val="21"/>
-              </w:rPr>
-              <w:t xml:space="preserve"> 特性</w:t>
-            </w:r>
-          </w:p>
-        </w:tc>
-        <w:tc>
-          <w:tcPr>
-            <w:tcW w:type="dxa" w:w="7257"/>
-          </w:tcPr>
-          <w:p>
-            <w:pPr>
-              <w:spacing w:after="40" w:before="40"/>
-            </w:pPr>
-            <w:r>
-              <w:rPr>
-                <w:rFonts w:ascii="Consolas" w:hAnsi="Consolas" w:eastAsia="微软雅黑"/>
-                <w:b w:val="0"/>
-                <w:color w:val="333333"/>
-                <w:sz w:val="20"/>
-              </w:rPr>
-              <w:t>match/case</w:t>
-            </w:r>
-            <w:r>
-              <w:rPr>
-                <w:rFonts w:ascii="Calibri" w:hAnsi="Calibri" w:eastAsia="微软雅黑"/>
-                <w:b w:val="0"/>
-                <w:color w:val="333333"/>
-                <w:sz w:val="21"/>
-              </w:rPr>
-              <w:t>、`X \</w:t>
-            </w:r>
-          </w:p>
-        </w:tc>
-      </w:tr>
-      <w:tr>
-        <w:tc>
-          <w:tcPr>
-            <w:tcW w:type="dxa" w:w="2381"/>
-          </w:tcPr>
-          <w:p>
-            <w:pPr>
-              <w:spacing w:after="40" w:before="40"/>
-            </w:pPr>
-            <w:r>
-              <w:rPr>
-                <w:rFonts w:ascii="Calibri" w:hAnsi="Calibri" w:eastAsia="微软雅黑"/>
-                <w:b w:val="0"/>
-                <w:color w:val="333333"/>
-                <w:sz w:val="21"/>
-              </w:rPr>
-              <w:t>Y</w:t>
-            </w:r>
-            <w:r>
-              <w:rPr>
-                <w:rFonts w:ascii="Consolas" w:hAnsi="Consolas" w:eastAsia="微软雅黑"/>
-                <w:b w:val="0"/>
-                <w:color w:val="333333"/>
-                <w:sz w:val="20"/>
-              </w:rPr>
-              <w:t xml:space="preserve"> 联合类型注解、带括号的多上下文管理器（3.10）、</w:t>
-            </w:r>
-            <w:r>
-              <w:rPr>
-                <w:rFonts w:ascii="Calibri" w:hAnsi="Calibri" w:eastAsia="微软雅黑"/>
-                <w:b w:val="0"/>
-                <w:color w:val="333333"/>
-                <w:sz w:val="21"/>
-              </w:rPr>
-              <w:t>typing.Self</w:t>
-            </w:r>
-            <w:r>
-              <w:rPr>
-                <w:rFonts w:ascii="Consolas" w:hAnsi="Consolas" w:eastAsia="微软雅黑"/>
-                <w:b w:val="0"/>
-                <w:color w:val="333333"/>
-                <w:sz w:val="20"/>
-              </w:rPr>
-              <w:t>、</w:t>
-            </w:r>
-            <w:r>
-              <w:rPr>
-                <w:rFonts w:ascii="Calibri" w:hAnsi="Calibri" w:eastAsia="微软雅黑"/>
-                <w:b w:val="0"/>
-                <w:color w:val="333333"/>
-                <w:sz w:val="21"/>
-              </w:rPr>
-              <w:t>ExceptionGroup</w:t>
-            </w:r>
-            <w:r>
-              <w:rPr>
-                <w:rFonts w:ascii="Consolas" w:hAnsi="Consolas" w:eastAsia="微软雅黑"/>
-                <w:b w:val="0"/>
-                <w:color w:val="333333"/>
-                <w:sz w:val="20"/>
-              </w:rPr>
-              <w:t>/</w:t>
-            </w:r>
-            <w:r>
-              <w:rPr>
-                <w:rFonts w:ascii="Calibri" w:hAnsi="Calibri" w:eastAsia="微软雅黑"/>
-                <w:b w:val="0"/>
-                <w:color w:val="333333"/>
-                <w:sz w:val="21"/>
-              </w:rPr>
-              <w:t>except*`（3.11）</w:t>
-            </w:r>
-            <w:r>
-              <w:rPr>
-                <w:rFonts w:ascii="Calibri" w:hAnsi="Calibri" w:eastAsia="微软雅黑"/>
-                <w:b w:val="0"/>
-                <w:color w:val="333333"/>
-                <w:sz w:val="21"/>
-              </w:rPr>
-              <w:t>✅ 允许</w:t>
+              <w:t>requirements.txt</w:t>
             </w:r>
           </w:p>
         </w:tc>
@@ -8576,8 +7551,20 @@
                 <w:color w:val="333333"/>
                 <w:sz w:val="21"/>
               </w:rPr>
-              <w:t xml:space="preserve">海象运算符 </w:t>
+              <w:t>后端程序</w:t>
             </w:r>
+          </w:p>
+        </w:tc>
+      </w:tr>
+      <w:tr>
+        <w:tc>
+          <w:tcPr>
+            <w:tcW w:type="dxa" w:w="2381"/>
+          </w:tcPr>
+          <w:p>
+            <w:pPr>
+              <w:spacing w:after="40" w:before="40"/>
+            </w:pPr>
             <w:r>
               <w:rPr>
                 <w:rFonts w:ascii="Consolas" w:hAnsi="Consolas" w:eastAsia="微软雅黑"/>
@@ -8585,8 +7572,18 @@
                 <w:color w:val="333333"/>
                 <w:sz w:val="20"/>
               </w:rPr>
-              <w:t>:=</w:t>
+              <w:t>static/</w:t>
             </w:r>
+          </w:p>
+        </w:tc>
+        <w:tc>
+          <w:tcPr>
+            <w:tcW w:type="dxa" w:w="7257"/>
+          </w:tcPr>
+          <w:p>
+            <w:pPr>
+              <w:spacing w:after="40" w:before="40"/>
+            </w:pPr>
             <w:r>
               <w:rPr>
                 <w:rFonts w:ascii="Calibri" w:hAnsi="Calibri" w:eastAsia="微软雅黑"/>
@@ -8594,61 +7591,7 @@
                 <w:color w:val="333333"/>
                 <w:sz w:val="21"/>
               </w:rPr>
-              <w:t>（3.8+）、f-string 基本用法、</w:t>
-            </w:r>
-            <w:r>
-              <w:rPr>
-                <w:rFonts w:ascii="Consolas" w:hAnsi="Consolas" w:eastAsia="微软雅黑"/>
-                <w:b w:val="0"/>
-                <w:color w:val="333333"/>
-                <w:sz w:val="20"/>
-              </w:rPr>
-              <w:t>typing.List[str]</w:t>
-            </w:r>
-            <w:r>
-              <w:rPr>
-                <w:rFonts w:ascii="Calibri" w:hAnsi="Calibri" w:eastAsia="微软雅黑"/>
-                <w:b w:val="0"/>
-                <w:color w:val="333333"/>
-                <w:sz w:val="21"/>
-              </w:rPr>
-              <w:t xml:space="preserve"> 等 </w:t>
-            </w:r>
-            <w:r>
-              <w:rPr>
-                <w:rFonts w:ascii="Consolas" w:hAnsi="Consolas" w:eastAsia="微软雅黑"/>
-                <w:b w:val="0"/>
-                <w:color w:val="333333"/>
-                <w:sz w:val="20"/>
-              </w:rPr>
-              <w:t>typing</w:t>
-            </w:r>
-            <w:r>
-              <w:rPr>
-                <w:rFonts w:ascii="Calibri" w:hAnsi="Calibri" w:eastAsia="微软雅黑"/>
-                <w:b w:val="0"/>
-                <w:color w:val="333333"/>
-                <w:sz w:val="21"/>
-              </w:rPr>
-              <w:t xml:space="preserve"> 泛型、f-string </w:t>
-            </w:r>
-            <w:r>
-              <w:rPr>
-                <w:rFonts w:ascii="Consolas" w:hAnsi="Consolas" w:eastAsia="微软雅黑"/>
-                <w:b w:val="0"/>
-                <w:color w:val="333333"/>
-                <w:sz w:val="20"/>
-              </w:rPr>
-              <w:t>=</w:t>
-            </w:r>
-            <w:r>
-              <w:rPr>
-                <w:rFonts w:ascii="Calibri" w:hAnsi="Calibri" w:eastAsia="微软雅黑"/>
-                <w:b w:val="0"/>
-                <w:color w:val="333333"/>
-                <w:sz w:val="21"/>
-              </w:rPr>
-              <w:t xml:space="preserve"> 调试写法（3.8+）</w:t>
+              <w:t>LOGO 与本地化前端资源</w:t>
             </w:r>
           </w:p>
         </w:tc>
@@ -8661,6 +7604,218 @@
     </w:p>
     <w:p>
       <w:pPr>
+        <w:pStyle w:val="Heading2"/>
+      </w:pPr>
+      <w:r>
+        <w:rPr>
+          <w:rFonts w:ascii="Calibri" w:hAnsi="Calibri" w:eastAsia="微软雅黑"/>
+          <w:b/>
+          <w:color w:val="2E74B5"/>
+          <w:sz w:val="26"/>
+        </w:rPr>
+        <w:t>6.2 迁移步骤</w:t>
+      </w:r>
+    </w:p>
+    <w:p>
+      <w:pPr>
+        <w:pStyle w:val="ListNumber"/>
+        <w:numPr>
+          <w:ilvl w:val="0"/>
+          <w:numId w:val="12"/>
+        </w:numPr>
+      </w:pPr>
+      <w:r>
+        <w:rPr>
+          <w:rFonts w:ascii="Calibri" w:hAnsi="Calibri" w:eastAsia="微软雅黑"/>
+          <w:b w:val="0"/>
+          <w:color w:val="333333"/>
+          <w:sz w:val="22"/>
+        </w:rPr>
+        <w:t>在旧服务器停止服务并做最终备份；</w:t>
+      </w:r>
+    </w:p>
+    <w:p>
+      <w:pPr>
+        <w:pStyle w:val="ListNumber"/>
+        <w:numPr>
+          <w:ilvl w:val="0"/>
+          <w:numId w:val="12"/>
+        </w:numPr>
+      </w:pPr>
+      <w:r>
+        <w:rPr>
+          <w:rFonts w:ascii="Calibri" w:hAnsi="Calibri" w:eastAsia="微软雅黑"/>
+          <w:b w:val="0"/>
+          <w:color w:val="333333"/>
+          <w:sz w:val="22"/>
+        </w:rPr>
+        <w:t xml:space="preserve">将 </w:t>
+      </w:r>
+      <w:r>
+        <w:rPr>
+          <w:rFonts w:ascii="Consolas" w:hAnsi="Consolas" w:eastAsia="微软雅黑"/>
+          <w:b w:val="0"/>
+          <w:color w:val="333333"/>
+          <w:sz w:val="21"/>
+        </w:rPr>
+        <w:t>data/</w:t>
+      </w:r>
+      <w:r>
+        <w:rPr>
+          <w:rFonts w:ascii="Calibri" w:hAnsi="Calibri" w:eastAsia="微软雅黑"/>
+          <w:b w:val="0"/>
+          <w:color w:val="333333"/>
+          <w:sz w:val="22"/>
+        </w:rPr>
+        <w:t>、</w:t>
+      </w:r>
+      <w:r>
+        <w:rPr>
+          <w:rFonts w:ascii="Consolas" w:hAnsi="Consolas" w:eastAsia="微软雅黑"/>
+          <w:b w:val="0"/>
+          <w:color w:val="333333"/>
+          <w:sz w:val="21"/>
+        </w:rPr>
+        <w:t>templates/</w:t>
+      </w:r>
+      <w:r>
+        <w:rPr>
+          <w:rFonts w:ascii="Calibri" w:hAnsi="Calibri" w:eastAsia="微软雅黑"/>
+          <w:b w:val="0"/>
+          <w:color w:val="333333"/>
+          <w:sz w:val="22"/>
+        </w:rPr>
+        <w:t>、</w:t>
+      </w:r>
+      <w:r>
+        <w:rPr>
+          <w:rFonts w:ascii="Consolas" w:hAnsi="Consolas" w:eastAsia="微软雅黑"/>
+          <w:b w:val="0"/>
+          <w:color w:val="333333"/>
+          <w:sz w:val="21"/>
+        </w:rPr>
+        <w:t>static/</w:t>
+      </w:r>
+      <w:r>
+        <w:rPr>
+          <w:rFonts w:ascii="Calibri" w:hAnsi="Calibri" w:eastAsia="微软雅黑"/>
+          <w:b w:val="0"/>
+          <w:color w:val="333333"/>
+          <w:sz w:val="22"/>
+        </w:rPr>
+        <w:t>、</w:t>
+      </w:r>
+      <w:r>
+        <w:rPr>
+          <w:rFonts w:ascii="Consolas" w:hAnsi="Consolas" w:eastAsia="微软雅黑"/>
+          <w:b w:val="0"/>
+          <w:color w:val="333333"/>
+          <w:sz w:val="21"/>
+        </w:rPr>
+        <w:t>app.py</w:t>
+      </w:r>
+      <w:r>
+        <w:rPr>
+          <w:rFonts w:ascii="Calibri" w:hAnsi="Calibri" w:eastAsia="微软雅黑"/>
+          <w:b w:val="0"/>
+          <w:color w:val="333333"/>
+          <w:sz w:val="22"/>
+        </w:rPr>
+        <w:t>、</w:t>
+      </w:r>
+      <w:r>
+        <w:rPr>
+          <w:rFonts w:ascii="Consolas" w:hAnsi="Consolas" w:eastAsia="微软雅黑"/>
+          <w:b w:val="0"/>
+          <w:color w:val="333333"/>
+          <w:sz w:val="21"/>
+        </w:rPr>
+        <w:t>requirements.txt</w:t>
+      </w:r>
+      <w:r>
+        <w:rPr>
+          <w:rFonts w:ascii="Calibri" w:hAnsi="Calibri" w:eastAsia="微软雅黑"/>
+          <w:b w:val="0"/>
+          <w:color w:val="333333"/>
+          <w:sz w:val="22"/>
+        </w:rPr>
+        <w:t xml:space="preserve"> 拷贝至新服务器；</w:t>
+      </w:r>
+    </w:p>
+    <w:p>
+      <w:pPr>
+        <w:pStyle w:val="ListNumber"/>
+        <w:numPr>
+          <w:ilvl w:val="0"/>
+          <w:numId w:val="12"/>
+        </w:numPr>
+      </w:pPr>
+      <w:r>
+        <w:rPr>
+          <w:rFonts w:ascii="Calibri" w:hAnsi="Calibri" w:eastAsia="微软雅黑"/>
+          <w:b w:val="0"/>
+          <w:color w:val="333333"/>
+          <w:sz w:val="22"/>
+        </w:rPr>
+        <w:t>新服务器按第 3 章 3.2/3.3 安装环境与依赖（</w:t>
+      </w:r>
+      <w:r>
+        <w:rPr>
+          <w:rFonts w:ascii="Calibri" w:hAnsi="Calibri" w:eastAsia="微软雅黑"/>
+          <w:b/>
+          <w:color w:val="333333"/>
+          <w:sz w:val="22"/>
+        </w:rPr>
+        <w:t>保留 `data/合同台账.db`，不要删除</w:t>
+      </w:r>
+      <w:r>
+        <w:rPr>
+          <w:rFonts w:ascii="Calibri" w:hAnsi="Calibri" w:eastAsia="微软雅黑"/>
+          <w:b w:val="0"/>
+          <w:color w:val="333333"/>
+          <w:sz w:val="22"/>
+        </w:rPr>
+        <w:t>，跳过 Excel 迁移）；</w:t>
+      </w:r>
+    </w:p>
+    <w:p>
+      <w:pPr>
+        <w:pStyle w:val="ListNumber"/>
+        <w:numPr>
+          <w:ilvl w:val="0"/>
+          <w:numId w:val="12"/>
+        </w:numPr>
+      </w:pPr>
+      <w:r>
+        <w:rPr>
+          <w:rFonts w:ascii="Calibri" w:hAnsi="Calibri" w:eastAsia="微软雅黑"/>
+          <w:b w:val="0"/>
+          <w:color w:val="333333"/>
+          <w:sz w:val="22"/>
+        </w:rPr>
+        <w:t>启动并验证：合同总数、用户数、部门数、附件数与旧服务器一致；</w:t>
+      </w:r>
+    </w:p>
+    <w:p>
+      <w:pPr>
+        <w:pStyle w:val="ListNumber"/>
+        <w:numPr>
+          <w:ilvl w:val="0"/>
+          <w:numId w:val="12"/>
+        </w:numPr>
+      </w:pPr>
+      <w:r>
+        <w:rPr>
+          <w:rFonts w:ascii="Calibri" w:hAnsi="Calibri" w:eastAsia="微软雅黑"/>
+          <w:b w:val="0"/>
+          <w:color w:val="333333"/>
+          <w:sz w:val="22"/>
+        </w:rPr>
+        <w:t>修改网络配置（防火墙、DNS、反向代理）后切换用户访问。</w:t>
+      </w:r>
+    </w:p>
+    <w:p>
+      <w:pPr>
         <w:spacing w:before="80" w:after="160"/>
         <w:ind w:left="170" w:right="170"/>
         <w:shd w:val="clear" w:color="auto" w:fill="EAF3FB"/>
@@ -8675,97 +7830,21 @@
           <w:color w:val="1F4D78"/>
           <w:sz w:val="21"/>
         </w:rPr>
-        <w:t>注：</w:t>
-      </w:r>
+        <w:t>迁移后请立即验证管理员登录、合同列表、统计图表、提醒、附件下载、日志查询六大功能。</w:t>
+      </w:r>
+    </w:p>
+    <w:p>
+      <w:pPr>
+        <w:pStyle w:val="Heading1"/>
+      </w:pPr>
       <w:r>
         <w:rPr>
           <w:rFonts w:ascii="Calibri" w:hAnsi="Calibri" w:eastAsia="微软雅黑"/>
           <w:b/>
-          <w:color w:val="1F4D78"/>
-          <w:sz w:val="21"/>
-        </w:rPr>
-        <w:t>`#` 注释里写 `\uXXXX` 没问题</w:t>
-      </w:r>
-      <w:r>
-        <w:rPr>
-          <w:rFonts w:ascii="Calibri" w:hAnsi="Calibri" w:eastAsia="微软雅黑"/>
-          <w:b w:val="0"/>
-          <w:color w:val="1F4D78"/>
-          <w:sz w:val="21"/>
-        </w:rPr>
-        <w:t>（注释不参与转义解析）；但</w:t>
-      </w:r>
-      <w:r>
-        <w:rPr>
-          <w:rFonts w:ascii="Calibri" w:hAnsi="Calibri" w:eastAsia="微软雅黑"/>
-          <w:b/>
-          <w:color w:val="1F4D78"/>
-          <w:sz w:val="21"/>
-        </w:rPr>
-        <w:t>普通字符串/文档字符串里</w:t>
-      </w:r>
-      <w:r>
-        <w:rPr>
-          <w:rFonts w:ascii="Calibri" w:hAnsi="Calibri" w:eastAsia="微软雅黑"/>
-          <w:b w:val="0"/>
-          <w:color w:val="1F4D78"/>
-          <w:sz w:val="21"/>
-        </w:rPr>
-        <w:t xml:space="preserve">若要表达"字面的 </w:t>
-      </w:r>
-      <w:r>
-        <w:rPr>
-          <w:rFonts w:ascii="Consolas" w:hAnsi="Consolas" w:eastAsia="微软雅黑"/>
-          <w:b w:val="0"/>
-          <w:color w:val="1F4D78"/>
-          <w:sz w:val="20"/>
-        </w:rPr>
-        <w:t>\uXXXX</w:t>
-      </w:r>
-      <w:r>
-        <w:rPr>
-          <w:rFonts w:ascii="Calibri" w:hAnsi="Calibri" w:eastAsia="微软雅黑"/>
-          <w:b w:val="0"/>
-          <w:color w:val="1F4D78"/>
-          <w:sz w:val="21"/>
-        </w:rPr>
-        <w:t xml:space="preserve">"，必须写成 </w:t>
-      </w:r>
-      <w:r>
-        <w:rPr>
-          <w:rFonts w:ascii="Consolas" w:hAnsi="Consolas" w:eastAsia="微软雅黑"/>
-          <w:b w:val="0"/>
-          <w:color w:val="1F4D78"/>
-          <w:sz w:val="20"/>
-        </w:rPr>
-        <w:t>\\uXXXX</w:t>
-      </w:r>
-      <w:r>
-        <w:rPr>
-          <w:rFonts w:ascii="Calibri" w:hAnsi="Calibri" w:eastAsia="微软雅黑"/>
-          <w:b w:val="0"/>
-          <w:color w:val="1F4D78"/>
-          <w:sz w:val="21"/>
-        </w:rPr>
-        <w:t xml:space="preserve">（双反斜杠），否则会被当成 Unicode 转义而报 </w:t>
-      </w:r>
-      <w:r>
-        <w:rPr>
-          <w:rFonts w:ascii="Consolas" w:hAnsi="Consolas" w:eastAsia="微软雅黑"/>
-          <w:b w:val="0"/>
-          <w:color w:val="1F4D78"/>
-          <w:sz w:val="20"/>
-        </w:rPr>
-        <w:t>truncated \uXXXX escape</w:t>
-      </w:r>
-      <w:r>
-        <w:rPr>
-          <w:rFonts w:ascii="Calibri" w:hAnsi="Calibri" w:eastAsia="微软雅黑"/>
-          <w:b w:val="0"/>
-          <w:color w:val="1F4D78"/>
-          <w:sz w:val="21"/>
-        </w:rPr>
-        <w:t>。</w:t>
+          <w:color w:val="2E74B5"/>
+          <w:sz w:val="32"/>
+        </w:rPr>
+        <w:t>七、日常运维与故障排查</w:t>
       </w:r>
     </w:p>
     <w:p>
@@ -8779,7 +7858,2523 @@
           <w:color w:val="2E74B5"/>
           <w:sz w:val="26"/>
         </w:rPr>
-        <w:t>9.3 正确写法（推荐范式）</w:t>
+        <w:t>7.1 日常巡检清单</w:t>
+      </w:r>
+    </w:p>
+    <w:tbl>
+      <w:tblPr>
+        <w:tblStyle w:val="TableGrid"/>
+        <w:tblW w:type="dxa" w:w="9638"/>
+        <w:jc w:val="left"/>
+        <w:tblLook w:firstColumn="1" w:firstRow="1" w:lastColumn="0" w:lastRow="0" w:noHBand="0" w:noVBand="1" w:val="04A0"/>
+        <w:tblInd w:w="120" w:type="dxa"/>
+        <w:tblLayout w:type="fixed"/>
+      </w:tblPr>
+      <w:tblGrid>
+        <w:gridCol w:w="2608"/>
+        <w:gridCol w:w="1814"/>
+        <w:gridCol w:w="5216"/>
+      </w:tblGrid>
+      <w:tr>
+        <w:tc>
+          <w:tcPr>
+            <w:tcW w:type="dxa" w:w="2608"/>
+            <w:shd w:val="clear" w:color="auto" w:fill="2E74B5"/>
+          </w:tcPr>
+          <w:p>
+            <w:pPr>
+              <w:spacing w:after="40" w:before="40"/>
+            </w:pPr>
+            <w:r>
+              <w:rPr>
+                <w:rFonts w:ascii="Calibri" w:hAnsi="Calibri" w:eastAsia="微软雅黑"/>
+                <w:b/>
+                <w:color w:val="FFFFFF"/>
+                <w:sz w:val="21"/>
+              </w:rPr>
+              <w:t>频率</w:t>
+            </w:r>
+          </w:p>
+        </w:tc>
+        <w:tc>
+          <w:tcPr>
+            <w:tcW w:type="dxa" w:w="1814"/>
+            <w:shd w:val="clear" w:color="auto" w:fill="2E74B5"/>
+          </w:tcPr>
+          <w:p>
+            <w:pPr>
+              <w:spacing w:after="40" w:before="40"/>
+            </w:pPr>
+            <w:r>
+              <w:rPr>
+                <w:rFonts w:ascii="Calibri" w:hAnsi="Calibri" w:eastAsia="微软雅黑"/>
+                <w:b/>
+                <w:color w:val="FFFFFF"/>
+                <w:sz w:val="21"/>
+              </w:rPr>
+              <w:t>检查项</w:t>
+            </w:r>
+          </w:p>
+        </w:tc>
+        <w:tc>
+          <w:tcPr>
+            <w:tcW w:type="dxa" w:w="5216"/>
+            <w:shd w:val="clear" w:color="auto" w:fill="2E74B5"/>
+          </w:tcPr>
+          <w:p>
+            <w:pPr>
+              <w:spacing w:after="40" w:before="40"/>
+            </w:pPr>
+            <w:r>
+              <w:rPr>
+                <w:rFonts w:ascii="Calibri" w:hAnsi="Calibri" w:eastAsia="微软雅黑"/>
+                <w:b/>
+                <w:color w:val="FFFFFF"/>
+                <w:sz w:val="21"/>
+              </w:rPr>
+              <w:t>标准</w:t>
+            </w:r>
+          </w:p>
+        </w:tc>
+      </w:tr>
+      <w:tr>
+        <w:tc>
+          <w:tcPr>
+            <w:tcW w:type="dxa" w:w="2608"/>
+          </w:tcPr>
+          <w:p>
+            <w:pPr>
+              <w:spacing w:after="40" w:before="40"/>
+            </w:pPr>
+            <w:r>
+              <w:rPr>
+                <w:rFonts w:ascii="Calibri" w:hAnsi="Calibri" w:eastAsia="微软雅黑"/>
+                <w:b w:val="0"/>
+                <w:color w:val="333333"/>
+                <w:sz w:val="21"/>
+              </w:rPr>
+              <w:t>每日</w:t>
+            </w:r>
+          </w:p>
+        </w:tc>
+        <w:tc>
+          <w:tcPr>
+            <w:tcW w:type="dxa" w:w="1814"/>
+          </w:tcPr>
+          <w:p>
+            <w:pPr>
+              <w:spacing w:after="40" w:before="40"/>
+            </w:pPr>
+            <w:r>
+              <w:rPr>
+                <w:rFonts w:ascii="Calibri" w:hAnsi="Calibri" w:eastAsia="微软雅黑"/>
+                <w:b w:val="0"/>
+                <w:color w:val="333333"/>
+                <w:sz w:val="21"/>
+              </w:rPr>
+              <w:t>系统是否可登录访问</w:t>
+            </w:r>
+          </w:p>
+        </w:tc>
+        <w:tc>
+          <w:tcPr>
+            <w:tcW w:type="dxa" w:w="5216"/>
+          </w:tcPr>
+          <w:p>
+            <w:pPr>
+              <w:spacing w:after="40" w:before="40"/>
+            </w:pPr>
+            <w:r>
+              <w:rPr>
+                <w:rFonts w:ascii="Calibri" w:hAnsi="Calibri" w:eastAsia="微软雅黑"/>
+                <w:b w:val="0"/>
+                <w:color w:val="333333"/>
+                <w:sz w:val="21"/>
+              </w:rPr>
+              <w:t>登录页正常打开</w:t>
+            </w:r>
+          </w:p>
+        </w:tc>
+      </w:tr>
+      <w:tr>
+        <w:tc>
+          <w:tcPr>
+            <w:tcW w:type="dxa" w:w="2608"/>
+          </w:tcPr>
+          <w:p>
+            <w:pPr>
+              <w:spacing w:after="40" w:before="40"/>
+            </w:pPr>
+            <w:r>
+              <w:rPr>
+                <w:rFonts w:ascii="Calibri" w:hAnsi="Calibri" w:eastAsia="微软雅黑"/>
+                <w:b w:val="0"/>
+                <w:color w:val="333333"/>
+                <w:sz w:val="21"/>
+              </w:rPr>
+              <w:t>每日</w:t>
+            </w:r>
+          </w:p>
+        </w:tc>
+        <w:tc>
+          <w:tcPr>
+            <w:tcW w:type="dxa" w:w="1814"/>
+          </w:tcPr>
+          <w:p>
+            <w:pPr>
+              <w:spacing w:after="40" w:before="40"/>
+            </w:pPr>
+            <w:r>
+              <w:rPr>
+                <w:rFonts w:ascii="Calibri" w:hAnsi="Calibri" w:eastAsia="微软雅黑"/>
+                <w:b w:val="0"/>
+                <w:color w:val="333333"/>
+                <w:sz w:val="21"/>
+              </w:rPr>
+              <w:t>服务进程是否在运行</w:t>
+            </w:r>
+          </w:p>
+        </w:tc>
+        <w:tc>
+          <w:tcPr>
+            <w:tcW w:type="dxa" w:w="5216"/>
+          </w:tcPr>
+          <w:p>
+            <w:pPr>
+              <w:spacing w:after="40" w:before="40"/>
+            </w:pPr>
+            <w:r>
+              <w:rPr>
+                <w:rFonts w:ascii="Calibri" w:hAnsi="Calibri" w:eastAsia="微软雅黑"/>
+                <w:b w:val="0"/>
+                <w:color w:val="333333"/>
+                <w:sz w:val="21"/>
+              </w:rPr>
+              <w:t>`tasklist</w:t>
+            </w:r>
+          </w:p>
+        </w:tc>
+      </w:tr>
+      <w:tr>
+        <w:tc>
+          <w:tcPr>
+            <w:tcW w:type="dxa" w:w="2608"/>
+          </w:tcPr>
+          <w:p>
+            <w:pPr>
+              <w:spacing w:after="40" w:before="40"/>
+            </w:pPr>
+            <w:r>
+              <w:rPr>
+                <w:rFonts w:ascii="Calibri" w:hAnsi="Calibri" w:eastAsia="微软雅黑"/>
+                <w:b w:val="0"/>
+                <w:color w:val="333333"/>
+                <w:sz w:val="21"/>
+              </w:rPr>
+              <w:t>findstr python</w:t>
+            </w:r>
+            <w:r>
+              <w:rPr>
+                <w:rFonts w:ascii="Consolas" w:hAnsi="Consolas" w:eastAsia="微软雅黑"/>
+                <w:b w:val="0"/>
+                <w:color w:val="333333"/>
+                <w:sz w:val="20"/>
+              </w:rPr>
+              <w:t xml:space="preserve">（Windows）或 </w:t>
+            </w:r>
+            <w:r>
+              <w:rPr>
+                <w:rFonts w:ascii="Calibri" w:hAnsi="Calibri" w:eastAsia="微软雅黑"/>
+                <w:b w:val="0"/>
+                <w:color w:val="333333"/>
+                <w:sz w:val="21"/>
+              </w:rPr>
+              <w:t>systemctl status contract-manager`（Linux）</w:t>
+            </w:r>
+            <w:r>
+              <w:rPr>
+                <w:rFonts w:ascii="Calibri" w:hAnsi="Calibri" w:eastAsia="微软雅黑"/>
+                <w:b w:val="0"/>
+                <w:color w:val="333333"/>
+                <w:sz w:val="21"/>
+              </w:rPr>
+              <w:t>每周</w:t>
+            </w:r>
+          </w:p>
+        </w:tc>
+        <w:tc>
+          <w:tcPr>
+            <w:tcW w:type="dxa" w:w="1814"/>
+          </w:tcPr>
+          <w:p>
+            <w:pPr>
+              <w:spacing w:after="40" w:before="40"/>
+            </w:pPr>
+            <w:r>
+              <w:rPr>
+                <w:rFonts w:ascii="Calibri" w:hAnsi="Calibri" w:eastAsia="微软雅黑"/>
+                <w:b w:val="0"/>
+                <w:color w:val="333333"/>
+                <w:sz w:val="21"/>
+              </w:rPr>
+              <w:t>备份是否正常生成</w:t>
+            </w:r>
+          </w:p>
+        </w:tc>
+        <w:tc>
+          <w:tcPr>
+            <w:tcW w:type="dxa" w:w="5216"/>
+          </w:tcPr>
+          <w:p>
+            <w:pPr>
+              <w:spacing w:after="40" w:before="40"/>
+            </w:pPr>
+            <w:r>
+              <w:rPr>
+                <w:rFonts w:ascii="Consolas" w:hAnsi="Consolas" w:eastAsia="微软雅黑"/>
+                <w:b w:val="0"/>
+                <w:color w:val="333333"/>
+                <w:sz w:val="20"/>
+              </w:rPr>
+              <w:t>backups/</w:t>
+            </w:r>
+            <w:r>
+              <w:rPr>
+                <w:rFonts w:ascii="Calibri" w:hAnsi="Calibri" w:eastAsia="微软雅黑"/>
+                <w:b w:val="0"/>
+                <w:color w:val="333333"/>
+                <w:sz w:val="21"/>
+              </w:rPr>
+              <w:t xml:space="preserve"> 目录最近 7 天有备份文件</w:t>
+            </w:r>
+          </w:p>
+        </w:tc>
+      </w:tr>
+      <w:tr>
+        <w:tc>
+          <w:tcPr>
+            <w:tcW w:type="dxa" w:w="2608"/>
+          </w:tcPr>
+          <w:p>
+            <w:pPr>
+              <w:spacing w:after="40" w:before="40"/>
+            </w:pPr>
+            <w:r>
+              <w:rPr>
+                <w:rFonts w:ascii="Calibri" w:hAnsi="Calibri" w:eastAsia="微软雅黑"/>
+                <w:b w:val="0"/>
+                <w:color w:val="333333"/>
+                <w:sz w:val="21"/>
+              </w:rPr>
+              <w:t>每周</w:t>
+            </w:r>
+          </w:p>
+        </w:tc>
+        <w:tc>
+          <w:tcPr>
+            <w:tcW w:type="dxa" w:w="1814"/>
+          </w:tcPr>
+          <w:p>
+            <w:pPr>
+              <w:spacing w:after="40" w:before="40"/>
+            </w:pPr>
+            <w:r>
+              <w:rPr>
+                <w:rFonts w:ascii="Calibri" w:hAnsi="Calibri" w:eastAsia="微软雅黑"/>
+                <w:b w:val="0"/>
+                <w:color w:val="333333"/>
+                <w:sz w:val="21"/>
+              </w:rPr>
+              <w:t>磁盘空间</w:t>
+            </w:r>
+          </w:p>
+        </w:tc>
+        <w:tc>
+          <w:tcPr>
+            <w:tcW w:type="dxa" w:w="5216"/>
+          </w:tcPr>
+          <w:p>
+            <w:pPr>
+              <w:spacing w:after="40" w:before="40"/>
+            </w:pPr>
+            <w:r>
+              <w:rPr>
+                <w:rFonts w:ascii="Calibri" w:hAnsi="Calibri" w:eastAsia="微软雅黑"/>
+                <w:b w:val="0"/>
+                <w:color w:val="333333"/>
+                <w:sz w:val="21"/>
+              </w:rPr>
+              <w:t>数据目录所在盘剩余空间 &gt; 10 GB</w:t>
+            </w:r>
+          </w:p>
+        </w:tc>
+      </w:tr>
+      <w:tr>
+        <w:tc>
+          <w:tcPr>
+            <w:tcW w:type="dxa" w:w="2608"/>
+          </w:tcPr>
+          <w:p>
+            <w:pPr>
+              <w:spacing w:after="40" w:before="40"/>
+            </w:pPr>
+            <w:r>
+              <w:rPr>
+                <w:rFonts w:ascii="Calibri" w:hAnsi="Calibri" w:eastAsia="微软雅黑"/>
+                <w:b w:val="0"/>
+                <w:color w:val="333333"/>
+                <w:sz w:val="21"/>
+              </w:rPr>
+              <w:t>每月</w:t>
+            </w:r>
+          </w:p>
+        </w:tc>
+        <w:tc>
+          <w:tcPr>
+            <w:tcW w:type="dxa" w:w="1814"/>
+          </w:tcPr>
+          <w:p>
+            <w:pPr>
+              <w:spacing w:after="40" w:before="40"/>
+            </w:pPr>
+            <w:r>
+              <w:rPr>
+                <w:rFonts w:ascii="Calibri" w:hAnsi="Calibri" w:eastAsia="微软雅黑"/>
+                <w:b w:val="0"/>
+                <w:color w:val="333333"/>
+                <w:sz w:val="21"/>
+              </w:rPr>
+              <w:t>日志审计抽查</w:t>
+            </w:r>
+          </w:p>
+        </w:tc>
+        <w:tc>
+          <w:tcPr>
+            <w:tcW w:type="dxa" w:w="5216"/>
+          </w:tcPr>
+          <w:p>
+            <w:pPr>
+              <w:spacing w:after="40" w:before="40"/>
+            </w:pPr>
+            <w:r>
+              <w:rPr>
+                <w:rFonts w:ascii="Calibri" w:hAnsi="Calibri" w:eastAsia="微软雅黑"/>
+                <w:b w:val="0"/>
+                <w:color w:val="333333"/>
+                <w:sz w:val="21"/>
+              </w:rPr>
+              <w:t>操作日志完整、无异常操作；导出并归档上月日志</w:t>
+            </w:r>
+          </w:p>
+        </w:tc>
+      </w:tr>
+      <w:tr>
+        <w:tc>
+          <w:tcPr>
+            <w:tcW w:type="dxa" w:w="2608"/>
+          </w:tcPr>
+          <w:p>
+            <w:pPr>
+              <w:spacing w:after="40" w:before="40"/>
+            </w:pPr>
+            <w:r>
+              <w:rPr>
+                <w:rFonts w:ascii="Calibri" w:hAnsi="Calibri" w:eastAsia="微软雅黑"/>
+                <w:b w:val="0"/>
+                <w:color w:val="333333"/>
+                <w:sz w:val="21"/>
+              </w:rPr>
+              <w:t>每月</w:t>
+            </w:r>
+          </w:p>
+        </w:tc>
+        <w:tc>
+          <w:tcPr>
+            <w:tcW w:type="dxa" w:w="1814"/>
+          </w:tcPr>
+          <w:p>
+            <w:pPr>
+              <w:spacing w:after="40" w:before="40"/>
+            </w:pPr>
+            <w:r>
+              <w:rPr>
+                <w:rFonts w:ascii="Calibri" w:hAnsi="Calibri" w:eastAsia="微软雅黑"/>
+                <w:b w:val="0"/>
+                <w:color w:val="333333"/>
+                <w:sz w:val="21"/>
+              </w:rPr>
+              <w:t>数据异地归档</w:t>
+            </w:r>
+          </w:p>
+        </w:tc>
+        <w:tc>
+          <w:tcPr>
+            <w:tcW w:type="dxa" w:w="5216"/>
+          </w:tcPr>
+          <w:p>
+            <w:pPr>
+              <w:spacing w:after="40" w:before="40"/>
+            </w:pPr>
+            <w:r>
+              <w:rPr>
+                <w:rFonts w:ascii="Calibri" w:hAnsi="Calibri" w:eastAsia="微软雅黑"/>
+                <w:b w:val="0"/>
+                <w:color w:val="333333"/>
+                <w:sz w:val="21"/>
+              </w:rPr>
+              <w:t>备份拷贝至异地存储</w:t>
+            </w:r>
+          </w:p>
+        </w:tc>
+      </w:tr>
+      <w:tr>
+        <w:tc>
+          <w:tcPr>
+            <w:tcW w:type="dxa" w:w="2608"/>
+          </w:tcPr>
+          <w:p>
+            <w:pPr>
+              <w:spacing w:after="40" w:before="40"/>
+            </w:pPr>
+            <w:r>
+              <w:rPr>
+                <w:rFonts w:ascii="Calibri" w:hAnsi="Calibri" w:eastAsia="微软雅黑"/>
+                <w:b w:val="0"/>
+                <w:color w:val="333333"/>
+                <w:sz w:val="21"/>
+              </w:rPr>
+              <w:t>每季度</w:t>
+            </w:r>
+          </w:p>
+        </w:tc>
+        <w:tc>
+          <w:tcPr>
+            <w:tcW w:type="dxa" w:w="1814"/>
+          </w:tcPr>
+          <w:p>
+            <w:pPr>
+              <w:spacing w:after="40" w:before="40"/>
+            </w:pPr>
+            <w:r>
+              <w:rPr>
+                <w:rFonts w:ascii="Calibri" w:hAnsi="Calibri" w:eastAsia="微软雅黑"/>
+                <w:b w:val="0"/>
+                <w:color w:val="333333"/>
+                <w:sz w:val="21"/>
+              </w:rPr>
+              <w:t>恢复演练</w:t>
+            </w:r>
+          </w:p>
+        </w:tc>
+        <w:tc>
+          <w:tcPr>
+            <w:tcW w:type="dxa" w:w="5216"/>
+          </w:tcPr>
+          <w:p>
+            <w:pPr>
+              <w:spacing w:after="40" w:before="40"/>
+            </w:pPr>
+            <w:r>
+              <w:rPr>
+                <w:rFonts w:ascii="Calibri" w:hAnsi="Calibri" w:eastAsia="微软雅黑"/>
+                <w:b w:val="0"/>
+                <w:color w:val="333333"/>
+                <w:sz w:val="21"/>
+              </w:rPr>
+              <w:t>按 4.6 节执行并登记演练记录</w:t>
+            </w:r>
+          </w:p>
+        </w:tc>
+      </w:tr>
+      <w:tr>
+        <w:tc>
+          <w:tcPr>
+            <w:tcW w:type="dxa" w:w="2608"/>
+          </w:tcPr>
+          <w:p>
+            <w:pPr>
+              <w:spacing w:after="40" w:before="40"/>
+            </w:pPr>
+            <w:r>
+              <w:rPr>
+                <w:rFonts w:ascii="Calibri" w:hAnsi="Calibri" w:eastAsia="微软雅黑"/>
+                <w:b/>
+                <w:color w:val="333333"/>
+                <w:sz w:val="21"/>
+              </w:rPr>
+              <w:t>每次发版</w:t>
+            </w:r>
+          </w:p>
+        </w:tc>
+        <w:tc>
+          <w:tcPr>
+            <w:tcW w:type="dxa" w:w="1814"/>
+          </w:tcPr>
+          <w:p>
+            <w:pPr>
+              <w:spacing w:after="40" w:before="40"/>
+            </w:pPr>
+            <w:r>
+              <w:rPr>
+                <w:rFonts w:ascii="Calibri" w:hAnsi="Calibri" w:eastAsia="微软雅黑"/>
+                <w:b/>
+                <w:color w:val="333333"/>
+                <w:sz w:val="21"/>
+              </w:rPr>
+              <w:t>前端逐视图冒烟（改前端必跑）</w:t>
+            </w:r>
+          </w:p>
+        </w:tc>
+        <w:tc>
+          <w:tcPr>
+            <w:tcW w:type="dxa" w:w="5216"/>
+          </w:tcPr>
+          <w:p>
+            <w:pPr>
+              <w:spacing w:after="40" w:before="40"/>
+            </w:pPr>
+            <w:r>
+              <w:rPr>
+                <w:rFonts w:ascii="Consolas" w:hAnsi="Consolas" w:eastAsia="微软雅黑"/>
+                <w:b w:val="0"/>
+                <w:color w:val="333333"/>
+                <w:sz w:val="20"/>
+              </w:rPr>
+              <w:t>node tools/browser_smoke.mjs --base http://127.0.0.1:5000</w:t>
+            </w:r>
+            <w:r>
+              <w:rPr>
+                <w:rFonts w:ascii="Calibri" w:hAnsi="Calibri" w:eastAsia="微软雅黑"/>
+                <w:b w:val="0"/>
+                <w:color w:val="333333"/>
+                <w:sz w:val="21"/>
+              </w:rPr>
+              <w:t xml:space="preserve"> </w:t>
+            </w:r>
+            <w:r>
+              <w:rPr>
+                <w:rFonts w:ascii="Calibri" w:hAnsi="Calibri" w:eastAsia="微软雅黑"/>
+                <w:b/>
+                <w:color w:val="333333"/>
+                <w:sz w:val="21"/>
+              </w:rPr>
+              <w:t>退出码 0</w:t>
+            </w:r>
+            <w:r>
+              <w:rPr>
+                <w:rFonts w:ascii="Calibri" w:hAnsi="Calibri" w:eastAsia="微软雅黑"/>
+                <w:b w:val="0"/>
+                <w:color w:val="333333"/>
+                <w:sz w:val="21"/>
+              </w:rPr>
+              <w:t xml:space="preserve">，9 个菜单视图全部 </w:t>
+            </w:r>
+            <w:r>
+              <w:rPr>
+                <w:rFonts w:ascii="Consolas" w:hAnsi="Consolas" w:eastAsia="微软雅黑"/>
+                <w:b w:val="0"/>
+                <w:color w:val="333333"/>
+                <w:sz w:val="20"/>
+              </w:rPr>
+              <w:t>PASS</w:t>
+            </w:r>
+            <w:r>
+              <w:rPr>
+                <w:rFonts w:ascii="Calibri" w:hAnsi="Calibri" w:eastAsia="微软雅黑"/>
+                <w:b w:val="0"/>
+                <w:color w:val="333333"/>
+                <w:sz w:val="21"/>
+              </w:rPr>
+              <w:t>（详见 5.4 节）</w:t>
+            </w:r>
+          </w:p>
+        </w:tc>
+      </w:tr>
+      <w:tr>
+        <w:tc>
+          <w:tcPr>
+            <w:tcW w:type="dxa" w:w="2608"/>
+          </w:tcPr>
+          <w:p>
+            <w:pPr>
+              <w:spacing w:after="40" w:before="40"/>
+            </w:pPr>
+            <w:r>
+              <w:rPr>
+                <w:rFonts w:ascii="Calibri" w:hAnsi="Calibri" w:eastAsia="微软雅黑"/>
+                <w:b/>
+                <w:color w:val="333333"/>
+                <w:sz w:val="21"/>
+              </w:rPr>
+              <w:t>每次发版</w:t>
+            </w:r>
+          </w:p>
+        </w:tc>
+        <w:tc>
+          <w:tcPr>
+            <w:tcW w:type="dxa" w:w="1814"/>
+          </w:tcPr>
+          <w:p>
+            <w:pPr>
+              <w:spacing w:after="40" w:before="40"/>
+            </w:pPr>
+            <w:r>
+              <w:rPr>
+                <w:rFonts w:ascii="Calibri" w:hAnsi="Calibri" w:eastAsia="微软雅黑"/>
+                <w:b/>
+                <w:color w:val="333333"/>
+                <w:sz w:val="21"/>
+              </w:rPr>
+              <w:t>升级全流程自查</w:t>
+            </w:r>
+          </w:p>
+        </w:tc>
+        <w:tc>
+          <w:tcPr>
+            <w:tcW w:type="dxa" w:w="5216"/>
+          </w:tcPr>
+          <w:p>
+            <w:pPr>
+              <w:spacing w:after="40" w:before="40"/>
+            </w:pPr>
+            <w:r>
+              <w:rPr>
+                <w:rFonts w:ascii="Calibri" w:hAnsi="Calibri" w:eastAsia="微软雅黑"/>
+                <w:b w:val="0"/>
+                <w:color w:val="333333"/>
+                <w:sz w:val="21"/>
+              </w:rPr>
+              <w:t xml:space="preserve">按 </w:t>
+            </w:r>
+            <w:r>
+              <w:rPr>
+                <w:rFonts w:ascii="Calibri" w:hAnsi="Calibri" w:eastAsia="微软雅黑"/>
+                <w:b/>
+                <w:color w:val="333333"/>
+                <w:sz w:val="21"/>
+              </w:rPr>
+              <w:t>5.4 节「发版（升级）检查单」</w:t>
+            </w:r>
+            <w:r>
+              <w:rPr>
+                <w:rFonts w:ascii="Calibri" w:hAnsi="Calibri" w:eastAsia="微软雅黑"/>
+                <w:b w:val="0"/>
+                <w:color w:val="333333"/>
+                <w:sz w:val="21"/>
+              </w:rPr>
+              <w:t xml:space="preserve"> A/B/C 三段逐项打勾</w:t>
+            </w:r>
+          </w:p>
+        </w:tc>
+      </w:tr>
+    </w:tbl>
+    <w:p>
+      <w:pPr>
+        <w:spacing w:after="40"/>
+      </w:pPr>
+    </w:p>
+    <w:p>
+      <w:pPr>
+        <w:pStyle w:val="Heading2"/>
+      </w:pPr>
+      <w:r>
+        <w:rPr>
+          <w:rFonts w:ascii="Calibri" w:hAnsi="Calibri" w:eastAsia="微软雅黑"/>
+          <w:b/>
+          <w:color w:val="2E74B5"/>
+          <w:sz w:val="26"/>
+        </w:rPr>
+        <w:t>7.2 服务启动、停止与重启</w:t>
+      </w:r>
+    </w:p>
+    <w:tbl>
+      <w:tblPr>
+        <w:tblStyle w:val="TableGrid"/>
+        <w:tblW w:type="dxa" w:w="9638"/>
+        <w:jc w:val="left"/>
+        <w:tblLook w:firstColumn="1" w:firstRow="1" w:lastColumn="0" w:lastRow="0" w:noHBand="0" w:noVBand="1" w:val="04A0"/>
+        <w:tblInd w:w="120" w:type="dxa"/>
+        <w:tblLayout w:type="fixed"/>
+      </w:tblPr>
+      <w:tblGrid>
+        <w:gridCol w:w="2608"/>
+        <w:gridCol w:w="1814"/>
+        <w:gridCol w:w="5216"/>
+      </w:tblGrid>
+      <w:tr>
+        <w:tc>
+          <w:tcPr>
+            <w:tcW w:type="dxa" w:w="2608"/>
+            <w:shd w:val="clear" w:color="auto" w:fill="2E74B5"/>
+          </w:tcPr>
+          <w:p>
+            <w:pPr>
+              <w:spacing w:after="40" w:before="40"/>
+            </w:pPr>
+            <w:r>
+              <w:rPr>
+                <w:rFonts w:ascii="Calibri" w:hAnsi="Calibri" w:eastAsia="微软雅黑"/>
+                <w:b/>
+                <w:color w:val="FFFFFF"/>
+                <w:sz w:val="21"/>
+              </w:rPr>
+              <w:t>操作</w:t>
+            </w:r>
+          </w:p>
+        </w:tc>
+        <w:tc>
+          <w:tcPr>
+            <w:tcW w:type="dxa" w:w="1814"/>
+            <w:shd w:val="clear" w:color="auto" w:fill="2E74B5"/>
+          </w:tcPr>
+          <w:p>
+            <w:pPr>
+              <w:spacing w:after="40" w:before="40"/>
+            </w:pPr>
+            <w:r>
+              <w:rPr>
+                <w:rFonts w:ascii="Calibri" w:hAnsi="Calibri" w:eastAsia="微软雅黑"/>
+                <w:b/>
+                <w:color w:val="FFFFFF"/>
+                <w:sz w:val="21"/>
+              </w:rPr>
+              <w:t>Windows</w:t>
+            </w:r>
+          </w:p>
+        </w:tc>
+        <w:tc>
+          <w:tcPr>
+            <w:tcW w:type="dxa" w:w="5216"/>
+            <w:shd w:val="clear" w:color="auto" w:fill="2E74B5"/>
+          </w:tcPr>
+          <w:p>
+            <w:pPr>
+              <w:spacing w:after="40" w:before="40"/>
+            </w:pPr>
+            <w:r>
+              <w:rPr>
+                <w:rFonts w:ascii="Calibri" w:hAnsi="Calibri" w:eastAsia="微软雅黑"/>
+                <w:b/>
+                <w:color w:val="FFFFFF"/>
+                <w:sz w:val="21"/>
+              </w:rPr>
+              <w:t>Linux（systemd）</w:t>
+            </w:r>
+          </w:p>
+        </w:tc>
+      </w:tr>
+      <w:tr>
+        <w:tc>
+          <w:tcPr>
+            <w:tcW w:type="dxa" w:w="2608"/>
+          </w:tcPr>
+          <w:p>
+            <w:pPr>
+              <w:spacing w:after="40" w:before="40"/>
+            </w:pPr>
+            <w:r>
+              <w:rPr>
+                <w:rFonts w:ascii="Calibri" w:hAnsi="Calibri" w:eastAsia="微软雅黑"/>
+                <w:b w:val="0"/>
+                <w:color w:val="333333"/>
+                <w:sz w:val="21"/>
+              </w:rPr>
+              <w:t>启动</w:t>
+            </w:r>
+          </w:p>
+        </w:tc>
+        <w:tc>
+          <w:tcPr>
+            <w:tcW w:type="dxa" w:w="1814"/>
+          </w:tcPr>
+          <w:p>
+            <w:pPr>
+              <w:spacing w:after="40" w:before="40"/>
+            </w:pPr>
+            <w:r>
+              <w:rPr>
+                <w:rFonts w:ascii="Consolas" w:hAnsi="Consolas" w:eastAsia="微软雅黑"/>
+                <w:b w:val="0"/>
+                <w:color w:val="333333"/>
+                <w:sz w:val="20"/>
+              </w:rPr>
+              <w:t>python app.py</w:t>
+            </w:r>
+          </w:p>
+        </w:tc>
+        <w:tc>
+          <w:tcPr>
+            <w:tcW w:type="dxa" w:w="5216"/>
+          </w:tcPr>
+          <w:p>
+            <w:pPr>
+              <w:spacing w:after="40" w:before="40"/>
+            </w:pPr>
+            <w:r>
+              <w:rPr>
+                <w:rFonts w:ascii="Consolas" w:hAnsi="Consolas" w:eastAsia="微软雅黑"/>
+                <w:b w:val="0"/>
+                <w:color w:val="333333"/>
+                <w:sz w:val="20"/>
+              </w:rPr>
+              <w:t>systemctl start contract-manager</w:t>
+            </w:r>
+          </w:p>
+        </w:tc>
+      </w:tr>
+      <w:tr>
+        <w:tc>
+          <w:tcPr>
+            <w:tcW w:type="dxa" w:w="2608"/>
+          </w:tcPr>
+          <w:p>
+            <w:pPr>
+              <w:spacing w:after="40" w:before="40"/>
+            </w:pPr>
+            <w:r>
+              <w:rPr>
+                <w:rFonts w:ascii="Calibri" w:hAnsi="Calibri" w:eastAsia="微软雅黑"/>
+                <w:b w:val="0"/>
+                <w:color w:val="333333"/>
+                <w:sz w:val="21"/>
+              </w:rPr>
+              <w:t>停止</w:t>
+            </w:r>
+          </w:p>
+        </w:tc>
+        <w:tc>
+          <w:tcPr>
+            <w:tcW w:type="dxa" w:w="1814"/>
+          </w:tcPr>
+          <w:p>
+            <w:pPr>
+              <w:spacing w:after="40" w:before="40"/>
+            </w:pPr>
+            <w:r>
+              <w:rPr>
+                <w:rFonts w:ascii="Calibri" w:hAnsi="Calibri" w:eastAsia="微软雅黑"/>
+                <w:b w:val="0"/>
+                <w:color w:val="333333"/>
+                <w:sz w:val="21"/>
+              </w:rPr>
+              <w:t>任务管理器结束 python 进程 / 计划任务停止</w:t>
+            </w:r>
+          </w:p>
+        </w:tc>
+        <w:tc>
+          <w:tcPr>
+            <w:tcW w:type="dxa" w:w="5216"/>
+          </w:tcPr>
+          <w:p>
+            <w:pPr>
+              <w:spacing w:after="40" w:before="40"/>
+            </w:pPr>
+            <w:r>
+              <w:rPr>
+                <w:rFonts w:ascii="Consolas" w:hAnsi="Consolas" w:eastAsia="微软雅黑"/>
+                <w:b w:val="0"/>
+                <w:color w:val="333333"/>
+                <w:sz w:val="20"/>
+              </w:rPr>
+              <w:t>systemctl stop contract-manager</w:t>
+            </w:r>
+          </w:p>
+        </w:tc>
+      </w:tr>
+      <w:tr>
+        <w:tc>
+          <w:tcPr>
+            <w:tcW w:type="dxa" w:w="2608"/>
+          </w:tcPr>
+          <w:p>
+            <w:pPr>
+              <w:spacing w:after="40" w:before="40"/>
+            </w:pPr>
+            <w:r>
+              <w:rPr>
+                <w:rFonts w:ascii="Calibri" w:hAnsi="Calibri" w:eastAsia="微软雅黑"/>
+                <w:b w:val="0"/>
+                <w:color w:val="333333"/>
+                <w:sz w:val="21"/>
+              </w:rPr>
+              <w:t>重启</w:t>
+            </w:r>
+          </w:p>
+        </w:tc>
+        <w:tc>
+          <w:tcPr>
+            <w:tcW w:type="dxa" w:w="1814"/>
+          </w:tcPr>
+          <w:p>
+            <w:pPr>
+              <w:spacing w:after="40" w:before="40"/>
+            </w:pPr>
+            <w:r>
+              <w:rPr>
+                <w:rFonts w:ascii="Calibri" w:hAnsi="Calibri" w:eastAsia="微软雅黑"/>
+                <w:b w:val="0"/>
+                <w:color w:val="333333"/>
+                <w:sz w:val="21"/>
+              </w:rPr>
+              <w:t>停止后重新启动</w:t>
+            </w:r>
+          </w:p>
+        </w:tc>
+        <w:tc>
+          <w:tcPr>
+            <w:tcW w:type="dxa" w:w="5216"/>
+          </w:tcPr>
+          <w:p>
+            <w:pPr>
+              <w:spacing w:after="40" w:before="40"/>
+            </w:pPr>
+            <w:r>
+              <w:rPr>
+                <w:rFonts w:ascii="Consolas" w:hAnsi="Consolas" w:eastAsia="微软雅黑"/>
+                <w:b w:val="0"/>
+                <w:color w:val="333333"/>
+                <w:sz w:val="20"/>
+              </w:rPr>
+              <w:t>systemctl restart contract-manager</w:t>
+            </w:r>
+          </w:p>
+        </w:tc>
+      </w:tr>
+      <w:tr>
+        <w:tc>
+          <w:tcPr>
+            <w:tcW w:type="dxa" w:w="2608"/>
+          </w:tcPr>
+          <w:p>
+            <w:pPr>
+              <w:spacing w:after="40" w:before="40"/>
+            </w:pPr>
+            <w:r>
+              <w:rPr>
+                <w:rFonts w:ascii="Calibri" w:hAnsi="Calibri" w:eastAsia="微软雅黑"/>
+                <w:b w:val="0"/>
+                <w:color w:val="333333"/>
+                <w:sz w:val="21"/>
+              </w:rPr>
+              <w:t>查看状态</w:t>
+            </w:r>
+          </w:p>
+        </w:tc>
+        <w:tc>
+          <w:tcPr>
+            <w:tcW w:type="dxa" w:w="1814"/>
+          </w:tcPr>
+          <w:p>
+            <w:pPr>
+              <w:spacing w:after="40" w:before="40"/>
+            </w:pPr>
+            <w:r>
+              <w:rPr>
+                <w:rFonts w:ascii="Calibri" w:hAnsi="Calibri" w:eastAsia="微软雅黑"/>
+                <w:b w:val="0"/>
+                <w:color w:val="333333"/>
+                <w:sz w:val="21"/>
+              </w:rPr>
+              <w:t>任务管理器/任务计划程序</w:t>
+            </w:r>
+          </w:p>
+        </w:tc>
+        <w:tc>
+          <w:tcPr>
+            <w:tcW w:type="dxa" w:w="5216"/>
+          </w:tcPr>
+          <w:p>
+            <w:pPr>
+              <w:spacing w:after="40" w:before="40"/>
+            </w:pPr>
+            <w:r>
+              <w:rPr>
+                <w:rFonts w:ascii="Consolas" w:hAnsi="Consolas" w:eastAsia="微软雅黑"/>
+                <w:b w:val="0"/>
+                <w:color w:val="333333"/>
+                <w:sz w:val="20"/>
+              </w:rPr>
+              <w:t>systemctl status contract-manager</w:t>
+            </w:r>
+          </w:p>
+        </w:tc>
+      </w:tr>
+    </w:tbl>
+    <w:p>
+      <w:pPr>
+        <w:spacing w:after="40"/>
+      </w:pPr>
+    </w:p>
+    <w:p>
+      <w:pPr>
+        <w:pStyle w:val="Heading2"/>
+      </w:pPr>
+      <w:r>
+        <w:rPr>
+          <w:rFonts w:ascii="Calibri" w:hAnsi="Calibri" w:eastAsia="微软雅黑"/>
+          <w:b/>
+          <w:color w:val="2E74B5"/>
+          <w:sz w:val="26"/>
+        </w:rPr>
+        <w:t>7.3 常见问题排查</w:t>
+      </w:r>
+    </w:p>
+    <w:tbl>
+      <w:tblPr>
+        <w:tblStyle w:val="TableGrid"/>
+        <w:tblW w:type="dxa" w:w="9638"/>
+        <w:jc w:val="left"/>
+        <w:tblLook w:firstColumn="1" w:firstRow="1" w:lastColumn="0" w:lastRow="0" w:noHBand="0" w:noVBand="1" w:val="04A0"/>
+        <w:tblInd w:w="120" w:type="dxa"/>
+        <w:tblLayout w:type="fixed"/>
+      </w:tblPr>
+      <w:tblGrid>
+        <w:gridCol w:w="2608"/>
+        <w:gridCol w:w="1814"/>
+        <w:gridCol w:w="5216"/>
+      </w:tblGrid>
+      <w:tr>
+        <w:tc>
+          <w:tcPr>
+            <w:tcW w:type="dxa" w:w="2608"/>
+            <w:shd w:val="clear" w:color="auto" w:fill="2E74B5"/>
+          </w:tcPr>
+          <w:p>
+            <w:pPr>
+              <w:spacing w:after="40" w:before="40"/>
+            </w:pPr>
+            <w:r>
+              <w:rPr>
+                <w:rFonts w:ascii="Calibri" w:hAnsi="Calibri" w:eastAsia="微软雅黑"/>
+                <w:b/>
+                <w:color w:val="FFFFFF"/>
+                <w:sz w:val="21"/>
+              </w:rPr>
+              <w:t>现象</w:t>
+            </w:r>
+          </w:p>
+        </w:tc>
+        <w:tc>
+          <w:tcPr>
+            <w:tcW w:type="dxa" w:w="1814"/>
+            <w:shd w:val="clear" w:color="auto" w:fill="2E74B5"/>
+          </w:tcPr>
+          <w:p>
+            <w:pPr>
+              <w:spacing w:after="40" w:before="40"/>
+            </w:pPr>
+            <w:r>
+              <w:rPr>
+                <w:rFonts w:ascii="Calibri" w:hAnsi="Calibri" w:eastAsia="微软雅黑"/>
+                <w:b/>
+                <w:color w:val="FFFFFF"/>
+                <w:sz w:val="21"/>
+              </w:rPr>
+              <w:t>可能原因</w:t>
+            </w:r>
+          </w:p>
+        </w:tc>
+        <w:tc>
+          <w:tcPr>
+            <w:tcW w:type="dxa" w:w="5216"/>
+            <w:shd w:val="clear" w:color="auto" w:fill="2E74B5"/>
+          </w:tcPr>
+          <w:p>
+            <w:pPr>
+              <w:spacing w:after="40" w:before="40"/>
+            </w:pPr>
+            <w:r>
+              <w:rPr>
+                <w:rFonts w:ascii="Calibri" w:hAnsi="Calibri" w:eastAsia="微软雅黑"/>
+                <w:b/>
+                <w:color w:val="FFFFFF"/>
+                <w:sz w:val="21"/>
+              </w:rPr>
+              <w:t>处理方法</w:t>
+            </w:r>
+          </w:p>
+        </w:tc>
+      </w:tr>
+      <w:tr>
+        <w:tc>
+          <w:tcPr>
+            <w:tcW w:type="dxa" w:w="2608"/>
+          </w:tcPr>
+          <w:p>
+            <w:pPr>
+              <w:spacing w:after="40" w:before="40"/>
+            </w:pPr>
+            <w:r>
+              <w:rPr>
+                <w:rFonts w:ascii="Calibri" w:hAnsi="Calibri" w:eastAsia="微软雅黑"/>
+                <w:b w:val="0"/>
+                <w:color w:val="333333"/>
+                <w:sz w:val="21"/>
+              </w:rPr>
+              <w:t xml:space="preserve">访问 </w:t>
+            </w:r>
+            <w:r>
+              <w:rPr>
+                <w:rFonts w:ascii="Consolas" w:hAnsi="Consolas" w:eastAsia="微软雅黑"/>
+                <w:b w:val="0"/>
+                <w:color w:val="333333"/>
+                <w:sz w:val="20"/>
+              </w:rPr>
+              <w:t>http://localhost:5000</w:t>
+            </w:r>
+            <w:r>
+              <w:rPr>
+                <w:rFonts w:ascii="Calibri" w:hAnsi="Calibri" w:eastAsia="微软雅黑"/>
+                <w:b w:val="0"/>
+                <w:color w:val="333333"/>
+                <w:sz w:val="21"/>
+              </w:rPr>
+              <w:t xml:space="preserve"> 无响应</w:t>
+            </w:r>
+          </w:p>
+        </w:tc>
+        <w:tc>
+          <w:tcPr>
+            <w:tcW w:type="dxa" w:w="1814"/>
+          </w:tcPr>
+          <w:p>
+            <w:pPr>
+              <w:spacing w:after="40" w:before="40"/>
+            </w:pPr>
+            <w:r>
+              <w:rPr>
+                <w:rFonts w:ascii="Calibri" w:hAnsi="Calibri" w:eastAsia="微软雅黑"/>
+                <w:b w:val="0"/>
+                <w:color w:val="333333"/>
+                <w:sz w:val="21"/>
+              </w:rPr>
+              <w:t>服务未启动 / 端口被占用</w:t>
+            </w:r>
+          </w:p>
+        </w:tc>
+        <w:tc>
+          <w:tcPr>
+            <w:tcW w:type="dxa" w:w="5216"/>
+          </w:tcPr>
+          <w:p>
+            <w:pPr>
+              <w:spacing w:after="40" w:before="40"/>
+            </w:pPr>
+            <w:r>
+              <w:rPr>
+                <w:rFonts w:ascii="Calibri" w:hAnsi="Calibri" w:eastAsia="微软雅黑"/>
+                <w:b w:val="0"/>
+                <w:color w:val="333333"/>
+                <w:sz w:val="21"/>
+              </w:rPr>
+              <w:t>查看启动输出；`netstat -ano \</w:t>
+            </w:r>
+          </w:p>
+        </w:tc>
+      </w:tr>
+      <w:tr>
+        <w:tc>
+          <w:tcPr>
+            <w:tcW w:type="dxa" w:w="2608"/>
+          </w:tcPr>
+          <w:p>
+            <w:pPr>
+              <w:spacing w:after="40" w:before="40"/>
+            </w:pPr>
+            <w:r>
+              <w:rPr>
+                <w:rFonts w:ascii="Calibri" w:hAnsi="Calibri" w:eastAsia="微软雅黑"/>
+                <w:b w:val="0"/>
+                <w:color w:val="333333"/>
+                <w:sz w:val="21"/>
+              </w:rPr>
+              <w:t>findstr :5000` 检查端口占用</w:t>
+            </w:r>
+            <w:r>
+              <w:rPr>
+                <w:rFonts w:ascii="Calibri" w:hAnsi="Calibri" w:eastAsia="微软雅黑"/>
+                <w:b w:val="0"/>
+                <w:color w:val="333333"/>
+                <w:sz w:val="21"/>
+              </w:rPr>
+              <w:t xml:space="preserve">启动即报 </w:t>
+            </w:r>
+            <w:r>
+              <w:rPr>
+                <w:rFonts w:ascii="Consolas" w:hAnsi="Consolas" w:eastAsia="微软雅黑"/>
+                <w:b w:val="0"/>
+                <w:color w:val="333333"/>
+                <w:sz w:val="20"/>
+              </w:rPr>
+              <w:t>SyntaxError: f-string expression part cannot include a backslash</w:t>
+            </w:r>
+          </w:p>
+        </w:tc>
+        <w:tc>
+          <w:tcPr>
+            <w:tcW w:type="dxa" w:w="1814"/>
+          </w:tcPr>
+          <w:p>
+            <w:pPr>
+              <w:spacing w:after="40" w:before="40"/>
+            </w:pPr>
+            <w:r>
+              <w:rPr>
+                <w:rFonts w:ascii="Calibri" w:hAnsi="Calibri" w:eastAsia="微软雅黑"/>
+                <w:b w:val="0"/>
+                <w:color w:val="333333"/>
+                <w:sz w:val="21"/>
+              </w:rPr>
+              <w:t xml:space="preserve">代码里出现了 </w:t>
+            </w:r>
+            <w:r>
+              <w:rPr>
+                <w:rFonts w:ascii="Calibri" w:hAnsi="Calibri" w:eastAsia="微软雅黑"/>
+                <w:b/>
+                <w:color w:val="333333"/>
+                <w:sz w:val="21"/>
+              </w:rPr>
+              <w:t>Python 3.12 专有写法</w:t>
+            </w:r>
+            <w:r>
+              <w:rPr>
+                <w:rFonts w:ascii="Calibri" w:hAnsi="Calibri" w:eastAsia="微软雅黑"/>
+                <w:b w:val="0"/>
+                <w:color w:val="333333"/>
+                <w:sz w:val="21"/>
+              </w:rPr>
+              <w:t xml:space="preserve">（f-string 表达式内使用 </w:t>
+            </w:r>
+            <w:r>
+              <w:rPr>
+                <w:rFonts w:ascii="Consolas" w:hAnsi="Consolas" w:eastAsia="微软雅黑"/>
+                <w:b w:val="0"/>
+                <w:color w:val="333333"/>
+                <w:sz w:val="20"/>
+              </w:rPr>
+              <w:t>\uXXXX</w:t>
+            </w:r>
+            <w:r>
+              <w:rPr>
+                <w:rFonts w:ascii="Calibri" w:hAnsi="Calibri" w:eastAsia="微软雅黑"/>
+                <w:b w:val="0"/>
+                <w:color w:val="333333"/>
+                <w:sz w:val="21"/>
+              </w:rPr>
+              <w:t xml:space="preserve"> 等反斜杠转义）；在 3.8~3.11 上会直接语法报错</w:t>
+            </w:r>
+          </w:p>
+        </w:tc>
+        <w:tc>
+          <w:tcPr>
+            <w:tcW w:type="dxa" w:w="5216"/>
+          </w:tcPr>
+          <w:p>
+            <w:pPr>
+              <w:spacing w:after="40" w:before="40"/>
+            </w:pPr>
+            <w:r>
+              <w:rPr>
+                <w:rFonts w:ascii="Calibri" w:hAnsi="Calibri" w:eastAsia="微软雅黑"/>
+                <w:b/>
+                <w:color w:val="333333"/>
+                <w:sz w:val="21"/>
+              </w:rPr>
+              <w:t>本项目当前代码已修正，正常情况下不会再出现</w:t>
+            </w:r>
+            <w:r>
+              <w:rPr>
+                <w:rFonts w:ascii="Calibri" w:hAnsi="Calibri" w:eastAsia="微软雅黑"/>
+                <w:b w:val="0"/>
+                <w:color w:val="333333"/>
+                <w:sz w:val="21"/>
+              </w:rPr>
+              <w:t xml:space="preserve">。若在改代码后复现，请按 </w:t>
+            </w:r>
+            <w:r>
+              <w:rPr>
+                <w:rFonts w:ascii="Calibri" w:hAnsi="Calibri" w:eastAsia="微软雅黑"/>
+                <w:b/>
+                <w:color w:val="333333"/>
+                <w:sz w:val="21"/>
+              </w:rPr>
+              <w:t>第九章「编码约束」</w:t>
+            </w:r>
+            <w:r>
+              <w:rPr>
+                <w:rFonts w:ascii="Calibri" w:hAnsi="Calibri" w:eastAsia="微软雅黑"/>
+                <w:b w:val="0"/>
+                <w:color w:val="333333"/>
+                <w:sz w:val="21"/>
+              </w:rPr>
+              <w:t xml:space="preserve">把该处改写为"先取值到变量、再在 f-string 内引用变量"，然后提交前用 Python 3.8 执行 </w:t>
+            </w:r>
+            <w:r>
+              <w:rPr>
+                <w:rFonts w:ascii="Consolas" w:hAnsi="Consolas" w:eastAsia="微软雅黑"/>
+                <w:b w:val="0"/>
+                <w:color w:val="333333"/>
+                <w:sz w:val="20"/>
+              </w:rPr>
+              <w:t>python3.8 -m py_compile app.py contract_no.py</w:t>
+            </w:r>
+            <w:r>
+              <w:rPr>
+                <w:rFonts w:ascii="Calibri" w:hAnsi="Calibri" w:eastAsia="微软雅黑"/>
+                <w:b w:val="0"/>
+                <w:color w:val="333333"/>
+                <w:sz w:val="21"/>
+              </w:rPr>
+              <w:t xml:space="preserve"> 自检</w:t>
+            </w:r>
+          </w:p>
+        </w:tc>
+      </w:tr>
+      <w:tr>
+        <w:tc>
+          <w:tcPr>
+            <w:tcW w:type="dxa" w:w="2608"/>
+          </w:tcPr>
+          <w:p>
+            <w:pPr>
+              <w:spacing w:after="40" w:before="40"/>
+            </w:pPr>
+            <w:r>
+              <w:rPr>
+                <w:rFonts w:ascii="Consolas" w:hAnsi="Consolas" w:eastAsia="微软雅黑"/>
+                <w:b w:val="0"/>
+                <w:color w:val="333333"/>
+                <w:sz w:val="20"/>
+              </w:rPr>
+              <w:t>ModuleNotFoundError: No module named 'contract_no'</w:t>
+            </w:r>
+          </w:p>
+        </w:tc>
+        <w:tc>
+          <w:tcPr>
+            <w:tcW w:type="dxa" w:w="1814"/>
+          </w:tcPr>
+          <w:p>
+            <w:pPr>
+              <w:spacing w:after="40" w:before="40"/>
+            </w:pPr>
+            <w:r>
+              <w:rPr>
+                <w:rFonts w:ascii="Calibri" w:hAnsi="Calibri" w:eastAsia="微软雅黑"/>
+                <w:b w:val="0"/>
+                <w:color w:val="333333"/>
+                <w:sz w:val="21"/>
+              </w:rPr>
+              <w:t xml:space="preserve">程序包缺少 </w:t>
+            </w:r>
+            <w:r>
+              <w:rPr>
+                <w:rFonts w:ascii="Consolas" w:hAnsi="Consolas" w:eastAsia="微软雅黑"/>
+                <w:b w:val="0"/>
+                <w:color w:val="333333"/>
+                <w:sz w:val="20"/>
+              </w:rPr>
+              <w:t>contract_no.py</w:t>
+            </w:r>
+            <w:r>
+              <w:rPr>
+                <w:rFonts w:ascii="Calibri" w:hAnsi="Calibri" w:eastAsia="微软雅黑"/>
+                <w:b w:val="0"/>
+                <w:color w:val="333333"/>
+                <w:sz w:val="21"/>
+              </w:rPr>
+              <w:t>（合同编号规则模块）</w:t>
+            </w:r>
+          </w:p>
+        </w:tc>
+        <w:tc>
+          <w:tcPr>
+            <w:tcW w:type="dxa" w:w="5216"/>
+          </w:tcPr>
+          <w:p>
+            <w:pPr>
+              <w:spacing w:after="40" w:before="40"/>
+            </w:pPr>
+            <w:r>
+              <w:rPr>
+                <w:rFonts w:ascii="Calibri" w:hAnsi="Calibri" w:eastAsia="微软雅黑"/>
+                <w:b w:val="0"/>
+                <w:color w:val="333333"/>
+                <w:sz w:val="21"/>
+              </w:rPr>
+              <w:t xml:space="preserve">按 </w:t>
+            </w:r>
+            <w:r>
+              <w:rPr>
+                <w:rFonts w:ascii="Calibri" w:hAnsi="Calibri" w:eastAsia="微软雅黑"/>
+                <w:b/>
+                <w:color w:val="333333"/>
+                <w:sz w:val="21"/>
+              </w:rPr>
+              <w:t>1.3 节</w:t>
+            </w:r>
+            <w:r>
+              <w:rPr>
+                <w:rFonts w:ascii="Calibri" w:hAnsi="Calibri" w:eastAsia="微软雅黑"/>
+                <w:b w:val="0"/>
+                <w:color w:val="333333"/>
+                <w:sz w:val="21"/>
+              </w:rPr>
+              <w:t xml:space="preserve">核对程序包清单，补齐 </w:t>
+            </w:r>
+            <w:r>
+              <w:rPr>
+                <w:rFonts w:ascii="Consolas" w:hAnsi="Consolas" w:eastAsia="微软雅黑"/>
+                <w:b w:val="0"/>
+                <w:color w:val="333333"/>
+                <w:sz w:val="20"/>
+              </w:rPr>
+              <w:t>contract_no.py</w:t>
+            </w:r>
+            <w:r>
+              <w:rPr>
+                <w:rFonts w:ascii="Calibri" w:hAnsi="Calibri" w:eastAsia="微软雅黑"/>
+                <w:b w:val="0"/>
+                <w:color w:val="333333"/>
+                <w:sz w:val="21"/>
+              </w:rPr>
+              <w:t xml:space="preserve"> 后重启服务</w:t>
+            </w:r>
+          </w:p>
+        </w:tc>
+      </w:tr>
+      <w:tr>
+        <w:tc>
+          <w:tcPr>
+            <w:tcW w:type="dxa" w:w="2608"/>
+          </w:tcPr>
+          <w:p>
+            <w:pPr>
+              <w:spacing w:after="40" w:before="40"/>
+            </w:pPr>
+            <w:r>
+              <w:rPr>
+                <w:rFonts w:ascii="Consolas" w:hAnsi="Consolas" w:eastAsia="微软雅黑"/>
+                <w:b w:val="0"/>
+                <w:color w:val="333333"/>
+                <w:sz w:val="20"/>
+              </w:rPr>
+              <w:t>No module named '_sqlite3'</w:t>
+            </w:r>
+            <w:r>
+              <w:rPr>
+                <w:rFonts w:ascii="Calibri" w:hAnsi="Calibri" w:eastAsia="微软雅黑"/>
+                <w:b w:val="0"/>
+                <w:color w:val="333333"/>
+                <w:sz w:val="21"/>
+              </w:rPr>
+              <w:t xml:space="preserve"> 或升级时报 SQLite &lt; 3.25</w:t>
+            </w:r>
+          </w:p>
+        </w:tc>
+        <w:tc>
+          <w:tcPr>
+            <w:tcW w:type="dxa" w:w="1814"/>
+          </w:tcPr>
+          <w:p>
+            <w:pPr>
+              <w:spacing w:after="40" w:before="40"/>
+            </w:pPr>
+            <w:r>
+              <w:rPr>
+                <w:rFonts w:ascii="Calibri" w:hAnsi="Calibri" w:eastAsia="微软雅黑"/>
+                <w:b w:val="0"/>
+                <w:color w:val="333333"/>
+                <w:sz w:val="21"/>
+              </w:rPr>
+              <w:t xml:space="preserve">编译 Python 时未装 </w:t>
+            </w:r>
+            <w:r>
+              <w:rPr>
+                <w:rFonts w:ascii="Consolas" w:hAnsi="Consolas" w:eastAsia="微软雅黑"/>
+                <w:b w:val="0"/>
+                <w:color w:val="333333"/>
+                <w:sz w:val="20"/>
+              </w:rPr>
+              <w:t>sqlite3-devel</w:t>
+            </w:r>
+            <w:r>
+              <w:rPr>
+                <w:rFonts w:ascii="Calibri" w:hAnsi="Calibri" w:eastAsia="微软雅黑"/>
+                <w:b w:val="0"/>
+                <w:color w:val="333333"/>
+                <w:sz w:val="21"/>
+              </w:rPr>
+              <w:t xml:space="preserve"> / </w:t>
+            </w:r>
+            <w:r>
+              <w:rPr>
+                <w:rFonts w:ascii="Consolas" w:hAnsi="Consolas" w:eastAsia="微软雅黑"/>
+                <w:b w:val="0"/>
+                <w:color w:val="333333"/>
+                <w:sz w:val="20"/>
+              </w:rPr>
+              <w:t>libsqlite3-dev</w:t>
+            </w:r>
+            <w:r>
+              <w:rPr>
+                <w:rFonts w:ascii="Calibri" w:hAnsi="Calibri" w:eastAsia="微软雅黑"/>
+                <w:b w:val="0"/>
+                <w:color w:val="333333"/>
+                <w:sz w:val="21"/>
+              </w:rPr>
+              <w:t>，或系统 SQLite 过旧</w:t>
+            </w:r>
+          </w:p>
+        </w:tc>
+        <w:tc>
+          <w:tcPr>
+            <w:tcW w:type="dxa" w:w="5216"/>
+          </w:tcPr>
+          <w:p>
+            <w:pPr>
+              <w:spacing w:after="40" w:before="40"/>
+            </w:pPr>
+            <w:r>
+              <w:rPr>
+                <w:rFonts w:ascii="Calibri" w:hAnsi="Calibri" w:eastAsia="微软雅黑"/>
+                <w:b w:val="0"/>
+                <w:color w:val="333333"/>
+                <w:sz w:val="21"/>
+              </w:rPr>
+              <w:t xml:space="preserve">若是自行编译的 Python：补装开发包后用 </w:t>
+            </w:r>
+            <w:r>
+              <w:rPr>
+                <w:rFonts w:ascii="Consolas" w:hAnsi="Consolas" w:eastAsia="微软雅黑"/>
+                <w:b w:val="0"/>
+                <w:color w:val="333333"/>
+                <w:sz w:val="20"/>
+              </w:rPr>
+              <w:t>make altinstall</w:t>
+            </w:r>
+            <w:r>
+              <w:rPr>
+                <w:rFonts w:ascii="Calibri" w:hAnsi="Calibri" w:eastAsia="微软雅黑"/>
+                <w:b w:val="0"/>
+                <w:color w:val="333333"/>
+                <w:sz w:val="21"/>
+              </w:rPr>
+              <w:t xml:space="preserve"> 重新编译；若使用系统 Python：先升级系统 SQLite（</w:t>
+            </w:r>
+            <w:r>
+              <w:rPr>
+                <w:rFonts w:ascii="Consolas" w:hAnsi="Consolas" w:eastAsia="微软雅黑"/>
+                <w:b w:val="0"/>
+                <w:color w:val="333333"/>
+                <w:sz w:val="20"/>
+              </w:rPr>
+              <w:t>sqlite-devel</w:t>
+            </w:r>
+            <w:r>
+              <w:rPr>
+                <w:rFonts w:ascii="Calibri" w:hAnsi="Calibri" w:eastAsia="微软雅黑"/>
+                <w:b w:val="0"/>
+                <w:color w:val="333333"/>
+                <w:sz w:val="21"/>
+              </w:rPr>
+              <w:t xml:space="preserve">）。本系统要求 </w:t>
+            </w:r>
+            <w:r>
+              <w:rPr>
+                <w:rFonts w:ascii="Calibri" w:hAnsi="Calibri" w:eastAsia="微软雅黑"/>
+                <w:b/>
+                <w:color w:val="333333"/>
+                <w:sz w:val="21"/>
+              </w:rPr>
+              <w:t>SQLite ≥ 3.25</w:t>
+            </w:r>
+          </w:p>
+        </w:tc>
+      </w:tr>
+      <w:tr>
+        <w:tc>
+          <w:tcPr>
+            <w:tcW w:type="dxa" w:w="2608"/>
+          </w:tcPr>
+          <w:p>
+            <w:pPr>
+              <w:spacing w:after="40" w:before="40"/>
+            </w:pPr>
+            <w:r>
+              <w:rPr>
+                <w:rFonts w:ascii="Calibri" w:hAnsi="Calibri" w:eastAsia="微软雅黑"/>
+                <w:b w:val="0"/>
+                <w:color w:val="333333"/>
+                <w:sz w:val="21"/>
+              </w:rPr>
+              <w:t xml:space="preserve">报错 </w:t>
+            </w:r>
+            <w:r>
+              <w:rPr>
+                <w:rFonts w:ascii="Consolas" w:hAnsi="Consolas" w:eastAsia="微软雅黑"/>
+                <w:b w:val="0"/>
+                <w:color w:val="333333"/>
+                <w:sz w:val="20"/>
+              </w:rPr>
+              <w:t>ModuleNotFoundError: No module named 'flask'</w:t>
+            </w:r>
+          </w:p>
+        </w:tc>
+        <w:tc>
+          <w:tcPr>
+            <w:tcW w:type="dxa" w:w="1814"/>
+          </w:tcPr>
+          <w:p>
+            <w:pPr>
+              <w:spacing w:after="40" w:before="40"/>
+            </w:pPr>
+            <w:r>
+              <w:rPr>
+                <w:rFonts w:ascii="Calibri" w:hAnsi="Calibri" w:eastAsia="微软雅黑"/>
+                <w:b w:val="0"/>
+                <w:color w:val="333333"/>
+                <w:sz w:val="21"/>
+              </w:rPr>
+              <w:t>依赖未安装</w:t>
+            </w:r>
+          </w:p>
+        </w:tc>
+        <w:tc>
+          <w:tcPr>
+            <w:tcW w:type="dxa" w:w="5216"/>
+          </w:tcPr>
+          <w:p>
+            <w:pPr>
+              <w:spacing w:after="40" w:before="40"/>
+            </w:pPr>
+            <w:r>
+              <w:rPr>
+                <w:rFonts w:ascii="Calibri" w:hAnsi="Calibri" w:eastAsia="微软雅黑"/>
+                <w:b w:val="0"/>
+                <w:color w:val="333333"/>
+                <w:sz w:val="21"/>
+              </w:rPr>
+              <w:t xml:space="preserve">执行 </w:t>
+            </w:r>
+            <w:r>
+              <w:rPr>
+                <w:rFonts w:ascii="Consolas" w:hAnsi="Consolas" w:eastAsia="微软雅黑"/>
+                <w:b w:val="0"/>
+                <w:color w:val="333333"/>
+                <w:sz w:val="20"/>
+              </w:rPr>
+              <w:t>pip install -r requirements.txt</w:t>
+            </w:r>
+          </w:p>
+        </w:tc>
+      </w:tr>
+      <w:tr>
+        <w:tc>
+          <w:tcPr>
+            <w:tcW w:type="dxa" w:w="2608"/>
+          </w:tcPr>
+          <w:p>
+            <w:pPr>
+              <w:spacing w:after="40" w:before="40"/>
+            </w:pPr>
+            <w:r>
+              <w:rPr>
+                <w:rFonts w:ascii="Calibri" w:hAnsi="Calibri" w:eastAsia="微软雅黑"/>
+                <w:b w:val="0"/>
+                <w:color w:val="333333"/>
+                <w:sz w:val="21"/>
+              </w:rPr>
+              <w:t>局域网其他电脑无法访问</w:t>
+            </w:r>
+          </w:p>
+        </w:tc>
+        <w:tc>
+          <w:tcPr>
+            <w:tcW w:type="dxa" w:w="1814"/>
+          </w:tcPr>
+          <w:p>
+            <w:pPr>
+              <w:spacing w:after="40" w:before="40"/>
+            </w:pPr>
+            <w:r>
+              <w:rPr>
+                <w:rFonts w:ascii="Calibri" w:hAnsi="Calibri" w:eastAsia="微软雅黑"/>
+                <w:b w:val="0"/>
+                <w:color w:val="333333"/>
+                <w:sz w:val="21"/>
+              </w:rPr>
+              <w:t>防火墙未放行 / 监听地址错误</w:t>
+            </w:r>
+          </w:p>
+        </w:tc>
+        <w:tc>
+          <w:tcPr>
+            <w:tcW w:type="dxa" w:w="5216"/>
+          </w:tcPr>
+          <w:p>
+            <w:pPr>
+              <w:spacing w:after="40" w:before="40"/>
+            </w:pPr>
+            <w:r>
+              <w:rPr>
+                <w:rFonts w:ascii="Calibri" w:hAnsi="Calibri" w:eastAsia="微软雅黑"/>
+                <w:b w:val="0"/>
+                <w:color w:val="333333"/>
+                <w:sz w:val="21"/>
+              </w:rPr>
+              <w:t xml:space="preserve">执行 3.6 防火墙命令；确认 </w:t>
+            </w:r>
+            <w:r>
+              <w:rPr>
+                <w:rFonts w:ascii="Consolas" w:hAnsi="Consolas" w:eastAsia="微软雅黑"/>
+                <w:b w:val="0"/>
+                <w:color w:val="333333"/>
+                <w:sz w:val="20"/>
+              </w:rPr>
+              <w:t>app.py</w:t>
+            </w:r>
+            <w:r>
+              <w:rPr>
+                <w:rFonts w:ascii="Calibri" w:hAnsi="Calibri" w:eastAsia="微软雅黑"/>
+                <w:b w:val="0"/>
+                <w:color w:val="333333"/>
+                <w:sz w:val="21"/>
+              </w:rPr>
+              <w:t xml:space="preserve"> 中 </w:t>
+            </w:r>
+            <w:r>
+              <w:rPr>
+                <w:rFonts w:ascii="Consolas" w:hAnsi="Consolas" w:eastAsia="微软雅黑"/>
+                <w:b w:val="0"/>
+                <w:color w:val="333333"/>
+                <w:sz w:val="20"/>
+              </w:rPr>
+              <w:t>host="0.0.0.0"</w:t>
+            </w:r>
+          </w:p>
+        </w:tc>
+      </w:tr>
+      <w:tr>
+        <w:tc>
+          <w:tcPr>
+            <w:tcW w:type="dxa" w:w="2608"/>
+          </w:tcPr>
+          <w:p>
+            <w:pPr>
+              <w:spacing w:after="40" w:before="40"/>
+            </w:pPr>
+            <w:r>
+              <w:rPr>
+                <w:rFonts w:ascii="Calibri" w:hAnsi="Calibri" w:eastAsia="微软雅黑"/>
+                <w:b w:val="0"/>
+                <w:color w:val="333333"/>
+                <w:sz w:val="21"/>
+              </w:rPr>
+              <w:t>登录页 LOGO 不显示（占位框）</w:t>
+            </w:r>
+          </w:p>
+        </w:tc>
+        <w:tc>
+          <w:tcPr>
+            <w:tcW w:type="dxa" w:w="1814"/>
+          </w:tcPr>
+          <w:p>
+            <w:pPr>
+              <w:spacing w:after="40" w:before="40"/>
+            </w:pPr>
+            <w:r>
+              <w:rPr>
+                <w:rFonts w:ascii="Consolas" w:hAnsi="Consolas" w:eastAsia="微软雅黑"/>
+                <w:b w:val="0"/>
+                <w:color w:val="333333"/>
+                <w:sz w:val="20"/>
+              </w:rPr>
+              <w:t>static/logo.jpg</w:t>
+            </w:r>
+            <w:r>
+              <w:rPr>
+                <w:rFonts w:ascii="Calibri" w:hAnsi="Calibri" w:eastAsia="微软雅黑"/>
+                <w:b w:val="0"/>
+                <w:color w:val="333333"/>
+                <w:sz w:val="21"/>
+              </w:rPr>
+              <w:t xml:space="preserve"> 缺失或文件名错误</w:t>
+            </w:r>
+          </w:p>
+        </w:tc>
+        <w:tc>
+          <w:tcPr>
+            <w:tcW w:type="dxa" w:w="5216"/>
+          </w:tcPr>
+          <w:p>
+            <w:pPr>
+              <w:spacing w:after="40" w:before="40"/>
+            </w:pPr>
+            <w:r>
+              <w:rPr>
+                <w:rFonts w:ascii="Calibri" w:hAnsi="Calibri" w:eastAsia="微软雅黑"/>
+                <w:b w:val="0"/>
+                <w:color w:val="333333"/>
+                <w:sz w:val="21"/>
+              </w:rPr>
+              <w:t>确认文件名、大小写与路径</w:t>
+            </w:r>
+          </w:p>
+        </w:tc>
+      </w:tr>
+      <w:tr>
+        <w:tc>
+          <w:tcPr>
+            <w:tcW w:type="dxa" w:w="2608"/>
+          </w:tcPr>
+          <w:p>
+            <w:pPr>
+              <w:spacing w:after="40" w:before="40"/>
+            </w:pPr>
+            <w:r>
+              <w:rPr>
+                <w:rFonts w:ascii="Calibri" w:hAnsi="Calibri" w:eastAsia="微软雅黑"/>
+                <w:b w:val="0"/>
+                <w:color w:val="333333"/>
+                <w:sz w:val="21"/>
+              </w:rPr>
+              <w:t>页面显示中文乱码</w:t>
+            </w:r>
+          </w:p>
+        </w:tc>
+        <w:tc>
+          <w:tcPr>
+            <w:tcW w:type="dxa" w:w="1814"/>
+          </w:tcPr>
+          <w:p>
+            <w:pPr>
+              <w:spacing w:after="40" w:before="40"/>
+            </w:pPr>
+            <w:r>
+              <w:rPr>
+                <w:rFonts w:ascii="Calibri" w:hAnsi="Calibri" w:eastAsia="微软雅黑"/>
+                <w:b w:val="0"/>
+                <w:color w:val="333333"/>
+                <w:sz w:val="21"/>
+              </w:rPr>
+              <w:t>文件编码被改动</w:t>
+            </w:r>
+          </w:p>
+        </w:tc>
+        <w:tc>
+          <w:tcPr>
+            <w:tcW w:type="dxa" w:w="5216"/>
+          </w:tcPr>
+          <w:p>
+            <w:pPr>
+              <w:spacing w:after="40" w:before="40"/>
+            </w:pPr>
+            <w:r>
+              <w:rPr>
+                <w:rFonts w:ascii="Calibri" w:hAnsi="Calibri" w:eastAsia="微软雅黑"/>
+                <w:b w:val="0"/>
+                <w:color w:val="333333"/>
+                <w:sz w:val="21"/>
+              </w:rPr>
+              <w:t xml:space="preserve">用 UTF-8 保存 </w:t>
+            </w:r>
+            <w:r>
+              <w:rPr>
+                <w:rFonts w:ascii="Consolas" w:hAnsi="Consolas" w:eastAsia="微软雅黑"/>
+                <w:b w:val="0"/>
+                <w:color w:val="333333"/>
+                <w:sz w:val="20"/>
+              </w:rPr>
+              <w:t>app.py</w:t>
+            </w:r>
+            <w:r>
+              <w:rPr>
+                <w:rFonts w:ascii="Calibri" w:hAnsi="Calibri" w:eastAsia="微软雅黑"/>
+                <w:b w:val="0"/>
+                <w:color w:val="333333"/>
+                <w:sz w:val="21"/>
+              </w:rPr>
+              <w:t>、</w:t>
+            </w:r>
+            <w:r>
+              <w:rPr>
+                <w:rFonts w:ascii="Consolas" w:hAnsi="Consolas" w:eastAsia="微软雅黑"/>
+                <w:b w:val="0"/>
+                <w:color w:val="333333"/>
+                <w:sz w:val="20"/>
+              </w:rPr>
+              <w:t>templates/index.html</w:t>
+            </w:r>
+          </w:p>
+        </w:tc>
+      </w:tr>
+      <w:tr>
+        <w:tc>
+          <w:tcPr>
+            <w:tcW w:type="dxa" w:w="2608"/>
+          </w:tcPr>
+          <w:p>
+            <w:pPr>
+              <w:spacing w:after="40" w:before="40"/>
+            </w:pPr>
+            <w:r>
+              <w:rPr>
+                <w:rFonts w:ascii="Calibri" w:hAnsi="Calibri" w:eastAsia="微软雅黑"/>
+                <w:b w:val="0"/>
+                <w:color w:val="333333"/>
+                <w:sz w:val="21"/>
+              </w:rPr>
+              <w:t>数据未显示最新</w:t>
+            </w:r>
+          </w:p>
+        </w:tc>
+        <w:tc>
+          <w:tcPr>
+            <w:tcW w:type="dxa" w:w="1814"/>
+          </w:tcPr>
+          <w:p>
+            <w:pPr>
+              <w:spacing w:after="40" w:before="40"/>
+            </w:pPr>
+            <w:r>
+              <w:rPr>
+                <w:rFonts w:ascii="Calibri" w:hAnsi="Calibri" w:eastAsia="微软雅黑"/>
+                <w:b w:val="0"/>
+                <w:color w:val="333333"/>
+                <w:sz w:val="21"/>
+              </w:rPr>
+              <w:t>浏览器缓存</w:t>
+            </w:r>
+          </w:p>
+        </w:tc>
+        <w:tc>
+          <w:tcPr>
+            <w:tcW w:type="dxa" w:w="5216"/>
+          </w:tcPr>
+          <w:p>
+            <w:pPr>
+              <w:spacing w:after="40" w:before="40"/>
+            </w:pPr>
+            <w:r>
+              <w:rPr>
+                <w:rFonts w:ascii="Calibri" w:hAnsi="Calibri" w:eastAsia="微软雅黑"/>
+                <w:b w:val="0"/>
+                <w:color w:val="333333"/>
+                <w:sz w:val="21"/>
+              </w:rPr>
+              <w:t>Ctrl+F5 强制刷新</w:t>
+            </w:r>
+          </w:p>
+        </w:tc>
+      </w:tr>
+      <w:tr>
+        <w:tc>
+          <w:tcPr>
+            <w:tcW w:type="dxa" w:w="2608"/>
+          </w:tcPr>
+          <w:p>
+            <w:pPr>
+              <w:spacing w:after="40" w:before="40"/>
+            </w:pPr>
+            <w:r>
+              <w:rPr>
+                <w:rFonts w:ascii="Calibri" w:hAnsi="Calibri" w:eastAsia="微软雅黑"/>
+                <w:b w:val="0"/>
+                <w:color w:val="333333"/>
+                <w:sz w:val="21"/>
+              </w:rPr>
+              <w:t>忘记管理员密码</w:t>
+            </w:r>
+          </w:p>
+        </w:tc>
+        <w:tc>
+          <w:tcPr>
+            <w:tcW w:type="dxa" w:w="1814"/>
+          </w:tcPr>
+          <w:p>
+            <w:pPr>
+              <w:spacing w:after="40" w:before="40"/>
+            </w:pPr>
+            <w:r>
+              <w:rPr>
+                <w:rFonts w:ascii="Calibri" w:hAnsi="Calibri" w:eastAsia="微软雅黑"/>
+                <w:b w:val="0"/>
+                <w:color w:val="333333"/>
+                <w:sz w:val="21"/>
+              </w:rPr>
+              <w:t>密码遗忘</w:t>
+            </w:r>
+          </w:p>
+        </w:tc>
+        <w:tc>
+          <w:tcPr>
+            <w:tcW w:type="dxa" w:w="5216"/>
+          </w:tcPr>
+          <w:p>
+            <w:pPr>
+              <w:spacing w:after="40" w:before="40"/>
+            </w:pPr>
+            <w:r>
+              <w:rPr>
+                <w:rFonts w:ascii="Calibri" w:hAnsi="Calibri" w:eastAsia="微软雅黑"/>
+                <w:b w:val="0"/>
+                <w:color w:val="333333"/>
+                <w:sz w:val="21"/>
+              </w:rPr>
+              <w:t>按 7.4 重置密码</w:t>
+            </w:r>
+          </w:p>
+        </w:tc>
+      </w:tr>
+      <w:tr>
+        <w:tc>
+          <w:tcPr>
+            <w:tcW w:type="dxa" w:w="2608"/>
+          </w:tcPr>
+          <w:p>
+            <w:pPr>
+              <w:spacing w:after="40" w:before="40"/>
+            </w:pPr>
+            <w:r>
+              <w:rPr>
+                <w:rFonts w:ascii="Calibri" w:hAnsi="Calibri" w:eastAsia="微软雅黑"/>
+                <w:b w:val="0"/>
+                <w:color w:val="333333"/>
+                <w:sz w:val="21"/>
+              </w:rPr>
+              <w:t>端口 5000 被其他程序占用</w:t>
+            </w:r>
+          </w:p>
+        </w:tc>
+        <w:tc>
+          <w:tcPr>
+            <w:tcW w:type="dxa" w:w="1814"/>
+          </w:tcPr>
+          <w:p>
+            <w:pPr>
+              <w:spacing w:after="40" w:before="40"/>
+            </w:pPr>
+            <w:r>
+              <w:rPr>
+                <w:rFonts w:ascii="Calibri" w:hAnsi="Calibri" w:eastAsia="微软雅黑"/>
+                <w:b w:val="0"/>
+                <w:color w:val="333333"/>
+                <w:sz w:val="21"/>
+              </w:rPr>
+              <w:t>端口冲突</w:t>
+            </w:r>
+          </w:p>
+        </w:tc>
+        <w:tc>
+          <w:tcPr>
+            <w:tcW w:type="dxa" w:w="5216"/>
+          </w:tcPr>
+          <w:p>
+            <w:pPr>
+              <w:spacing w:after="40" w:before="40"/>
+            </w:pPr>
+            <w:r>
+              <w:rPr>
+                <w:rFonts w:ascii="Calibri" w:hAnsi="Calibri" w:eastAsia="微软雅黑"/>
+                <w:b w:val="0"/>
+                <w:color w:val="333333"/>
+                <w:sz w:val="21"/>
+              </w:rPr>
+              <w:t xml:space="preserve">修改 </w:t>
+            </w:r>
+            <w:r>
+              <w:rPr>
+                <w:rFonts w:ascii="Consolas" w:hAnsi="Consolas" w:eastAsia="微软雅黑"/>
+                <w:b w:val="0"/>
+                <w:color w:val="333333"/>
+                <w:sz w:val="20"/>
+              </w:rPr>
+              <w:t>app.py</w:t>
+            </w:r>
+            <w:r>
+              <w:rPr>
+                <w:rFonts w:ascii="Calibri" w:hAnsi="Calibri" w:eastAsia="微软雅黑"/>
+                <w:b w:val="0"/>
+                <w:color w:val="333333"/>
+                <w:sz w:val="21"/>
+              </w:rPr>
+              <w:t xml:space="preserve"> 末尾 </w:t>
+            </w:r>
+            <w:r>
+              <w:rPr>
+                <w:rFonts w:ascii="Consolas" w:hAnsi="Consolas" w:eastAsia="微软雅黑"/>
+                <w:b w:val="0"/>
+                <w:color w:val="333333"/>
+                <w:sz w:val="20"/>
+              </w:rPr>
+              <w:t>port=5000</w:t>
+            </w:r>
+            <w:r>
+              <w:rPr>
+                <w:rFonts w:ascii="Calibri" w:hAnsi="Calibri" w:eastAsia="微软雅黑"/>
+                <w:b w:val="0"/>
+                <w:color w:val="333333"/>
+                <w:sz w:val="21"/>
+              </w:rPr>
+              <w:t xml:space="preserve"> 为其他端口，并同步放行防火墙</w:t>
+            </w:r>
+          </w:p>
+        </w:tc>
+      </w:tr>
+      <w:tr>
+        <w:tc>
+          <w:tcPr>
+            <w:tcW w:type="dxa" w:w="2608"/>
+          </w:tcPr>
+          <w:p>
+            <w:pPr>
+              <w:spacing w:after="40" w:before="40"/>
+            </w:pPr>
+            <w:r>
+              <w:rPr>
+                <w:rFonts w:ascii="Calibri" w:hAnsi="Calibri" w:eastAsia="微软雅黑"/>
+                <w:b w:val="0"/>
+                <w:color w:val="333333"/>
+                <w:sz w:val="21"/>
+              </w:rPr>
+              <w:t>附件下载 404</w:t>
+            </w:r>
+          </w:p>
+        </w:tc>
+        <w:tc>
+          <w:tcPr>
+            <w:tcW w:type="dxa" w:w="1814"/>
+          </w:tcPr>
+          <w:p>
+            <w:pPr>
+              <w:spacing w:after="40" w:before="40"/>
+            </w:pPr>
+            <w:r>
+              <w:rPr>
+                <w:rFonts w:ascii="Calibri" w:hAnsi="Calibri" w:eastAsia="微软雅黑"/>
+                <w:b w:val="0"/>
+                <w:color w:val="333333"/>
+                <w:sz w:val="21"/>
+              </w:rPr>
+              <w:t>附件文件被移动/清理</w:t>
+            </w:r>
+          </w:p>
+        </w:tc>
+        <w:tc>
+          <w:tcPr>
+            <w:tcW w:type="dxa" w:w="5216"/>
+          </w:tcPr>
+          <w:p>
+            <w:pPr>
+              <w:spacing w:after="40" w:before="40"/>
+            </w:pPr>
+            <w:r>
+              <w:rPr>
+                <w:rFonts w:ascii="Calibri" w:hAnsi="Calibri" w:eastAsia="微软雅黑"/>
+                <w:b w:val="0"/>
+                <w:color w:val="333333"/>
+                <w:sz w:val="21"/>
+              </w:rPr>
+              <w:t xml:space="preserve">按 4.4 场景二从备份整体恢复 </w:t>
+            </w:r>
+            <w:r>
+              <w:rPr>
+                <w:rFonts w:ascii="Consolas" w:hAnsi="Consolas" w:eastAsia="微软雅黑"/>
+                <w:b w:val="0"/>
+                <w:color w:val="333333"/>
+                <w:sz w:val="20"/>
+              </w:rPr>
+              <w:t>attachments/</w:t>
+            </w:r>
+          </w:p>
+        </w:tc>
+      </w:tr>
+      <w:tr>
+        <w:tc>
+          <w:tcPr>
+            <w:tcW w:type="dxa" w:w="2608"/>
+          </w:tcPr>
+          <w:p>
+            <w:pPr>
+              <w:spacing w:after="40" w:before="40"/>
+            </w:pPr>
+            <w:r>
+              <w:rPr>
+                <w:rFonts w:ascii="Calibri" w:hAnsi="Calibri" w:eastAsia="微软雅黑"/>
+                <w:b w:val="0"/>
+                <w:color w:val="333333"/>
+                <w:sz w:val="21"/>
+              </w:rPr>
+              <w:t>升级后数据库自动迁移失败</w:t>
+            </w:r>
+          </w:p>
+        </w:tc>
+        <w:tc>
+          <w:tcPr>
+            <w:tcW w:type="dxa" w:w="1814"/>
+          </w:tcPr>
+          <w:p>
+            <w:pPr>
+              <w:spacing w:after="40" w:before="40"/>
+            </w:pPr>
+            <w:r>
+              <w:rPr>
+                <w:rFonts w:ascii="Calibri" w:hAnsi="Calibri" w:eastAsia="微软雅黑"/>
+                <w:b w:val="0"/>
+                <w:color w:val="333333"/>
+                <w:sz w:val="21"/>
+              </w:rPr>
+              <w:t>迁移执行异常（</w:t>
+            </w:r>
+            <w:r>
+              <w:rPr>
+                <w:rFonts w:ascii="Consolas" w:hAnsi="Consolas" w:eastAsia="微软雅黑"/>
+                <w:b w:val="0"/>
+                <w:color w:val="333333"/>
+                <w:sz w:val="20"/>
+              </w:rPr>
+              <w:t>app.log.err</w:t>
+            </w:r>
+            <w:r>
+              <w:rPr>
+                <w:rFonts w:ascii="Calibri" w:hAnsi="Calibri" w:eastAsia="微软雅黑"/>
+                <w:b w:val="0"/>
+                <w:color w:val="333333"/>
+                <w:sz w:val="21"/>
+              </w:rPr>
+              <w:t xml:space="preserve"> 中无 </w:t>
+            </w:r>
+            <w:r>
+              <w:rPr>
+                <w:rFonts w:ascii="Consolas" w:hAnsi="Consolas" w:eastAsia="微软雅黑"/>
+                <w:b w:val="0"/>
+                <w:color w:val="333333"/>
+                <w:sz w:val="20"/>
+              </w:rPr>
+              <w:t>[MIGRATE]</w:t>
+            </w:r>
+            <w:r>
+              <w:rPr>
+                <w:rFonts w:ascii="Calibri" w:hAnsi="Calibri" w:eastAsia="微软雅黑"/>
+                <w:b w:val="0"/>
+                <w:color w:val="333333"/>
+                <w:sz w:val="21"/>
+              </w:rPr>
+              <w:t xml:space="preserve"> 完成记录）</w:t>
+            </w:r>
+          </w:p>
+        </w:tc>
+        <w:tc>
+          <w:tcPr>
+            <w:tcW w:type="dxa" w:w="5216"/>
+          </w:tcPr>
+          <w:p>
+            <w:pPr>
+              <w:spacing w:after="40" w:before="40"/>
+            </w:pPr>
+            <w:r>
+              <w:rPr>
+                <w:rFonts w:ascii="Calibri" w:hAnsi="Calibri" w:eastAsia="微软雅黑"/>
+                <w:b w:val="0"/>
+                <w:color w:val="333333"/>
+                <w:sz w:val="21"/>
+              </w:rPr>
+              <w:t xml:space="preserve">检查 </w:t>
+            </w:r>
+            <w:r>
+              <w:rPr>
+                <w:rFonts w:ascii="Consolas" w:hAnsi="Consolas" w:eastAsia="微软雅黑"/>
+                <w:b w:val="0"/>
+                <w:color w:val="333333"/>
+                <w:sz w:val="20"/>
+              </w:rPr>
+              <w:t>app.log.err</w:t>
+            </w:r>
+            <w:r>
+              <w:rPr>
+                <w:rFonts w:ascii="Calibri" w:hAnsi="Calibri" w:eastAsia="微软雅黑"/>
+                <w:b w:val="0"/>
+                <w:color w:val="333333"/>
+                <w:sz w:val="21"/>
+              </w:rPr>
+              <w:t xml:space="preserve"> 中 </w:t>
+            </w:r>
+            <w:r>
+              <w:rPr>
+                <w:rFonts w:ascii="Consolas" w:hAnsi="Consolas" w:eastAsia="微软雅黑"/>
+                <w:b w:val="0"/>
+                <w:color w:val="333333"/>
+                <w:sz w:val="20"/>
+              </w:rPr>
+              <w:t>[MIGRATE]</w:t>
+            </w:r>
+            <w:r>
+              <w:rPr>
+                <w:rFonts w:ascii="Calibri" w:hAnsi="Calibri" w:eastAsia="微软雅黑"/>
+                <w:b w:val="0"/>
+                <w:color w:val="333333"/>
+                <w:sz w:val="21"/>
+              </w:rPr>
+              <w:t>/</w:t>
+            </w:r>
+            <w:r>
+              <w:rPr>
+                <w:rFonts w:ascii="Consolas" w:hAnsi="Consolas" w:eastAsia="微软雅黑"/>
+                <w:b w:val="0"/>
+                <w:color w:val="333333"/>
+                <w:sz w:val="20"/>
+              </w:rPr>
+              <w:t>[ERROR]</w:t>
+            </w:r>
+            <w:r>
+              <w:rPr>
+                <w:rFonts w:ascii="Calibri" w:hAnsi="Calibri" w:eastAsia="微软雅黑"/>
+                <w:b w:val="0"/>
+                <w:color w:val="333333"/>
+                <w:sz w:val="21"/>
+              </w:rPr>
+              <w:t xml:space="preserve"> 日志定位原因；必要时从治理快照恢复数据库（见 4.7 节）后联系开发</w:t>
+            </w:r>
+          </w:p>
+        </w:tc>
+      </w:tr>
+      <w:tr>
+        <w:tc>
+          <w:tcPr>
+            <w:tcW w:type="dxa" w:w="2608"/>
+          </w:tcPr>
+          <w:p>
+            <w:pPr>
+              <w:spacing w:after="40" w:before="40"/>
+            </w:pPr>
+            <w:r>
+              <w:rPr>
+                <w:rFonts w:ascii="Calibri" w:hAnsi="Calibri" w:eastAsia="微软雅黑"/>
+                <w:b w:val="0"/>
+                <w:color w:val="333333"/>
+                <w:sz w:val="21"/>
+              </w:rPr>
+              <w:t>短信发送失败，提示“连接短信平台超时”</w:t>
+            </w:r>
+          </w:p>
+        </w:tc>
+        <w:tc>
+          <w:tcPr>
+            <w:tcW w:type="dxa" w:w="1814"/>
+          </w:tcPr>
+          <w:p>
+            <w:pPr>
+              <w:spacing w:after="40" w:before="40"/>
+            </w:pPr>
+            <w:r>
+              <w:rPr>
+                <w:rFonts w:ascii="Calibri" w:hAnsi="Calibri" w:eastAsia="微软雅黑"/>
+                <w:b w:val="0"/>
+                <w:color w:val="333333"/>
+                <w:sz w:val="21"/>
+              </w:rPr>
+              <w:t>服务器到短信平台网络不通（未在政务网内 / 未开通策略或白名单）</w:t>
+            </w:r>
+          </w:p>
+        </w:tc>
+        <w:tc>
+          <w:tcPr>
+            <w:tcW w:type="dxa" w:w="5216"/>
+          </w:tcPr>
+          <w:p>
+            <w:pPr>
+              <w:spacing w:after="40" w:before="40"/>
+            </w:pPr>
+            <w:r>
+              <w:rPr>
+                <w:rFonts w:ascii="Calibri" w:hAnsi="Calibri" w:eastAsia="微软雅黑"/>
+                <w:b w:val="0"/>
+                <w:color w:val="333333"/>
+                <w:sz w:val="21"/>
+              </w:rPr>
+              <w:t>按 2.2 节确认网络策略与 IP 白名单；在设置页点“连接测试”查看分步结果；网络打通后可在“短信记录”中勾选失败记录“重发选中”</w:t>
+            </w:r>
+          </w:p>
+        </w:tc>
+      </w:tr>
+      <w:tr>
+        <w:tc>
+          <w:tcPr>
+            <w:tcW w:type="dxa" w:w="2608"/>
+          </w:tcPr>
+          <w:p>
+            <w:pPr>
+              <w:spacing w:after="40" w:before="40"/>
+            </w:pPr>
+            <w:r>
+              <w:rPr>
+                <w:rFonts w:ascii="Calibri" w:hAnsi="Calibri" w:eastAsia="微软雅黑"/>
+                <w:b w:val="0"/>
+                <w:color w:val="333333"/>
+                <w:sz w:val="21"/>
+              </w:rPr>
+              <w:t>短信已启用但收件人未收到</w:t>
+            </w:r>
+          </w:p>
+        </w:tc>
+        <w:tc>
+          <w:tcPr>
+            <w:tcW w:type="dxa" w:w="1814"/>
+          </w:tcPr>
+          <w:p>
+            <w:pPr>
+              <w:spacing w:after="40" w:before="40"/>
+            </w:pPr>
+            <w:r>
+              <w:rPr>
+                <w:rFonts w:ascii="Calibri" w:hAnsi="Calibri" w:eastAsia="微软雅黑"/>
+                <w:b w:val="0"/>
+                <w:color w:val="333333"/>
+                <w:sz w:val="21"/>
+              </w:rPr>
+              <w:t>收件人无手机号（用户“电话”为空 / 资产合同“联系电话”为空）或该合同已归档、已办结、短信开关为“关闭”</w:t>
+            </w:r>
+          </w:p>
+        </w:tc>
+        <w:tc>
+          <w:tcPr>
+            <w:tcW w:type="dxa" w:w="5216"/>
+          </w:tcPr>
+          <w:p>
+            <w:pPr>
+              <w:spacing w:after="40" w:before="40"/>
+            </w:pPr>
+            <w:r>
+              <w:rPr>
+                <w:rFonts w:ascii="Calibri" w:hAnsi="Calibri" w:eastAsia="微软雅黑"/>
+                <w:b w:val="0"/>
+                <w:color w:val="333333"/>
+                <w:sz w:val="21"/>
+              </w:rPr>
+              <w:t>到“用户管理”补录电话或补填资产合同联系电话；在“短信记录”中查看是否有对应的失败/无号码痕迹</w:t>
+            </w:r>
+          </w:p>
+        </w:tc>
+      </w:tr>
+    </w:tbl>
+    <w:p>
+      <w:pPr>
+        <w:spacing w:after="40"/>
+      </w:pPr>
+    </w:p>
+    <w:p>
+      <w:pPr>
+        <w:pStyle w:val="Heading2"/>
+      </w:pPr>
+      <w:r>
+        <w:rPr>
+          <w:rFonts w:ascii="Calibri" w:hAnsi="Calibri" w:eastAsia="微软雅黑"/>
+          <w:b/>
+          <w:color w:val="2E74B5"/>
+          <w:sz w:val="26"/>
+        </w:rPr>
+        <w:t>7.4 重置管理员密码</w:t>
       </w:r>
     </w:p>
     <w:p>
@@ -8790,7 +10385,7 @@
           <w:color w:val="333333"/>
           <w:sz w:val="22"/>
         </w:rPr>
-        <w:t>把含转义的取值放到 f-string 外面</w:t>
+        <w:t>当前版本（V1.0）</w:t>
       </w:r>
       <w:r>
         <w:rPr>
@@ -8799,87 +10394,7 @@
           <w:color w:val="333333"/>
           <w:sz w:val="22"/>
         </w:rPr>
-        <w:t>，f-string 内只引用变量：</w:t>
-      </w:r>
-    </w:p>
-    <w:p>
-      <w:r>
-        <w:rPr>
-          <w:rFonts w:ascii="Calibri" w:hAnsi="Calibri" w:eastAsia="微软雅黑"/>
-          <w:b w:val="0"/>
-          <w:color w:val="333333"/>
-          <w:sz w:val="22"/>
-        </w:rPr>
-        <w:t>```python</w:t>
-      </w:r>
-    </w:p>
-    <w:p>
-      <w:pPr>
-        <w:pStyle w:val="Heading1"/>
-      </w:pPr>
-      <w:r>
-        <w:rPr>
-          <w:rFonts w:ascii="Calibri" w:hAnsi="Calibri" w:eastAsia="微软雅黑"/>
-          <w:b/>
-          <w:color w:val="2E74B5"/>
-          <w:sz w:val="32"/>
-        </w:rPr>
-        <w:t>✓ 允许：取值语句在 f-string 之外，f-string 内只有变量</w:t>
-      </w:r>
-    </w:p>
-    <w:p>
-      <w:r>
-        <w:rPr>
-          <w:rFonts w:ascii="Calibri" w:hAnsi="Calibri" w:eastAsia="微软雅黑"/>
-          <w:b w:val="0"/>
-          <w:color w:val="333333"/>
-          <w:sz w:val="22"/>
-        </w:rPr>
-        <w:t>def _dept_display(d):</w:t>
-      </w:r>
-    </w:p>
-    <w:p>
-      <w:r>
-        <w:rPr>
-          <w:rFonts w:ascii="Calibri" w:hAnsi="Calibri" w:eastAsia="微软雅黑"/>
-          <w:b w:val="0"/>
-          <w:color w:val="333333"/>
-          <w:sz w:val="22"/>
-        </w:rPr>
-        <w:t>"""返回部门的显示名「单位名称-科室名称」（兼容 Python 3.8 ~ 3.12）。"""</w:t>
-      </w:r>
-    </w:p>
-    <w:p>
-      <w:r>
-        <w:rPr>
-          <w:rFonts w:ascii="Calibri" w:hAnsi="Calibri" w:eastAsia="微软雅黑"/>
-          <w:b w:val="0"/>
-          <w:color w:val="333333"/>
-          <w:sz w:val="22"/>
-        </w:rPr>
-        <w:t>unit = d["\u5355\u4f4d\u540d\u79f0"]      # 单位名称</w:t>
-      </w:r>
-    </w:p>
-    <w:p>
-      <w:r>
-        <w:rPr>
-          <w:rFonts w:ascii="Calibri" w:hAnsi="Calibri" w:eastAsia="微软雅黑"/>
-          <w:b w:val="0"/>
-          <w:color w:val="333333"/>
-          <w:sz w:val="22"/>
-        </w:rPr>
-        <w:t>room = d["\u79d1\u5ba4\u540d\u79f0"]      # 科室名称</w:t>
-      </w:r>
-    </w:p>
-    <w:p>
-      <w:r>
-        <w:rPr>
-          <w:rFonts w:ascii="Calibri" w:hAnsi="Calibri" w:eastAsia="微软雅黑"/>
-          <w:b w:val="0"/>
-          <w:color w:val="333333"/>
-          <w:sz w:val="22"/>
-        </w:rPr>
-        <w:t>return f"{unit}-{room}"                   # 表达式内无反斜杠、无同类引号嵌套</w:t>
+        <w:t>：停止服务后，在服务器上执行以下 Python 脚本（将“新密码”替换为实际密码）：</w:t>
       </w:r>
     </w:p>
     <w:p>
@@ -8894,6 +10409,7 @@
           <w:color w:val="1F4D78"/>
           <w:sz w:val="20"/>
         </w:rPr>
+        <w:t>import hashlib, sqlite3</w:t>
       </w:r>
       <w:r>
         <w:br/>
@@ -8904,7 +10420,7 @@
           <w:color w:val="1F4D78"/>
           <w:sz w:val="20"/>
         </w:rPr>
-        <w:t>等效的两种替代写法（同样兼容 3.8）：</w:t>
+        <w:t>SALT = "xtsgj_2024_contract"</w:t>
       </w:r>
       <w:r>
         <w:br/>
@@ -8915,6 +10431,7 @@
           <w:color w:val="1F4D78"/>
           <w:sz w:val="20"/>
         </w:rPr>
+        <w:t>pw = hashlib.sha256(("新密码" + SALT).encode()).hexdigest()</w:t>
       </w:r>
       <w:r>
         <w:br/>
@@ -8925,7 +10442,7 @@
           <w:color w:val="1F4D78"/>
           <w:sz w:val="20"/>
         </w:rPr>
-        <w:t>```python</w:t>
+        <w:t>con = sqlite3.connect(r"C:\contract_manager\data\合同台账.db")</w:t>
       </w:r>
       <w:r>
         <w:br/>
@@ -8936,7 +10453,7 @@
           <w:color w:val="1F4D78"/>
           <w:sz w:val="20"/>
         </w:rPr>
-        <w:t># 备选一：str.format()（参数不属于 f-string 表达式，反斜杠不受限制）</w:t>
+        <w:t>con.execute('UPDATE users SET "密码"=? WHERE "用户名"=?', (pw, "admin"))</w:t>
       </w:r>
       <w:r>
         <w:br/>
@@ -8947,7 +10464,7 @@
           <w:color w:val="1F4D78"/>
           <w:sz w:val="20"/>
         </w:rPr>
-        <w:t>display = "{}-{}".format(d["\u5355\u4f4d\u540d\u79f0"], d["\u79d1\u5ba4\u540d\u79f0"])</w:t>
+        <w:t>con.commit(); con.close()</w:t>
       </w:r>
       <w:r>
         <w:br/>
@@ -8958,29 +10475,642 @@
           <w:color w:val="1F4D78"/>
           <w:sz w:val="20"/>
         </w:rPr>
-      </w:r>
-      <w:r>
-        <w:br/>
-      </w:r>
-      <w:r>
-        <w:rPr>
-          <w:rFonts w:ascii="Consolas" w:hAnsi="Consolas" w:eastAsia="微软雅黑"/>
-          <w:color w:val="1F4D78"/>
-          <w:sz w:val="20"/>
-        </w:rPr>
-        <w:t># 备选二：字符串拼接</w:t>
-      </w:r>
-      <w:r>
-        <w:br/>
-      </w:r>
-      <w:r>
-        <w:rPr>
-          <w:rFonts w:ascii="Consolas" w:hAnsi="Consolas" w:eastAsia="微软雅黑"/>
-          <w:color w:val="1F4D78"/>
-          <w:sz w:val="20"/>
-        </w:rPr>
-        <w:t>display = d["\u5355\u4f4d\u540d\u79f0"] + "-" + d["\u79d1\u5ba4\u540d\u79f0"]</w:t>
-      </w:r>
+        <w:t>print("密码已重置")</w:t>
+      </w:r>
+    </w:p>
+    <w:p>
+      <w:r>
+        <w:rPr>
+          <w:rFonts w:ascii="Calibri" w:hAnsi="Calibri" w:eastAsia="微软雅黑"/>
+          <w:b w:val="0"/>
+          <w:color w:val="333333"/>
+          <w:sz w:val="22"/>
+        </w:rPr>
+        <w:t>重新启动服务后用新密码登录。</w:t>
+      </w:r>
+    </w:p>
+    <w:p>
+      <w:pPr>
+        <w:spacing w:before="80" w:after="160"/>
+        <w:ind w:left="170" w:right="170"/>
+        <w:shd w:val="clear" w:color="auto" w:fill="EAF3FB"/>
+        <w:pBdr>
+          <w:left w:val="single" w:sz="14" w:space="4" w:color="1E90FF"/>
+        </w:pBdr>
+      </w:pPr>
+      <w:r>
+        <w:rPr>
+          <w:rFonts w:ascii="Calibri" w:hAnsi="Calibri" w:eastAsia="微软雅黑"/>
+          <w:b w:val="0"/>
+          <w:color w:val="1F4D78"/>
+          <w:sz w:val="21"/>
+        </w:rPr>
+        <w:t>说明：升级至 V1.1（计划）后，密码将改用 PBKDF2 哈希存储，重置脚本同步更新（见《系统功能提升实施方案》3.1 节）。升级前请保留本版脚本。</w:t>
+      </w:r>
+    </w:p>
+    <w:p>
+      <w:pPr>
+        <w:pStyle w:val="Heading1"/>
+      </w:pPr>
+      <w:r>
+        <w:rPr>
+          <w:rFonts w:ascii="Calibri" w:hAnsi="Calibri" w:eastAsia="微软雅黑"/>
+          <w:b/>
+          <w:color w:val="2E74B5"/>
+          <w:sz w:val="32"/>
+        </w:rPr>
+        <w:t>八、安全加固建议</w:t>
+      </w:r>
+    </w:p>
+    <w:tbl>
+      <w:tblPr>
+        <w:tblStyle w:val="TableGrid"/>
+        <w:tblW w:type="dxa" w:w="9638"/>
+        <w:jc w:val="left"/>
+        <w:tblLook w:firstColumn="1" w:firstRow="1" w:lastColumn="0" w:lastRow="0" w:noHBand="0" w:noVBand="1" w:val="04A0"/>
+        <w:tblInd w:w="120" w:type="dxa"/>
+        <w:tblLayout w:type="fixed"/>
+      </w:tblPr>
+      <w:tblGrid>
+        <w:gridCol w:w="2608"/>
+        <w:gridCol w:w="1814"/>
+        <w:gridCol w:w="5216"/>
+      </w:tblGrid>
+      <w:tr>
+        <w:tc>
+          <w:tcPr>
+            <w:tcW w:type="dxa" w:w="2608"/>
+            <w:shd w:val="clear" w:color="auto" w:fill="2E74B5"/>
+          </w:tcPr>
+          <w:p>
+            <w:pPr>
+              <w:spacing w:after="40" w:before="40"/>
+            </w:pPr>
+            <w:r>
+              <w:rPr>
+                <w:rFonts w:ascii="Calibri" w:hAnsi="Calibri" w:eastAsia="微软雅黑"/>
+                <w:b/>
+                <w:color w:val="FFFFFF"/>
+                <w:sz w:val="21"/>
+              </w:rPr>
+              <w:t>项目</w:t>
+            </w:r>
+          </w:p>
+        </w:tc>
+        <w:tc>
+          <w:tcPr>
+            <w:tcW w:type="dxa" w:w="1814"/>
+            <w:shd w:val="clear" w:color="auto" w:fill="2E74B5"/>
+          </w:tcPr>
+          <w:p>
+            <w:pPr>
+              <w:spacing w:after="40" w:before="40"/>
+            </w:pPr>
+            <w:r>
+              <w:rPr>
+                <w:rFonts w:ascii="Calibri" w:hAnsi="Calibri" w:eastAsia="微软雅黑"/>
+                <w:b/>
+                <w:color w:val="FFFFFF"/>
+                <w:sz w:val="21"/>
+              </w:rPr>
+              <w:t>建议</w:t>
+            </w:r>
+          </w:p>
+        </w:tc>
+        <w:tc>
+          <w:tcPr>
+            <w:tcW w:type="dxa" w:w="5216"/>
+            <w:shd w:val="clear" w:color="auto" w:fill="2E74B5"/>
+          </w:tcPr>
+          <w:p>
+            <w:pPr>
+              <w:spacing w:after="40" w:before="40"/>
+            </w:pPr>
+            <w:r>
+              <w:rPr>
+                <w:rFonts w:ascii="Calibri" w:hAnsi="Calibri" w:eastAsia="微软雅黑"/>
+                <w:b/>
+                <w:color w:val="FFFFFF"/>
+                <w:sz w:val="21"/>
+              </w:rPr>
+              <w:t>优先级</w:t>
+            </w:r>
+          </w:p>
+        </w:tc>
+      </w:tr>
+      <w:tr>
+        <w:tc>
+          <w:tcPr>
+            <w:tcW w:type="dxa" w:w="2608"/>
+          </w:tcPr>
+          <w:p>
+            <w:pPr>
+              <w:spacing w:after="40" w:before="40"/>
+            </w:pPr>
+            <w:r>
+              <w:rPr>
+                <w:rFonts w:ascii="Calibri" w:hAnsi="Calibri" w:eastAsia="微软雅黑"/>
+                <w:b w:val="0"/>
+                <w:color w:val="333333"/>
+                <w:sz w:val="21"/>
+              </w:rPr>
+              <w:t>默认口令</w:t>
+            </w:r>
+          </w:p>
+        </w:tc>
+        <w:tc>
+          <w:tcPr>
+            <w:tcW w:type="dxa" w:w="1814"/>
+          </w:tcPr>
+          <w:p>
+            <w:pPr>
+              <w:spacing w:after="40" w:before="40"/>
+            </w:pPr>
+            <w:r>
+              <w:rPr>
+                <w:rFonts w:ascii="Calibri" w:hAnsi="Calibri" w:eastAsia="微软雅黑"/>
+                <w:b w:val="0"/>
+                <w:color w:val="333333"/>
+                <w:sz w:val="21"/>
+              </w:rPr>
+              <w:t xml:space="preserve">首次登录后立即修改 </w:t>
+            </w:r>
+            <w:r>
+              <w:rPr>
+                <w:rFonts w:ascii="Consolas" w:hAnsi="Consolas" w:eastAsia="微软雅黑"/>
+                <w:b w:val="0"/>
+                <w:color w:val="333333"/>
+                <w:sz w:val="20"/>
+              </w:rPr>
+              <w:t>admin</w:t>
+            </w:r>
+            <w:r>
+              <w:rPr>
+                <w:rFonts w:ascii="Calibri" w:hAnsi="Calibri" w:eastAsia="微软雅黑"/>
+                <w:b w:val="0"/>
+                <w:color w:val="333333"/>
+                <w:sz w:val="21"/>
+              </w:rPr>
+              <w:t xml:space="preserve"> 密码（在“用户管理”中重置或修改个人信息）</w:t>
+            </w:r>
+          </w:p>
+        </w:tc>
+        <w:tc>
+          <w:tcPr>
+            <w:tcW w:type="dxa" w:w="5216"/>
+          </w:tcPr>
+          <w:p>
+            <w:pPr>
+              <w:spacing w:after="40" w:before="40"/>
+            </w:pPr>
+            <w:r>
+              <w:rPr>
+                <w:rFonts w:ascii="Calibri" w:hAnsi="Calibri" w:eastAsia="微软雅黑"/>
+                <w:b w:val="0"/>
+                <w:color w:val="333333"/>
+                <w:sz w:val="21"/>
+              </w:rPr>
+              <w:t>高</w:t>
+            </w:r>
+          </w:p>
+        </w:tc>
+      </w:tr>
+      <w:tr>
+        <w:tc>
+          <w:tcPr>
+            <w:tcW w:type="dxa" w:w="2608"/>
+          </w:tcPr>
+          <w:p>
+            <w:pPr>
+              <w:spacing w:after="40" w:before="40"/>
+            </w:pPr>
+            <w:r>
+              <w:rPr>
+                <w:rFonts w:ascii="Calibri" w:hAnsi="Calibri" w:eastAsia="微软雅黑"/>
+                <w:b w:val="0"/>
+                <w:color w:val="333333"/>
+                <w:sz w:val="21"/>
+              </w:rPr>
+              <w:t>会话密钥</w:t>
+            </w:r>
+          </w:p>
+        </w:tc>
+        <w:tc>
+          <w:tcPr>
+            <w:tcW w:type="dxa" w:w="1814"/>
+          </w:tcPr>
+          <w:p>
+            <w:pPr>
+              <w:spacing w:after="40" w:before="40"/>
+            </w:pPr>
+            <w:r>
+              <w:rPr>
+                <w:rFonts w:ascii="Calibri" w:hAnsi="Calibri" w:eastAsia="微软雅黑"/>
+                <w:b w:val="0"/>
+                <w:color w:val="333333"/>
+                <w:sz w:val="21"/>
+              </w:rPr>
+              <w:t xml:space="preserve">设置环境变量 </w:t>
+            </w:r>
+            <w:r>
+              <w:rPr>
+                <w:rFonts w:ascii="Consolas" w:hAnsi="Consolas" w:eastAsia="微软雅黑"/>
+                <w:b w:val="0"/>
+                <w:color w:val="333333"/>
+                <w:sz w:val="20"/>
+              </w:rPr>
+              <w:t>SECRET_KEY</w:t>
+            </w:r>
+            <w:r>
+              <w:rPr>
+                <w:rFonts w:ascii="Calibri" w:hAnsi="Calibri" w:eastAsia="微软雅黑"/>
+                <w:b w:val="0"/>
+                <w:color w:val="333333"/>
+                <w:sz w:val="21"/>
+              </w:rPr>
+              <w:t xml:space="preserve"> 为随机长字符串（见 8.2 节）</w:t>
+            </w:r>
+          </w:p>
+        </w:tc>
+        <w:tc>
+          <w:tcPr>
+            <w:tcW w:type="dxa" w:w="5216"/>
+          </w:tcPr>
+          <w:p>
+            <w:pPr>
+              <w:spacing w:after="40" w:before="40"/>
+            </w:pPr>
+            <w:r>
+              <w:rPr>
+                <w:rFonts w:ascii="Calibri" w:hAnsi="Calibri" w:eastAsia="微软雅黑"/>
+                <w:b w:val="0"/>
+                <w:color w:val="333333"/>
+                <w:sz w:val="21"/>
+              </w:rPr>
+              <w:t>高</w:t>
+            </w:r>
+          </w:p>
+        </w:tc>
+      </w:tr>
+      <w:tr>
+        <w:tc>
+          <w:tcPr>
+            <w:tcW w:type="dxa" w:w="2608"/>
+          </w:tcPr>
+          <w:p>
+            <w:pPr>
+              <w:spacing w:after="40" w:before="40"/>
+            </w:pPr>
+            <w:r>
+              <w:rPr>
+                <w:rFonts w:ascii="Calibri" w:hAnsi="Calibri" w:eastAsia="微软雅黑"/>
+                <w:b w:val="0"/>
+                <w:color w:val="333333"/>
+                <w:sz w:val="21"/>
+              </w:rPr>
+              <w:t>HTTPS</w:t>
+            </w:r>
+          </w:p>
+        </w:tc>
+        <w:tc>
+          <w:tcPr>
+            <w:tcW w:type="dxa" w:w="1814"/>
+          </w:tcPr>
+          <w:p>
+            <w:pPr>
+              <w:spacing w:after="40" w:before="40"/>
+            </w:pPr>
+            <w:r>
+              <w:rPr>
+                <w:rFonts w:ascii="Calibri" w:hAnsi="Calibri" w:eastAsia="微软雅黑"/>
+                <w:b w:val="0"/>
+                <w:color w:val="333333"/>
+                <w:sz w:val="21"/>
+              </w:rPr>
+              <w:t>生产环境建议通过 Nginx/Caddy 反向代理启用 HTTPS，禁止明文传输</w:t>
+            </w:r>
+          </w:p>
+        </w:tc>
+        <w:tc>
+          <w:tcPr>
+            <w:tcW w:type="dxa" w:w="5216"/>
+          </w:tcPr>
+          <w:p>
+            <w:pPr>
+              <w:spacing w:after="40" w:before="40"/>
+            </w:pPr>
+            <w:r>
+              <w:rPr>
+                <w:rFonts w:ascii="Calibri" w:hAnsi="Calibri" w:eastAsia="微软雅黑"/>
+                <w:b w:val="0"/>
+                <w:color w:val="333333"/>
+                <w:sz w:val="21"/>
+              </w:rPr>
+              <w:t>高</w:t>
+            </w:r>
+          </w:p>
+        </w:tc>
+      </w:tr>
+      <w:tr>
+        <w:tc>
+          <w:tcPr>
+            <w:tcW w:type="dxa" w:w="2608"/>
+          </w:tcPr>
+          <w:p>
+            <w:pPr>
+              <w:spacing w:after="40" w:before="40"/>
+            </w:pPr>
+            <w:r>
+              <w:rPr>
+                <w:rFonts w:ascii="Calibri" w:hAnsi="Calibri" w:eastAsia="微软雅黑"/>
+                <w:b w:val="0"/>
+                <w:color w:val="333333"/>
+                <w:sz w:val="21"/>
+              </w:rPr>
+              <w:t>访问控制</w:t>
+            </w:r>
+          </w:p>
+        </w:tc>
+        <w:tc>
+          <w:tcPr>
+            <w:tcW w:type="dxa" w:w="1814"/>
+          </w:tcPr>
+          <w:p>
+            <w:pPr>
+              <w:spacing w:after="40" w:before="40"/>
+            </w:pPr>
+            <w:r>
+              <w:rPr>
+                <w:rFonts w:ascii="Calibri" w:hAnsi="Calibri" w:eastAsia="微软雅黑"/>
+                <w:b w:val="0"/>
+                <w:color w:val="333333"/>
+                <w:sz w:val="21"/>
+              </w:rPr>
+              <w:t>仅在可信内网开放；如跨网段，配置防火墙来源 IP 白名单</w:t>
+            </w:r>
+          </w:p>
+        </w:tc>
+        <w:tc>
+          <w:tcPr>
+            <w:tcW w:type="dxa" w:w="5216"/>
+          </w:tcPr>
+          <w:p>
+            <w:pPr>
+              <w:spacing w:after="40" w:before="40"/>
+            </w:pPr>
+            <w:r>
+              <w:rPr>
+                <w:rFonts w:ascii="Calibri" w:hAnsi="Calibri" w:eastAsia="微软雅黑"/>
+                <w:b w:val="0"/>
+                <w:color w:val="333333"/>
+                <w:sz w:val="21"/>
+              </w:rPr>
+              <w:t>中</w:t>
+            </w:r>
+          </w:p>
+        </w:tc>
+      </w:tr>
+      <w:tr>
+        <w:tc>
+          <w:tcPr>
+            <w:tcW w:type="dxa" w:w="2608"/>
+          </w:tcPr>
+          <w:p>
+            <w:pPr>
+              <w:spacing w:after="40" w:before="40"/>
+            </w:pPr>
+            <w:r>
+              <w:rPr>
+                <w:rFonts w:ascii="Calibri" w:hAnsi="Calibri" w:eastAsia="微软雅黑"/>
+                <w:b w:val="0"/>
+                <w:color w:val="333333"/>
+                <w:sz w:val="21"/>
+              </w:rPr>
+              <w:t>账号管理</w:t>
+            </w:r>
+          </w:p>
+        </w:tc>
+        <w:tc>
+          <w:tcPr>
+            <w:tcW w:type="dxa" w:w="1814"/>
+          </w:tcPr>
+          <w:p>
+            <w:pPr>
+              <w:spacing w:after="40" w:before="40"/>
+            </w:pPr>
+            <w:r>
+              <w:rPr>
+                <w:rFonts w:ascii="Calibri" w:hAnsi="Calibri" w:eastAsia="微软雅黑"/>
+                <w:b w:val="0"/>
+                <w:color w:val="333333"/>
+                <w:sz w:val="21"/>
+              </w:rPr>
+              <w:t>按“最小权限”分配用户角色；离职人员及时禁用/删除账号</w:t>
+            </w:r>
+          </w:p>
+        </w:tc>
+        <w:tc>
+          <w:tcPr>
+            <w:tcW w:type="dxa" w:w="5216"/>
+          </w:tcPr>
+          <w:p>
+            <w:pPr>
+              <w:spacing w:after="40" w:before="40"/>
+            </w:pPr>
+            <w:r>
+              <w:rPr>
+                <w:rFonts w:ascii="Calibri" w:hAnsi="Calibri" w:eastAsia="微软雅黑"/>
+                <w:b w:val="0"/>
+                <w:color w:val="333333"/>
+                <w:sz w:val="21"/>
+              </w:rPr>
+              <w:t>中</w:t>
+            </w:r>
+          </w:p>
+        </w:tc>
+      </w:tr>
+      <w:tr>
+        <w:tc>
+          <w:tcPr>
+            <w:tcW w:type="dxa" w:w="2608"/>
+          </w:tcPr>
+          <w:p>
+            <w:pPr>
+              <w:spacing w:after="40" w:before="40"/>
+            </w:pPr>
+            <w:r>
+              <w:rPr>
+                <w:rFonts w:ascii="Calibri" w:hAnsi="Calibri" w:eastAsia="微软雅黑"/>
+                <w:b w:val="0"/>
+                <w:color w:val="333333"/>
+                <w:sz w:val="21"/>
+              </w:rPr>
+              <w:t>数据备份</w:t>
+            </w:r>
+          </w:p>
+        </w:tc>
+        <w:tc>
+          <w:tcPr>
+            <w:tcW w:type="dxa" w:w="1814"/>
+          </w:tcPr>
+          <w:p>
+            <w:pPr>
+              <w:spacing w:after="40" w:before="40"/>
+            </w:pPr>
+            <w:r>
+              <w:rPr>
+                <w:rFonts w:ascii="Calibri" w:hAnsi="Calibri" w:eastAsia="微软雅黑"/>
+                <w:b w:val="0"/>
+                <w:color w:val="333333"/>
+                <w:sz w:val="21"/>
+              </w:rPr>
+              <w:t>每周备份 + 每月异地归档；每季度恢复演练（见 4.6 节）</w:t>
+            </w:r>
+          </w:p>
+        </w:tc>
+        <w:tc>
+          <w:tcPr>
+            <w:tcW w:type="dxa" w:w="5216"/>
+          </w:tcPr>
+          <w:p>
+            <w:pPr>
+              <w:spacing w:after="40" w:before="40"/>
+            </w:pPr>
+            <w:r>
+              <w:rPr>
+                <w:rFonts w:ascii="Calibri" w:hAnsi="Calibri" w:eastAsia="微软雅黑"/>
+                <w:b w:val="0"/>
+                <w:color w:val="333333"/>
+                <w:sz w:val="21"/>
+              </w:rPr>
+              <w:t>高</w:t>
+            </w:r>
+          </w:p>
+        </w:tc>
+      </w:tr>
+      <w:tr>
+        <w:tc>
+          <w:tcPr>
+            <w:tcW w:type="dxa" w:w="2608"/>
+          </w:tcPr>
+          <w:p>
+            <w:pPr>
+              <w:spacing w:after="40" w:before="40"/>
+            </w:pPr>
+            <w:r>
+              <w:rPr>
+                <w:rFonts w:ascii="Calibri" w:hAnsi="Calibri" w:eastAsia="微软雅黑"/>
+                <w:b w:val="0"/>
+                <w:color w:val="333333"/>
+                <w:sz w:val="21"/>
+              </w:rPr>
+              <w:t>审计</w:t>
+            </w:r>
+          </w:p>
+        </w:tc>
+        <w:tc>
+          <w:tcPr>
+            <w:tcW w:type="dxa" w:w="1814"/>
+          </w:tcPr>
+          <w:p>
+            <w:pPr>
+              <w:spacing w:after="40" w:before="40"/>
+            </w:pPr>
+            <w:r>
+              <w:rPr>
+                <w:rFonts w:ascii="Calibri" w:hAnsi="Calibri" w:eastAsia="微软雅黑"/>
+                <w:b w:val="0"/>
+                <w:color w:val="333333"/>
+                <w:sz w:val="21"/>
+              </w:rPr>
+              <w:t>管理员定期导出操作日志归档（默认保留 90 天，可在系统设置调整）</w:t>
+            </w:r>
+          </w:p>
+        </w:tc>
+        <w:tc>
+          <w:tcPr>
+            <w:tcW w:type="dxa" w:w="5216"/>
+          </w:tcPr>
+          <w:p>
+            <w:pPr>
+              <w:spacing w:after="40" w:before="40"/>
+            </w:pPr>
+            <w:r>
+              <w:rPr>
+                <w:rFonts w:ascii="Calibri" w:hAnsi="Calibri" w:eastAsia="微软雅黑"/>
+                <w:b w:val="0"/>
+                <w:color w:val="333333"/>
+                <w:sz w:val="21"/>
+              </w:rPr>
+              <w:t>中</w:t>
+            </w:r>
+          </w:p>
+        </w:tc>
+      </w:tr>
+      <w:tr>
+        <w:tc>
+          <w:tcPr>
+            <w:tcW w:type="dxa" w:w="2608"/>
+          </w:tcPr>
+          <w:p>
+            <w:pPr>
+              <w:spacing w:after="40" w:before="40"/>
+            </w:pPr>
+            <w:r>
+              <w:rPr>
+                <w:rFonts w:ascii="Calibri" w:hAnsi="Calibri" w:eastAsia="微软雅黑"/>
+                <w:b w:val="0"/>
+                <w:color w:val="333333"/>
+                <w:sz w:val="21"/>
+              </w:rPr>
+              <w:t>系统更新</w:t>
+            </w:r>
+          </w:p>
+        </w:tc>
+        <w:tc>
+          <w:tcPr>
+            <w:tcW w:type="dxa" w:w="1814"/>
+          </w:tcPr>
+          <w:p>
+            <w:pPr>
+              <w:spacing w:after="40" w:before="40"/>
+            </w:pPr>
+            <w:r>
+              <w:rPr>
+                <w:rFonts w:ascii="Calibri" w:hAnsi="Calibri" w:eastAsia="微软雅黑"/>
+                <w:b w:val="0"/>
+                <w:color w:val="333333"/>
+                <w:sz w:val="21"/>
+              </w:rPr>
+              <w:t>定期更新 Python、Flask 及依赖到安全版本</w:t>
+            </w:r>
+          </w:p>
+        </w:tc>
+        <w:tc>
+          <w:tcPr>
+            <w:tcW w:type="dxa" w:w="5216"/>
+          </w:tcPr>
+          <w:p>
+            <w:pPr>
+              <w:spacing w:after="40" w:before="40"/>
+            </w:pPr>
+            <w:r>
+              <w:rPr>
+                <w:rFonts w:ascii="Calibri" w:hAnsi="Calibri" w:eastAsia="微软雅黑"/>
+                <w:b w:val="0"/>
+                <w:color w:val="333333"/>
+                <w:sz w:val="21"/>
+              </w:rPr>
+              <w:t>中</w:t>
+            </w:r>
+          </w:p>
+        </w:tc>
+      </w:tr>
+    </w:tbl>
+    <w:p>
+      <w:pPr>
+        <w:spacing w:after="40"/>
+      </w:pPr>
     </w:p>
     <w:p>
       <w:pPr>
@@ -8993,69 +11123,7 @@
           <w:color w:val="2E74B5"/>
           <w:sz w:val="26"/>
         </w:rPr>
-        <w:t>9.4 提交前自检（强烈建议纳入日常）</w:t>
-      </w:r>
-    </w:p>
-    <w:p>
-      <w:r>
-        <w:rPr>
-          <w:rFonts w:ascii="Calibri" w:hAnsi="Calibri" w:eastAsia="微软雅黑"/>
-          <w:b w:val="0"/>
-          <w:color w:val="333333"/>
-          <w:sz w:val="22"/>
-        </w:rPr>
-        <w:t xml:space="preserve">在开发机上装一个 </w:t>
-      </w:r>
-      <w:r>
-        <w:rPr>
-          <w:rFonts w:ascii="Calibri" w:hAnsi="Calibri" w:eastAsia="微软雅黑"/>
-          <w:b/>
-          <w:color w:val="333333"/>
-          <w:sz w:val="22"/>
-        </w:rPr>
-        <w:t>Python 3.8</w:t>
-      </w:r>
-      <w:r>
-        <w:rPr>
-          <w:rFonts w:ascii="Calibri" w:hAnsi="Calibri" w:eastAsia="微软雅黑"/>
-          <w:b w:val="0"/>
-          <w:color w:val="333333"/>
-          <w:sz w:val="22"/>
-        </w:rPr>
-        <w:t>（可直接使用服务器同版本，或用官方 embeddable 版），提交前执行：</w:t>
-      </w:r>
-    </w:p>
-    <w:p>
-      <w:r>
-        <w:rPr>
-          <w:rFonts w:ascii="Calibri" w:hAnsi="Calibri" w:eastAsia="微软雅黑"/>
-          <w:b w:val="0"/>
-          <w:color w:val="333333"/>
-          <w:sz w:val="22"/>
-        </w:rPr>
-        <w:t>```bash</w:t>
-      </w:r>
-    </w:p>
-    <w:p>
-      <w:r>
-        <w:rPr>
-          <w:rFonts w:ascii="Calibri" w:hAnsi="Calibri" w:eastAsia="微软雅黑"/>
-          <w:b w:val="0"/>
-          <w:color w:val="333333"/>
-          <w:sz w:val="22"/>
-        </w:rPr>
-        <w:t>python3.8 -m py_compile app.py contract_no.py      # 退出码 0 即通过</w:t>
-      </w:r>
-    </w:p>
-    <w:p>
-      <w:r>
-        <w:rPr>
-          <w:rFonts w:ascii="Calibri" w:hAnsi="Calibri" w:eastAsia="微软雅黑"/>
-          <w:b w:val="0"/>
-          <w:color w:val="333333"/>
-          <w:sz w:val="22"/>
-        </w:rPr>
-        <w:t>python3.8 -m compileall -q .                       # 更彻底：编译整个目录</w:t>
+        <w:t>8.1 Nginx 反向代理示例（HTTPS）</w:t>
       </w:r>
     </w:p>
     <w:p>
@@ -9070,6 +11138,7 @@
           <w:color w:val="1F4D78"/>
           <w:sz w:val="20"/>
         </w:rPr>
+        <w:t>server {</w:t>
       </w:r>
       <w:r>
         <w:br/>
@@ -9080,7 +11149,1250 @@
           <w:color w:val="1F4D78"/>
           <w:sz w:val="20"/>
         </w:rPr>
-        <w:t>只要这条命令通过，代码就能在服务器上导入运行；**开发仍可用 3.12 进行**（只是不能用 3.12 专有语法）。</w:t>
+        <w:t xml:space="preserve">    listen 443 ssl;</w:t>
+      </w:r>
+      <w:r>
+        <w:br/>
+      </w:r>
+      <w:r>
+        <w:rPr>
+          <w:rFonts w:ascii="Consolas" w:hAnsi="Consolas" w:eastAsia="微软雅黑"/>
+          <w:color w:val="1F4D78"/>
+          <w:sz w:val="20"/>
+        </w:rPr>
+        <w:t xml:space="preserve">    server_name contract.example.gov.cn;</w:t>
+      </w:r>
+      <w:r>
+        <w:br/>
+      </w:r>
+      <w:r>
+        <w:rPr>
+          <w:rFonts w:ascii="Consolas" w:hAnsi="Consolas" w:eastAsia="微软雅黑"/>
+          <w:color w:val="1F4D78"/>
+          <w:sz w:val="20"/>
+        </w:rPr>
+        <w:t xml:space="preserve">    ssl_certificate     /etc/nginx/ssl/fullchain.pem;</w:t>
+      </w:r>
+      <w:r>
+        <w:br/>
+      </w:r>
+      <w:r>
+        <w:rPr>
+          <w:rFonts w:ascii="Consolas" w:hAnsi="Consolas" w:eastAsia="微软雅黑"/>
+          <w:color w:val="1F4D78"/>
+          <w:sz w:val="20"/>
+        </w:rPr>
+        <w:t xml:space="preserve">    ssl_certificate_key /etc/nginx/ssl/privkey.pem;</w:t>
+      </w:r>
+      <w:r>
+        <w:br/>
+      </w:r>
+      <w:r>
+        <w:rPr>
+          <w:rFonts w:ascii="Consolas" w:hAnsi="Consolas" w:eastAsia="微软雅黑"/>
+          <w:color w:val="1F4D78"/>
+          <w:sz w:val="20"/>
+        </w:rPr>
+      </w:r>
+      <w:r>
+        <w:br/>
+      </w:r>
+      <w:r>
+        <w:rPr>
+          <w:rFonts w:ascii="Consolas" w:hAnsi="Consolas" w:eastAsia="微软雅黑"/>
+          <w:color w:val="1F4D78"/>
+          <w:sz w:val="20"/>
+        </w:rPr>
+        <w:t xml:space="preserve">    location / {</w:t>
+      </w:r>
+      <w:r>
+        <w:br/>
+      </w:r>
+      <w:r>
+        <w:rPr>
+          <w:rFonts w:ascii="Consolas" w:hAnsi="Consolas" w:eastAsia="微软雅黑"/>
+          <w:color w:val="1F4D78"/>
+          <w:sz w:val="20"/>
+        </w:rPr>
+        <w:t xml:space="preserve">        proxy_pass http://127.0.0.1:5000;</w:t>
+      </w:r>
+      <w:r>
+        <w:br/>
+      </w:r>
+      <w:r>
+        <w:rPr>
+          <w:rFonts w:ascii="Consolas" w:hAnsi="Consolas" w:eastAsia="微软雅黑"/>
+          <w:color w:val="1F4D78"/>
+          <w:sz w:val="20"/>
+        </w:rPr>
+        <w:t xml:space="preserve">        proxy_set_header Host $host;</w:t>
+      </w:r>
+      <w:r>
+        <w:br/>
+      </w:r>
+      <w:r>
+        <w:rPr>
+          <w:rFonts w:ascii="Consolas" w:hAnsi="Consolas" w:eastAsia="微软雅黑"/>
+          <w:color w:val="1F4D78"/>
+          <w:sz w:val="20"/>
+        </w:rPr>
+        <w:t xml:space="preserve">        proxy_set_header X-Real-IP $remote_addr;</w:t>
+      </w:r>
+      <w:r>
+        <w:br/>
+      </w:r>
+      <w:r>
+        <w:rPr>
+          <w:rFonts w:ascii="Consolas" w:hAnsi="Consolas" w:eastAsia="微软雅黑"/>
+          <w:color w:val="1F4D78"/>
+          <w:sz w:val="20"/>
+        </w:rPr>
+        <w:t xml:space="preserve">        proxy_set_header X-Forwarded-For $proxy_add_x_forwarded_for;</w:t>
+      </w:r>
+      <w:r>
+        <w:br/>
+      </w:r>
+      <w:r>
+        <w:rPr>
+          <w:rFonts w:ascii="Consolas" w:hAnsi="Consolas" w:eastAsia="微软雅黑"/>
+          <w:color w:val="1F4D78"/>
+          <w:sz w:val="20"/>
+        </w:rPr>
+        <w:t xml:space="preserve">        proxy_read_timeout 300s;</w:t>
+      </w:r>
+      <w:r>
+        <w:br/>
+      </w:r>
+      <w:r>
+        <w:rPr>
+          <w:rFonts w:ascii="Consolas" w:hAnsi="Consolas" w:eastAsia="微软雅黑"/>
+          <w:color w:val="1F4D78"/>
+          <w:sz w:val="20"/>
+        </w:rPr>
+        <w:t xml:space="preserve">        client_max_body_size 50m;</w:t>
+      </w:r>
+      <w:r>
+        <w:br/>
+      </w:r>
+      <w:r>
+        <w:rPr>
+          <w:rFonts w:ascii="Consolas" w:hAnsi="Consolas" w:eastAsia="微软雅黑"/>
+          <w:color w:val="1F4D78"/>
+          <w:sz w:val="20"/>
+        </w:rPr>
+        <w:t xml:space="preserve">    }</w:t>
+      </w:r>
+      <w:r>
+        <w:br/>
+      </w:r>
+      <w:r>
+        <w:rPr>
+          <w:rFonts w:ascii="Consolas" w:hAnsi="Consolas" w:eastAsia="微软雅黑"/>
+          <w:color w:val="1F4D78"/>
+          <w:sz w:val="20"/>
+        </w:rPr>
+        <w:t>}</w:t>
+      </w:r>
+    </w:p>
+    <w:p>
+      <w:pPr>
+        <w:spacing w:before="80" w:after="160"/>
+        <w:ind w:left="170" w:right="170"/>
+        <w:shd w:val="clear" w:color="auto" w:fill="EAF3FB"/>
+        <w:pBdr>
+          <w:left w:val="single" w:sz="14" w:space="4" w:color="1E90FF"/>
+        </w:pBdr>
+      </w:pPr>
+      <w:r>
+        <w:rPr>
+          <w:rFonts w:ascii="Calibri" w:hAnsi="Calibri" w:eastAsia="微软雅黑"/>
+          <w:b w:val="0"/>
+          <w:color w:val="1F4D78"/>
+          <w:sz w:val="21"/>
+        </w:rPr>
+        <w:t xml:space="preserve">系统已兼容反向代理：日志记录的客户端 IP 优先读取 </w:t>
+      </w:r>
+      <w:r>
+        <w:rPr>
+          <w:rFonts w:ascii="Consolas" w:hAnsi="Consolas" w:eastAsia="微软雅黑"/>
+          <w:b w:val="0"/>
+          <w:color w:val="1F4D78"/>
+          <w:sz w:val="20"/>
+        </w:rPr>
+        <w:t>X-Forwarded-For</w:t>
+      </w:r>
+      <w:r>
+        <w:rPr>
+          <w:rFonts w:ascii="Calibri" w:hAnsi="Calibri" w:eastAsia="微软雅黑"/>
+          <w:b w:val="0"/>
+          <w:color w:val="1F4D78"/>
+          <w:sz w:val="21"/>
+        </w:rPr>
+        <w:t xml:space="preserve"> 头。配置完成后请重启 Nginx 并验证。</w:t>
+      </w:r>
+    </w:p>
+    <w:p>
+      <w:pPr>
+        <w:pStyle w:val="Heading2"/>
+      </w:pPr>
+      <w:r>
+        <w:rPr>
+          <w:rFonts w:ascii="Calibri" w:hAnsi="Calibri" w:eastAsia="微软雅黑"/>
+          <w:b/>
+          <w:color w:val="2E74B5"/>
+          <w:sz w:val="26"/>
+        </w:rPr>
+        <w:t>8.2 会话密钥 SECRET_KEY 配置</w:t>
+      </w:r>
+    </w:p>
+    <w:p>
+      <w:r>
+        <w:rPr>
+          <w:rFonts w:ascii="Calibri" w:hAnsi="Calibri" w:eastAsia="微软雅黑"/>
+          <w:b w:val="0"/>
+          <w:color w:val="333333"/>
+          <w:sz w:val="22"/>
+        </w:rPr>
+        <w:t>当前版本（V1.0）会话密钥为源码内置值。安全加固建议（当前即可执行）：</w:t>
+      </w:r>
+    </w:p>
+    <w:p>
+      <w:pPr>
+        <w:pStyle w:val="ListNumber"/>
+        <w:numPr>
+          <w:ilvl w:val="0"/>
+          <w:numId w:val="13"/>
+        </w:numPr>
+      </w:pPr>
+      <w:r>
+        <w:rPr>
+          <w:rFonts w:ascii="Calibri" w:hAnsi="Calibri" w:eastAsia="微软雅黑"/>
+          <w:b w:val="0"/>
+          <w:color w:val="333333"/>
+          <w:sz w:val="22"/>
+        </w:rPr>
+        <w:t>用随机方式生成 64 位十六进制密钥：</w:t>
+      </w:r>
+      <w:r>
+        <w:rPr>
+          <w:rFonts w:ascii="Consolas" w:hAnsi="Consolas" w:eastAsia="微软雅黑"/>
+          <w:b w:val="0"/>
+          <w:color w:val="333333"/>
+          <w:sz w:val="21"/>
+        </w:rPr>
+        <w:t>python -c "import secrets; print(secrets.token_hex(32))"</w:t>
+      </w:r>
+      <w:r>
+        <w:rPr>
+          <w:rFonts w:ascii="Calibri" w:hAnsi="Calibri" w:eastAsia="微软雅黑"/>
+          <w:b w:val="0"/>
+          <w:color w:val="333333"/>
+          <w:sz w:val="22"/>
+        </w:rPr>
+        <w:t>；</w:t>
+      </w:r>
+    </w:p>
+    <w:p>
+      <w:pPr>
+        <w:pStyle w:val="ListNumber"/>
+        <w:numPr>
+          <w:ilvl w:val="0"/>
+          <w:numId w:val="13"/>
+        </w:numPr>
+      </w:pPr>
+      <w:r>
+        <w:rPr>
+          <w:rFonts w:ascii="Calibri" w:hAnsi="Calibri" w:eastAsia="微软雅黑"/>
+          <w:b w:val="0"/>
+          <w:color w:val="333333"/>
+          <w:sz w:val="22"/>
+        </w:rPr>
+        <w:t xml:space="preserve">将 </w:t>
+      </w:r>
+      <w:r>
+        <w:rPr>
+          <w:rFonts w:ascii="Consolas" w:hAnsi="Consolas" w:eastAsia="微软雅黑"/>
+          <w:b w:val="0"/>
+          <w:color w:val="333333"/>
+          <w:sz w:val="21"/>
+        </w:rPr>
+        <w:t>app.py</w:t>
+      </w:r>
+      <w:r>
+        <w:rPr>
+          <w:rFonts w:ascii="Calibri" w:hAnsi="Calibri" w:eastAsia="微软雅黑"/>
+          <w:b w:val="0"/>
+          <w:color w:val="333333"/>
+          <w:sz w:val="22"/>
+        </w:rPr>
+        <w:t xml:space="preserve"> 中 </w:t>
+      </w:r>
+      <w:r>
+        <w:rPr>
+          <w:rFonts w:ascii="Consolas" w:hAnsi="Consolas" w:eastAsia="微软雅黑"/>
+          <w:b w:val="0"/>
+          <w:color w:val="333333"/>
+          <w:sz w:val="21"/>
+        </w:rPr>
+        <w:t>app.secret_key = "xtsgj_contract_manager_secret_key_2026"</w:t>
+      </w:r>
+      <w:r>
+        <w:rPr>
+          <w:rFonts w:ascii="Calibri" w:hAnsi="Calibri" w:eastAsia="微软雅黑"/>
+          <w:b w:val="0"/>
+          <w:color w:val="333333"/>
+          <w:sz w:val="22"/>
+        </w:rPr>
+        <w:t xml:space="preserve"> 替换为生成的随机值；</w:t>
+      </w:r>
+    </w:p>
+    <w:p>
+      <w:pPr>
+        <w:pStyle w:val="ListNumber"/>
+        <w:numPr>
+          <w:ilvl w:val="0"/>
+          <w:numId w:val="13"/>
+        </w:numPr>
+      </w:pPr>
+      <w:r>
+        <w:rPr>
+          <w:rFonts w:ascii="Calibri" w:hAnsi="Calibri" w:eastAsia="微软雅黑"/>
+          <w:b w:val="0"/>
+          <w:color w:val="333333"/>
+          <w:sz w:val="22"/>
+        </w:rPr>
+        <w:t>重启服务生效；修改密钥会使所有已登录会话失效，请选择低峰期执行并通知用户重新登录。</w:t>
+      </w:r>
+    </w:p>
+    <w:p>
+      <w:pPr>
+        <w:spacing w:before="80" w:after="160"/>
+        <w:ind w:left="170" w:right="170"/>
+        <w:shd w:val="clear" w:color="auto" w:fill="EAF3FB"/>
+        <w:pBdr>
+          <w:left w:val="single" w:sz="14" w:space="4" w:color="1E90FF"/>
+        </w:pBdr>
+      </w:pPr>
+      <w:r>
+        <w:rPr>
+          <w:rFonts w:ascii="Calibri" w:hAnsi="Calibri" w:eastAsia="微软雅黑"/>
+          <w:b w:val="0"/>
+          <w:color w:val="1F4D78"/>
+          <w:sz w:val="21"/>
+        </w:rPr>
+        <w:t xml:space="preserve">V1.1（计划）将支持环境变量 </w:t>
+      </w:r>
+      <w:r>
+        <w:rPr>
+          <w:rFonts w:ascii="Consolas" w:hAnsi="Consolas" w:eastAsia="微软雅黑"/>
+          <w:b w:val="0"/>
+          <w:color w:val="1F4D78"/>
+          <w:sz w:val="20"/>
+        </w:rPr>
+        <w:t>SECRET_KEY</w:t>
+      </w:r>
+      <w:r>
+        <w:rPr>
+          <w:rFonts w:ascii="Calibri" w:hAnsi="Calibri" w:eastAsia="微软雅黑"/>
+          <w:b w:val="0"/>
+          <w:color w:val="1F4D78"/>
+          <w:sz w:val="21"/>
+        </w:rPr>
+        <w:t xml:space="preserve"> 配置（无需改源码），见《系统功能提升实施方案》3.3 节。</w:t>
+      </w:r>
+    </w:p>
+    <w:p>
+      <w:pPr>
+        <w:pStyle w:val="Heading2"/>
+      </w:pPr>
+      <w:r>
+        <w:rPr>
+          <w:rFonts w:ascii="Calibri" w:hAnsi="Calibri" w:eastAsia="微软雅黑"/>
+          <w:b/>
+          <w:color w:val="2E74B5"/>
+          <w:sz w:val="26"/>
+        </w:rPr>
+        <w:t>8.3 登录防护说明</w:t>
+      </w:r>
+    </w:p>
+    <w:p>
+      <w:pPr>
+        <w:pStyle w:val="ListBullet"/>
+      </w:pPr>
+      <w:r>
+        <w:rPr>
+          <w:rFonts w:ascii="Calibri" w:hAnsi="Calibri" w:eastAsia="微软雅黑"/>
+          <w:b w:val="0"/>
+          <w:color w:val="333333"/>
+          <w:sz w:val="22"/>
+        </w:rPr>
+        <w:t>当前版本（V1.0）无登录失败次数限制；</w:t>
+      </w:r>
+    </w:p>
+    <w:p>
+      <w:pPr>
+        <w:pStyle w:val="ListBullet"/>
+      </w:pPr>
+      <w:r>
+        <w:rPr>
+          <w:rFonts w:ascii="Calibri" w:hAnsi="Calibri" w:eastAsia="微软雅黑"/>
+          <w:b w:val="0"/>
+          <w:color w:val="333333"/>
+          <w:sz w:val="22"/>
+        </w:rPr>
+        <w:t>计划版本（V1.2）将实现“连续失败 5 次锁定 15 分钟”，锁定期间拒绝登录并写入日志；</w:t>
+      </w:r>
+    </w:p>
+    <w:p>
+      <w:pPr>
+        <w:pStyle w:val="ListBullet"/>
+      </w:pPr>
+      <w:r>
+        <w:rPr>
+          <w:rFonts w:ascii="Calibri" w:hAnsi="Calibri" w:eastAsia="微软雅黑"/>
+          <w:b w:val="0"/>
+          <w:color w:val="333333"/>
+          <w:sz w:val="22"/>
+        </w:rPr>
+        <w:t>在此之前，请通过防火墙来源 IP 白名单、HTTPS 与强口令策略降低暴力破解风险。</w:t>
+      </w:r>
+    </w:p>
+    <w:p>
+      <w:pPr>
+        <w:pStyle w:val="Heading2"/>
+      </w:pPr>
+      <w:r>
+        <w:rPr>
+          <w:rFonts w:ascii="Calibri" w:hAnsi="Calibri" w:eastAsia="微软雅黑"/>
+          <w:b/>
+          <w:color w:val="2E74B5"/>
+          <w:sz w:val="26"/>
+        </w:rPr>
+        <w:t>8.4 密码存储加固说明</w:t>
+      </w:r>
+    </w:p>
+    <w:p>
+      <w:pPr>
+        <w:pStyle w:val="ListBullet"/>
+      </w:pPr>
+      <w:r>
+        <w:rPr>
+          <w:rFonts w:ascii="Calibri" w:hAnsi="Calibri" w:eastAsia="微软雅黑"/>
+          <w:b w:val="0"/>
+          <w:color w:val="333333"/>
+          <w:sz w:val="22"/>
+        </w:rPr>
+        <w:t>当前版本（V1.0）密码采用 SHA256 + 固定盐存储；</w:t>
+      </w:r>
+    </w:p>
+    <w:p>
+      <w:pPr>
+        <w:pStyle w:val="ListBullet"/>
+      </w:pPr>
+      <w:r>
+        <w:rPr>
+          <w:rFonts w:ascii="Calibri" w:hAnsi="Calibri" w:eastAsia="微软雅黑"/>
+          <w:b w:val="0"/>
+          <w:color w:val="333333"/>
+          <w:sz w:val="22"/>
+        </w:rPr>
+        <w:t>计划版本（V1.2）将升级为 PBKDF2（werkzeug），历史密码首次登录时自动迁移，无需人工处理；</w:t>
+      </w:r>
+    </w:p>
+    <w:p>
+      <w:pPr>
+        <w:pStyle w:val="ListBullet"/>
+      </w:pPr>
+      <w:r>
+        <w:rPr>
+          <w:rFonts w:ascii="Calibri" w:hAnsi="Calibri" w:eastAsia="微软雅黑"/>
+          <w:b w:val="0"/>
+          <w:color w:val="333333"/>
+          <w:sz w:val="22"/>
+        </w:rPr>
+        <w:t>升级后本手册 7.4 节重置脚本将同步更新。</w:t>
+      </w:r>
+    </w:p>
+    <w:p>
+      <w:pPr>
+        <w:pStyle w:val="Heading1"/>
+      </w:pPr>
+      <w:r>
+        <w:rPr>
+          <w:rFonts w:ascii="Calibri" w:hAnsi="Calibri" w:eastAsia="微软雅黑"/>
+          <w:b/>
+          <w:color w:val="2E74B5"/>
+          <w:sz w:val="32"/>
+        </w:rPr>
+        <w:t>九、开发与维护编码约束（Python 3.8 兼容）</w:t>
+      </w:r>
+    </w:p>
+    <w:p>
+      <w:pPr>
+        <w:spacing w:before="80" w:after="160"/>
+        <w:ind w:left="170" w:right="170"/>
+        <w:shd w:val="clear" w:color="auto" w:fill="EAF3FB"/>
+        <w:pBdr>
+          <w:left w:val="single" w:sz="14" w:space="4" w:color="1E90FF"/>
+        </w:pBdr>
+      </w:pPr>
+      <w:r>
+        <w:rPr>
+          <w:rFonts w:ascii="Calibri" w:hAnsi="Calibri" w:eastAsia="微软雅黑"/>
+          <w:b w:val="0"/>
+          <w:color w:val="1F4D78"/>
+          <w:sz w:val="21"/>
+        </w:rPr>
+        <w:t>本章面向</w:t>
+      </w:r>
+      <w:r>
+        <w:rPr>
+          <w:rFonts w:ascii="Calibri" w:hAnsi="Calibri" w:eastAsia="微软雅黑"/>
+          <w:b/>
+          <w:color w:val="1F4D78"/>
+          <w:sz w:val="21"/>
+        </w:rPr>
+        <w:t>后续开发与维护人员</w:t>
+      </w:r>
+      <w:r>
+        <w:rPr>
+          <w:rFonts w:ascii="Calibri" w:hAnsi="Calibri" w:eastAsia="微软雅黑"/>
+          <w:b w:val="0"/>
+          <w:color w:val="1F4D78"/>
+          <w:sz w:val="21"/>
+        </w:rPr>
+        <w:t xml:space="preserve">。生产服务器为 </w:t>
+      </w:r>
+      <w:r>
+        <w:rPr>
+          <w:rFonts w:ascii="Calibri" w:hAnsi="Calibri" w:eastAsia="微软雅黑"/>
+          <w:b/>
+          <w:color w:val="1F4D78"/>
+          <w:sz w:val="21"/>
+        </w:rPr>
+        <w:t>Python 3.8</w:t>
+      </w:r>
+      <w:r>
+        <w:rPr>
+          <w:rFonts w:ascii="Calibri" w:hAnsi="Calibri" w:eastAsia="微软雅黑"/>
+          <w:b w:val="0"/>
+          <w:color w:val="1F4D78"/>
+          <w:sz w:val="21"/>
+        </w:rPr>
+        <w:t>，而开发机可能使用更高版本（如 3.12）。</w:t>
+      </w:r>
+    </w:p>
+    <w:p>
+      <w:pPr>
+        <w:spacing w:before="80" w:after="160"/>
+        <w:ind w:left="170" w:right="170"/>
+        <w:shd w:val="clear" w:color="auto" w:fill="EAF3FB"/>
+        <w:pBdr>
+          <w:left w:val="single" w:sz="14" w:space="4" w:color="1E90FF"/>
+        </w:pBdr>
+      </w:pPr>
+      <w:r>
+        <w:rPr>
+          <w:rFonts w:ascii="Calibri" w:hAnsi="Calibri" w:eastAsia="微软雅黑"/>
+          <w:b/>
+          <w:color w:val="1F4D78"/>
+          <w:sz w:val="21"/>
+        </w:rPr>
+        <w:t>高版本能跑低版本语法，反之不行</w:t>
+      </w:r>
+      <w:r>
+        <w:rPr>
+          <w:rFonts w:ascii="Calibri" w:hAnsi="Calibri" w:eastAsia="微软雅黑"/>
+          <w:b w:val="0"/>
+          <w:color w:val="1F4D78"/>
+          <w:sz w:val="21"/>
+        </w:rPr>
+        <w:t>——因此所有代码必须遵守本章约束，保证"开发机写的代码在服务器 3.8 上也能跑"。</w:t>
+      </w:r>
+    </w:p>
+    <w:p>
+      <w:pPr>
+        <w:pStyle w:val="Heading2"/>
+      </w:pPr>
+      <w:r>
+        <w:rPr>
+          <w:rFonts w:ascii="Calibri" w:hAnsi="Calibri" w:eastAsia="微软雅黑"/>
+          <w:b/>
+          <w:color w:val="2E74B5"/>
+          <w:sz w:val="26"/>
+        </w:rPr>
+        <w:t>9.1 为什么需要本章（一次真实事故的教训）</w:t>
+      </w:r>
+    </w:p>
+    <w:p>
+      <w:r>
+        <w:rPr>
+          <w:rFonts w:ascii="Consolas" w:hAnsi="Consolas" w:eastAsia="微软雅黑"/>
+          <w:b w:val="0"/>
+          <w:color w:val="333333"/>
+          <w:sz w:val="21"/>
+        </w:rPr>
+        <w:t>app.py</w:t>
+      </w:r>
+      <w:r>
+        <w:rPr>
+          <w:rFonts w:ascii="Calibri" w:hAnsi="Calibri" w:eastAsia="微软雅黑"/>
+          <w:b w:val="0"/>
+          <w:color w:val="333333"/>
+          <w:sz w:val="22"/>
+        </w:rPr>
+        <w:t xml:space="preserve"> 中曾有两处写法仅 </w:t>
+      </w:r>
+      <w:r>
+        <w:rPr>
+          <w:rFonts w:ascii="Calibri" w:hAnsi="Calibri" w:eastAsia="微软雅黑"/>
+          <w:b/>
+          <w:color w:val="333333"/>
+          <w:sz w:val="22"/>
+        </w:rPr>
+        <w:t>Python 3.12+</w:t>
+      </w:r>
+      <w:r>
+        <w:rPr>
+          <w:rFonts w:ascii="Calibri" w:hAnsi="Calibri" w:eastAsia="微软雅黑"/>
+          <w:b w:val="0"/>
+          <w:color w:val="333333"/>
+          <w:sz w:val="22"/>
+        </w:rPr>
+        <w:t xml:space="preserve"> 合法：</w:t>
+      </w:r>
+    </w:p>
+    <w:p>
+      <w:r>
+        <w:rPr>
+          <w:rFonts w:ascii="Calibri" w:hAnsi="Calibri" w:eastAsia="微软雅黑"/>
+          <w:b w:val="0"/>
+          <w:color w:val="333333"/>
+          <w:sz w:val="22"/>
+        </w:rPr>
+        <w:t>```python</w:t>
+      </w:r>
+    </w:p>
+    <w:p>
+      <w:pPr>
+        <w:pStyle w:val="Heading1"/>
+      </w:pPr>
+      <w:r>
+        <w:rPr>
+          <w:rFonts w:ascii="Calibri" w:hAnsi="Calibri" w:eastAsia="微软雅黑"/>
+          <w:b/>
+          <w:color w:val="2E74B5"/>
+          <w:sz w:val="32"/>
+        </w:rPr>
+        <w:t>✗ 事故代码（仅 Python 3.12+ 可用）</w:t>
+      </w:r>
+    </w:p>
+    <w:p>
+      <w:r>
+        <w:rPr>
+          <w:rFonts w:ascii="Calibri" w:hAnsi="Calibri" w:eastAsia="微软雅黑"/>
+          <w:b w:val="0"/>
+          <w:color w:val="333333"/>
+          <w:sz w:val="22"/>
+        </w:rPr>
+        <w:t>return [f"{d['\u5355\u4f4d\u540d\u79f0']}-{d['\u79d1\u5ba4\u540d\u79f0']}" for d in get_all_depts()]</w:t>
+      </w:r>
+    </w:p>
+    <w:p>
+      <w:pPr>
+        <w:spacing w:before="80" w:after="160"/>
+        <w:ind w:left="170" w:right="170"/>
+        <w:shd w:val="clear" w:color="auto" w:fill="F5F7FA"/>
+      </w:pPr>
+      <w:r>
+        <w:rPr>
+          <w:rFonts w:ascii="Consolas" w:hAnsi="Consolas" w:eastAsia="微软雅黑"/>
+          <w:color w:val="1F4D78"/>
+          <w:sz w:val="20"/>
+        </w:rPr>
+      </w:r>
+      <w:r>
+        <w:br/>
+      </w:r>
+      <w:r>
+        <w:rPr>
+          <w:rFonts w:ascii="Consolas" w:hAnsi="Consolas" w:eastAsia="微软雅黑"/>
+          <w:color w:val="1F4D78"/>
+          <w:sz w:val="20"/>
+        </w:rPr>
+        <w:t>该写法在 **3.11 及更早版本**上会在**编译源码阶段**报错（不是运行时异常）：</w:t>
+      </w:r>
+      <w:r>
+        <w:br/>
+      </w:r>
+      <w:r>
+        <w:rPr>
+          <w:rFonts w:ascii="Consolas" w:hAnsi="Consolas" w:eastAsia="微软雅黑"/>
+          <w:color w:val="1F4D78"/>
+          <w:sz w:val="20"/>
+        </w:rPr>
+      </w:r>
+    </w:p>
+    <w:p>
+      <w:r>
+        <w:rPr>
+          <w:rFonts w:ascii="Calibri" w:hAnsi="Calibri" w:eastAsia="微软雅黑"/>
+          <w:b w:val="0"/>
+          <w:color w:val="333333"/>
+          <w:sz w:val="22"/>
+        </w:rPr>
+        <w:t>SyntaxError: f-string expression part cannot include a backslash</w:t>
+      </w:r>
+    </w:p>
+    <w:p>
+      <w:pPr>
+        <w:spacing w:before="80" w:after="160"/>
+        <w:ind w:left="170" w:right="170"/>
+        <w:shd w:val="clear" w:color="auto" w:fill="F5F7FA"/>
+      </w:pPr>
+      <w:r>
+        <w:rPr>
+          <w:rFonts w:ascii="Consolas" w:hAnsi="Consolas" w:eastAsia="微软雅黑"/>
+          <w:color w:val="1F4D78"/>
+          <w:sz w:val="20"/>
+        </w:rPr>
+      </w:r>
+      <w:r>
+        <w:br/>
+      </w:r>
+      <w:r>
+        <w:rPr>
+          <w:rFonts w:ascii="Consolas" w:hAnsi="Consolas" w:eastAsia="微软雅黑"/>
+          <w:color w:val="1F4D78"/>
+          <w:sz w:val="20"/>
+        </w:rPr>
+        <w:t>表现为：**开发机（3.12）一切正常，部署到服务器（3.8）后 `import app` 直接失败、服务起不来**。</w:t>
+      </w:r>
+      <w:r>
+        <w:br/>
+      </w:r>
+      <w:r>
+        <w:rPr>
+          <w:rFonts w:ascii="Consolas" w:hAnsi="Consolas" w:eastAsia="微软雅黑"/>
+          <w:color w:val="1F4D78"/>
+          <w:sz w:val="20"/>
+        </w:rPr>
+        <w:t>现该处已按 9.3 的写法改正，并在原位置保留了注释说明。</w:t>
+      </w:r>
+      <w:r>
+        <w:br/>
+      </w:r>
+      <w:r>
+        <w:rPr>
+          <w:rFonts w:ascii="Consolas" w:hAnsi="Consolas" w:eastAsia="微软雅黑"/>
+          <w:color w:val="1F4D78"/>
+          <w:sz w:val="20"/>
+        </w:rPr>
+      </w:r>
+      <w:r>
+        <w:br/>
+      </w:r>
+      <w:r>
+        <w:rPr>
+          <w:rFonts w:ascii="Consolas" w:hAnsi="Consolas" w:eastAsia="微软雅黑"/>
+          <w:color w:val="1F4D78"/>
+          <w:sz w:val="20"/>
+        </w:rPr>
+        <w:t>### 9.2 硬性禁止清单</w:t>
+      </w:r>
+      <w:r>
+        <w:br/>
+      </w:r>
+      <w:r>
+        <w:rPr>
+          <w:rFonts w:ascii="Consolas" w:hAnsi="Consolas" w:eastAsia="微软雅黑"/>
+          <w:color w:val="1F4D78"/>
+          <w:sz w:val="20"/>
+        </w:rPr>
+      </w:r>
+      <w:r>
+        <w:br/>
+      </w:r>
+      <w:r>
+        <w:rPr>
+          <w:rFonts w:ascii="Consolas" w:hAnsi="Consolas" w:eastAsia="微软雅黑"/>
+          <w:color w:val="1F4D78"/>
+          <w:sz w:val="20"/>
+        </w:rPr>
+        <w:t>| 禁止 | 说明 |</w:t>
+      </w:r>
+      <w:r>
+        <w:br/>
+      </w:r>
+      <w:r>
+        <w:rPr>
+          <w:rFonts w:ascii="Consolas" w:hAnsi="Consolas" w:eastAsia="微软雅黑"/>
+          <w:color w:val="1F4D78"/>
+          <w:sz w:val="20"/>
+        </w:rPr>
+        <w:t>|---|---|</w:t>
+      </w:r>
+      <w:r>
+        <w:br/>
+      </w:r>
+      <w:r>
+        <w:rPr>
+          <w:rFonts w:ascii="Consolas" w:hAnsi="Consolas" w:eastAsia="微软雅黑"/>
+          <w:color w:val="1F4D78"/>
+          <w:sz w:val="20"/>
+        </w:rPr>
+        <w:t>| ❌ 在 **f-string 表达式内**出现**反斜杠** | 含 `\uXXXX`、`\n`、`\t`、`\"` 等；这是 Python 3.12（PEP 701）才放宽的限制。本项目中文列名以 `\uXXXX` 转义书写，**最容易踩这一条** |</w:t>
+      </w:r>
+      <w:r>
+        <w:br/>
+      </w:r>
+      <w:r>
+        <w:rPr>
+          <w:rFonts w:ascii="Consolas" w:hAnsi="Consolas" w:eastAsia="微软雅黑"/>
+          <w:color w:val="1F4D78"/>
+          <w:sz w:val="20"/>
+        </w:rPr>
+        <w:t>| ❌ 在 **f-string 表达式内**嵌套**同类引号** | 如 `f"{d["键"]}"`（外层与内层同为双引号）；3.12 才允许。外层双引号时，内层必须用单引号 |</w:t>
+      </w:r>
+      <w:r>
+        <w:br/>
+      </w:r>
+      <w:r>
+        <w:rPr>
+          <w:rFonts w:ascii="Consolas" w:hAnsi="Consolas" w:eastAsia="微软雅黑"/>
+          <w:color w:val="1F4D78"/>
+          <w:sz w:val="20"/>
+        </w:rPr>
+        <w:t>| ❌ 使用 **3.9+** 特性 | `str.removeprefix/removesuffix`、`dict1 \| dict2` 字典合并、`list[str]`/`dict[str,int]` 等内建泛型注解（注解会被求值）、`functools.cache`、`zoneinfo`、`graphlib`、`tomllib`、`math.lcm` |</w:t>
+      </w:r>
+      <w:r>
+        <w:br/>
+      </w:r>
+      <w:r>
+        <w:rPr>
+          <w:rFonts w:ascii="Consolas" w:hAnsi="Consolas" w:eastAsia="微软雅黑"/>
+          <w:color w:val="1F4D78"/>
+          <w:sz w:val="20"/>
+        </w:rPr>
+        <w:t>| ❌ 使用 **3.10+ / 3.11+** 特性 | `match/case`、`X \| Y` 联合类型注解、带括号的多上下文管理器（3.10）、`typing.Self`、`ExceptionGroup`/`except*`（3.11） |</w:t>
+      </w:r>
+      <w:r>
+        <w:br/>
+      </w:r>
+      <w:r>
+        <w:rPr>
+          <w:rFonts w:ascii="Consolas" w:hAnsi="Consolas" w:eastAsia="微软雅黑"/>
+          <w:color w:val="1F4D78"/>
+          <w:sz w:val="20"/>
+        </w:rPr>
+        <w:t>| ✅ 允许 | 海象运算符 `:=`（3.8+）、f-string 基本用法、`typing.List[str]` 等 `typing` 泛型、f-string `=` 调试写法（3.8+） |</w:t>
+      </w:r>
+      <w:r>
+        <w:br/>
+      </w:r>
+      <w:r>
+        <w:rPr>
+          <w:rFonts w:ascii="Consolas" w:hAnsi="Consolas" w:eastAsia="微软雅黑"/>
+          <w:color w:val="1F4D78"/>
+          <w:sz w:val="20"/>
+        </w:rPr>
+      </w:r>
+      <w:r>
+        <w:br/>
+      </w:r>
+      <w:r>
+        <w:rPr>
+          <w:rFonts w:ascii="Consolas" w:hAnsi="Consolas" w:eastAsia="微软雅黑"/>
+          <w:color w:val="1F4D78"/>
+          <w:sz w:val="20"/>
+        </w:rPr>
+        <w:t>&gt; 注：**`#` 注释里写 `\uXXXX` 没问题**（注释不参与转义解析）；但**普通字符串/文档字符串里**若要表达"字面的 `\uXXXX`"，必须写成 `\\uXXXX`（双反斜杠），否则会被当成 Unicode 转义而报 `truncated \uXXXX escape`。</w:t>
+      </w:r>
+      <w:r>
+        <w:br/>
+      </w:r>
+      <w:r>
+        <w:rPr>
+          <w:rFonts w:ascii="Consolas" w:hAnsi="Consolas" w:eastAsia="微软雅黑"/>
+          <w:color w:val="1F4D78"/>
+          <w:sz w:val="20"/>
+        </w:rPr>
+      </w:r>
+      <w:r>
+        <w:br/>
+      </w:r>
+      <w:r>
+        <w:rPr>
+          <w:rFonts w:ascii="Consolas" w:hAnsi="Consolas" w:eastAsia="微软雅黑"/>
+          <w:color w:val="1F4D78"/>
+          <w:sz w:val="20"/>
+        </w:rPr>
+        <w:t>### 9.3 正确写法（推荐范式）</w:t>
+      </w:r>
+      <w:r>
+        <w:br/>
+      </w:r>
+      <w:r>
+        <w:rPr>
+          <w:rFonts w:ascii="Consolas" w:hAnsi="Consolas" w:eastAsia="微软雅黑"/>
+          <w:color w:val="1F4D78"/>
+          <w:sz w:val="20"/>
+        </w:rPr>
+      </w:r>
+      <w:r>
+        <w:br/>
+      </w:r>
+      <w:r>
+        <w:rPr>
+          <w:rFonts w:ascii="Consolas" w:hAnsi="Consolas" w:eastAsia="微软雅黑"/>
+          <w:color w:val="1F4D78"/>
+          <w:sz w:val="20"/>
+        </w:rPr>
+        <w:t>**把含转义的取值放到 f-string 外面**，f-string 内只引用变量：</w:t>
+      </w:r>
+      <w:r>
+        <w:br/>
+      </w:r>
+      <w:r>
+        <w:rPr>
+          <w:rFonts w:ascii="Consolas" w:hAnsi="Consolas" w:eastAsia="微软雅黑"/>
+          <w:color w:val="1F4D78"/>
+          <w:sz w:val="20"/>
+        </w:rPr>
+      </w:r>
+      <w:r>
+        <w:br/>
+      </w:r>
+      <w:r>
+        <w:rPr>
+          <w:rFonts w:ascii="Consolas" w:hAnsi="Consolas" w:eastAsia="微软雅黑"/>
+          <w:color w:val="1F4D78"/>
+          <w:sz w:val="20"/>
+        </w:rPr>
+        <w:t>```python</w:t>
+      </w:r>
+      <w:r>
+        <w:br/>
+      </w:r>
+      <w:r>
+        <w:rPr>
+          <w:rFonts w:ascii="Consolas" w:hAnsi="Consolas" w:eastAsia="微软雅黑"/>
+          <w:color w:val="1F4D78"/>
+          <w:sz w:val="20"/>
+        </w:rPr>
+        <w:t># ✓ 允许：取值语句在 f-string 之外，f-string 内只有变量</w:t>
+      </w:r>
+      <w:r>
+        <w:br/>
+      </w:r>
+      <w:r>
+        <w:rPr>
+          <w:rFonts w:ascii="Consolas" w:hAnsi="Consolas" w:eastAsia="微软雅黑"/>
+          <w:color w:val="1F4D78"/>
+          <w:sz w:val="20"/>
+        </w:rPr>
+        <w:t>def _dept_display(d):</w:t>
+      </w:r>
+      <w:r>
+        <w:br/>
+      </w:r>
+      <w:r>
+        <w:rPr>
+          <w:rFonts w:ascii="Consolas" w:hAnsi="Consolas" w:eastAsia="微软雅黑"/>
+          <w:color w:val="1F4D78"/>
+          <w:sz w:val="20"/>
+        </w:rPr>
+        <w:t xml:space="preserve">    """返回部门的显示名「单位名称-科室名称」（兼容 Python 3.8 ~ 3.12）。"""</w:t>
+      </w:r>
+      <w:r>
+        <w:br/>
+      </w:r>
+      <w:r>
+        <w:rPr>
+          <w:rFonts w:ascii="Consolas" w:hAnsi="Consolas" w:eastAsia="微软雅黑"/>
+          <w:color w:val="1F4D78"/>
+          <w:sz w:val="20"/>
+        </w:rPr>
+        <w:t xml:space="preserve">    unit = d["\u5355\u4f4d\u540d\u79f0"]      # 单位名称</w:t>
+      </w:r>
+      <w:r>
+        <w:br/>
+      </w:r>
+      <w:r>
+        <w:rPr>
+          <w:rFonts w:ascii="Consolas" w:hAnsi="Consolas" w:eastAsia="微软雅黑"/>
+          <w:color w:val="1F4D78"/>
+          <w:sz w:val="20"/>
+        </w:rPr>
+        <w:t xml:space="preserve">    room = d["\u79d1\u5ba4\u540d\u79f0"]      # 科室名称</w:t>
+      </w:r>
+      <w:r>
+        <w:br/>
+      </w:r>
+      <w:r>
+        <w:rPr>
+          <w:rFonts w:ascii="Consolas" w:hAnsi="Consolas" w:eastAsia="微软雅黑"/>
+          <w:color w:val="1F4D78"/>
+          <w:sz w:val="20"/>
+        </w:rPr>
+        <w:t xml:space="preserve">    return f"{unit}-{room}"                   # 表达式内无反斜杠、无同类引号嵌套</w:t>
+      </w:r>
+    </w:p>
+    <w:p>
+      <w:r>
+        <w:rPr>
+          <w:rFonts w:ascii="Calibri" w:hAnsi="Calibri" w:eastAsia="微软雅黑"/>
+          <w:b w:val="0"/>
+          <w:color w:val="333333"/>
+          <w:sz w:val="22"/>
+        </w:rPr>
+        <w:t>等效的两种替代写法（同样兼容 3.8）：</w:t>
+      </w:r>
+    </w:p>
+    <w:p>
+      <w:r>
+        <w:rPr>
+          <w:rFonts w:ascii="Calibri" w:hAnsi="Calibri" w:eastAsia="微软雅黑"/>
+          <w:b w:val="0"/>
+          <w:color w:val="333333"/>
+          <w:sz w:val="22"/>
+        </w:rPr>
+        <w:t>```python</w:t>
+      </w:r>
+    </w:p>
+    <w:p>
+      <w:pPr>
+        <w:pStyle w:val="Heading1"/>
+      </w:pPr>
+      <w:r>
+        <w:rPr>
+          <w:rFonts w:ascii="Calibri" w:hAnsi="Calibri" w:eastAsia="微软雅黑"/>
+          <w:b/>
+          <w:color w:val="2E74B5"/>
+          <w:sz w:val="32"/>
+        </w:rPr>
+        <w:t>备选一：str.format()（参数不属于 f-string 表达式，反斜杠不受限制）</w:t>
+      </w:r>
+    </w:p>
+    <w:p>
+      <w:r>
+        <w:rPr>
+          <w:rFonts w:ascii="Calibri" w:hAnsi="Calibri" w:eastAsia="微软雅黑"/>
+          <w:b w:val="0"/>
+          <w:color w:val="333333"/>
+          <w:sz w:val="22"/>
+        </w:rPr>
+        <w:t>display = "{}-{}".format(d["\u5355\u4f4d\u540d\u79f0"], d["\u79d1\u5ba4\u540d\u79f0"])</w:t>
+      </w:r>
+    </w:p>
+    <w:p>
+      <w:pPr>
+        <w:pStyle w:val="Heading1"/>
+      </w:pPr>
+      <w:r>
+        <w:rPr>
+          <w:rFonts w:ascii="Calibri" w:hAnsi="Calibri" w:eastAsia="微软雅黑"/>
+          <w:b/>
+          <w:color w:val="2E74B5"/>
+          <w:sz w:val="32"/>
+        </w:rPr>
+        <w:t>备选二：字符串拼接</w:t>
+      </w:r>
+    </w:p>
+    <w:p>
+      <w:r>
+        <w:rPr>
+          <w:rFonts w:ascii="Calibri" w:hAnsi="Calibri" w:eastAsia="微软雅黑"/>
+          <w:b w:val="0"/>
+          <w:color w:val="333333"/>
+          <w:sz w:val="22"/>
+        </w:rPr>
+        <w:t>display = d["\u5355\u4f4d\u540d\u79f0"] + "-" + d["\u79d1\u5ba4\u540d\u79f0"]</w:t>
+      </w:r>
+    </w:p>
+    <w:p>
+      <w:pPr>
+        <w:spacing w:before="80" w:after="160"/>
+        <w:ind w:left="170" w:right="170"/>
+        <w:shd w:val="clear" w:color="auto" w:fill="F5F7FA"/>
+      </w:pPr>
+      <w:r>
+        <w:rPr>
+          <w:rFonts w:ascii="Consolas" w:hAnsi="Consolas" w:eastAsia="微软雅黑"/>
+          <w:color w:val="1F4D78"/>
+          <w:sz w:val="20"/>
+        </w:rPr>
+      </w:r>
+      <w:r>
+        <w:br/>
+      </w:r>
+      <w:r>
+        <w:rPr>
+          <w:rFonts w:ascii="Consolas" w:hAnsi="Consolas" w:eastAsia="微软雅黑"/>
+          <w:color w:val="1F4D78"/>
+          <w:sz w:val="20"/>
+        </w:rPr>
+        <w:t>### 9.4 提交前自检（强烈建议纳入日常）</w:t>
+      </w:r>
+      <w:r>
+        <w:br/>
+      </w:r>
+      <w:r>
+        <w:rPr>
+          <w:rFonts w:ascii="Consolas" w:hAnsi="Consolas" w:eastAsia="微软雅黑"/>
+          <w:color w:val="1F4D78"/>
+          <w:sz w:val="20"/>
+        </w:rPr>
+      </w:r>
+      <w:r>
+        <w:br/>
+      </w:r>
+      <w:r>
+        <w:rPr>
+          <w:rFonts w:ascii="Consolas" w:hAnsi="Consolas" w:eastAsia="微软雅黑"/>
+          <w:color w:val="1F4D78"/>
+          <w:sz w:val="20"/>
+        </w:rPr>
+        <w:t>在开发机上装一个 **Python 3.8**（可直接使用服务器同版本，或用官方 embeddable 版），提交前执行：</w:t>
+      </w:r>
+      <w:r>
+        <w:br/>
+      </w:r>
+      <w:r>
+        <w:rPr>
+          <w:rFonts w:ascii="Consolas" w:hAnsi="Consolas" w:eastAsia="微软雅黑"/>
+          <w:color w:val="1F4D78"/>
+          <w:sz w:val="20"/>
+        </w:rPr>
+      </w:r>
+      <w:r>
+        <w:br/>
+      </w:r>
+      <w:r>
+        <w:rPr>
+          <w:rFonts w:ascii="Consolas" w:hAnsi="Consolas" w:eastAsia="微软雅黑"/>
+          <w:color w:val="1F4D78"/>
+          <w:sz w:val="20"/>
+        </w:rPr>
+        <w:t>```bash</w:t>
+      </w:r>
+      <w:r>
+        <w:br/>
+      </w:r>
+      <w:r>
+        <w:rPr>
+          <w:rFonts w:ascii="Consolas" w:hAnsi="Consolas" w:eastAsia="微软雅黑"/>
+          <w:color w:val="1F4D78"/>
+          <w:sz w:val="20"/>
+        </w:rPr>
+        <w:t>python3.8 -m py_compile app.py contract_no.py      # 退出码 0 即通过</w:t>
+      </w:r>
+      <w:r>
+        <w:br/>
+      </w:r>
+      <w:r>
+        <w:rPr>
+          <w:rFonts w:ascii="Consolas" w:hAnsi="Consolas" w:eastAsia="微软雅黑"/>
+          <w:color w:val="1F4D78"/>
+          <w:sz w:val="20"/>
+        </w:rPr>
+        <w:t>python3.8 -m compileall -q .                       # 更彻底：编译整个目录</w:t>
+      </w:r>
+    </w:p>
+    <w:p>
+      <w:r>
+        <w:rPr>
+          <w:rFonts w:ascii="Calibri" w:hAnsi="Calibri" w:eastAsia="微软雅黑"/>
+          <w:b w:val="0"/>
+          <w:color w:val="333333"/>
+          <w:sz w:val="22"/>
+        </w:rPr>
+        <w:t>只要这条命令通过，代码就能在服务器上导入运行；</w:t>
+      </w:r>
+      <w:r>
+        <w:rPr>
+          <w:rFonts w:ascii="Calibri" w:hAnsi="Calibri" w:eastAsia="微软雅黑"/>
+          <w:b/>
+          <w:color w:val="333333"/>
+          <w:sz w:val="22"/>
+        </w:rPr>
+        <w:t>开发仍可用 3.12 进行</w:t>
+      </w:r>
+      <w:r>
+        <w:rPr>
+          <w:rFonts w:ascii="Calibri" w:hAnsi="Calibri" w:eastAsia="微软雅黑"/>
+          <w:b w:val="0"/>
+          <w:color w:val="333333"/>
+          <w:sz w:val="22"/>
+        </w:rPr>
+        <w:t>（只是不能用 3.12 专有语法）。</w:t>
+      </w:r>
+    </w:p>
+    <w:p>
+      <w:r>
+        <w:rPr>
+          <w:rFonts w:ascii="Calibri" w:hAnsi="Calibri" w:eastAsia="微软雅黑"/>
+          <w:b/>
+          <w:color w:val="333333"/>
+          <w:sz w:val="22"/>
+        </w:rPr>
+        <w:t>改动前端（`templates/index.html`）时额外必做</w:t>
+      </w:r>
+      <w:r>
+        <w:rPr>
+          <w:rFonts w:ascii="Calibri" w:hAnsi="Calibri" w:eastAsia="微软雅黑"/>
+          <w:b w:val="0"/>
+          <w:color w:val="333333"/>
+          <w:sz w:val="22"/>
+        </w:rPr>
+        <w:t>：启动服务后执行前端冒烟脚本，确认各视图仍能正常渲染——</w:t>
+      </w:r>
+    </w:p>
+    <w:p>
+      <w:r>
+        <w:rPr>
+          <w:rFonts w:ascii="Calibri" w:hAnsi="Calibri" w:eastAsia="微软雅黑"/>
+          <w:b w:val="0"/>
+          <w:color w:val="333333"/>
+          <w:sz w:val="22"/>
+        </w:rPr>
+        <w:t>```bash</w:t>
+      </w:r>
+    </w:p>
+    <w:p>
+      <w:r>
+        <w:rPr>
+          <w:rFonts w:ascii="Calibri" w:hAnsi="Calibri" w:eastAsia="微软雅黑"/>
+          <w:b w:val="0"/>
+          <w:color w:val="333333"/>
+          <w:sz w:val="22"/>
+        </w:rPr>
+        <w:t>node tools/browser_smoke.mjs --base http://127.0.0.1:5000     # 退出码 0 即通过</w:t>
+      </w:r>
+    </w:p>
+    <w:p>
+      <w:pPr>
+        <w:spacing w:before="80" w:after="160"/>
+        <w:ind w:left="170" w:right="170"/>
+        <w:shd w:val="clear" w:color="auto" w:fill="F5F7FA"/>
+      </w:pPr>
+      <w:r>
+        <w:rPr>
+          <w:rFonts w:ascii="Consolas" w:hAnsi="Consolas" w:eastAsia="微软雅黑"/>
+          <w:color w:val="1F4D78"/>
+          <w:sz w:val="20"/>
+        </w:rPr>
+      </w:r>
+      <w:r>
+        <w:br/>
+      </w:r>
+      <w:r>
+        <w:rPr>
+          <w:rFonts w:ascii="Consolas" w:hAnsi="Consolas" w:eastAsia="微软雅黑"/>
+          <w:color w:val="1F4D78"/>
+          <w:sz w:val="20"/>
+        </w:rPr>
+        <w:t>该脚本用真实浏览器逐个切换左侧 9 个菜单视图并捕捉控制台报错，可拦住"未声明的 `ref`、模板作用域错误、`v-if`/`v-else` 配对错误"导致的**空白页**（V1.8.5 两次真实事故均由此发现）。发版前请一并执行 **5.4 节**的完整检查单。</w:t>
       </w:r>
       <w:r>
         <w:br/>
@@ -9800,6 +13112,12 @@
     <w:abstractNumId w:val="7"/>
   </w:num>
   <w:num w:numId="11">
+    <w:abstractNumId w:val="7"/>
+  </w:num>
+  <w:num w:numId="12">
+    <w:abstractNumId w:val="7"/>
+  </w:num>
+  <w:num w:numId="13">
     <w:abstractNumId w:val="7"/>
   </w:num>
 </w:numbering>
